--- a/docs/Anexo_Evidencias_Lentidao_Producao.docx
+++ b/docs/Anexo_Evidencias_Lentidao_Producao.docx
@@ -2,49 +2,150 @@
 <file path=word/document.xml><?xml version="1.0" encoding="utf-8"?>
 <w:document xmlns:wpc="http://schemas.microsoft.com/office/word/2010/wordprocessingCanvas" xmlns:mo="http://schemas.microsoft.com/office/mac/office/2008/main" xmlns:mc="http://schemas.openxmlformats.org/markup-compatibility/2006" xmlns:mv="urn:schemas-microsoft-com:mac:vml" xmlns:o="urn:schemas-microsoft-com:office:office" xmlns:r="http://schemas.openxmlformats.org/officeDocument/2006/relationships" xmlns:m="http://schemas.openxmlformats.org/officeDocument/2006/math" xmlns:v="urn:schemas-microsoft-com:vml" xmlns:wp14="http://schemas.microsoft.com/office/word/2010/wordprocessingDrawing" xmlns:wp="http://schemas.openxmlformats.org/drawingml/2006/wordprocessingDrawing" xmlns:w10="urn:schemas-microsoft-com:office:word" xmlns:w="http://schemas.openxmlformats.org/wordprocessingml/2006/main" xmlns:w14="http://schemas.microsoft.com/office/word/2010/wordml" xmlns:wpg="http://schemas.microsoft.com/office/word/2010/wordprocessingGroup" xmlns:wpi="http://schemas.microsoft.com/office/word/2010/wordprocessingInk" xmlns:wne="http://schemas.microsoft.com/office/word/2006/wordml" xmlns:wps="http://schemas.microsoft.com/office/word/2010/wordprocessingShape" mc:Ignorable="w14 wp14">
   <w:body>
-    <w:p>
-      <w:pPr>
-        <w:jc w:val="center"/>
-      </w:pPr>
-      <w:r>
-        <w:rPr>
-          <w:rFonts w:ascii="Calibri" w:hAnsi="Calibri" w:eastAsia="Calibri"/>
-          <w:b/>
-          <w:color w:val="1F4E79"/>
-          <w:sz w:val="32"/>
-        </w:rPr>
-        <w:t>Anexo de Evidências — Ofensores de Lentidão na Produção</w:t>
-      </w:r>
-    </w:p>
-    <w:p>
-      <w:pPr>
-        <w:jc w:val="center"/>
-      </w:pPr>
-      <w:r>
-        <w:rPr>
-          <w:rFonts w:ascii="Calibri" w:hAnsi="Calibri" w:eastAsia="Calibri"/>
-          <w:b w:val="0"/>
-          <w:color w:val="595959"/>
-          <w:sz w:val="22"/>
-        </w:rPr>
-        <w:t>Documento de suporte à apresentação estratégica (TI · Área Técnica · Engenharia)</w:t>
-      </w:r>
-    </w:p>
     <w:tbl>
       <w:tblPr>
-        <w:tblStyle w:val="TableGrid"/>
         <w:tblW w:type="auto" w:w="0"/>
         <w:tblLook w:firstColumn="1" w:firstRow="1" w:lastColumn="0" w:lastRow="0" w:noHBand="0" w:noVBand="1" w:val="04A0"/>
+        <w:tblBorders>
+          <w:top w:val="single" w:sz="0" w:color="0F2C59"/>
+          <w:left w:val="single" w:sz="0" w:color="0F2C59"/>
+          <w:bottom w:val="single" w:sz="0" w:color="0F2C59"/>
+          <w:right w:val="single" w:sz="0" w:color="0F2C59"/>
+          <w:insideH w:val="single" w:sz="0" w:color="0F2C59"/>
+          <w:insideV w:val="single" w:sz="0" w:color="0F2C59"/>
+        </w:tblBorders>
       </w:tblPr>
       <w:tblGrid>
-        <w:gridCol w:w="4986"/>
-        <w:gridCol w:w="4986"/>
+        <w:gridCol w:w="9866"/>
       </w:tblGrid>
       <w:tr>
         <w:tc>
           <w:tcPr>
-            <w:tcW w:type="dxa" w:w="4986"/>
-            <w:shd w:fill="D6E3F0" w:val="clear"/>
+            <w:tcW w:type="dxa" w:w="9866"/>
+            <w:shd w:fill="0F2C59" w:val="clear"/>
+          </w:tcPr>
+          <w:p>
+            <w:pPr>
+              <w:jc w:val="center"/>
+            </w:pPr>
+            <w:r/>
+            <w:r>
+              <w:rPr>
+                <w:rFonts w:ascii="Calibri" w:hAnsi="Calibri" w:eastAsia="Calibri"/>
+                <w:b/>
+                <w:color w:val="9BC9E0"/>
+                <w:sz w:val="22"/>
+              </w:rPr>
+              <w:br/>
+              <w:t>ANEXO DE EVIDÊNCIAS</w:t>
+            </w:r>
+          </w:p>
+          <w:p>
+            <w:pPr>
+              <w:jc w:val="center"/>
+            </w:pPr>
+            <w:r>
+              <w:rPr>
+                <w:rFonts w:ascii="Calibri" w:hAnsi="Calibri" w:eastAsia="Calibri"/>
+                <w:b/>
+                <w:color w:val="FFFFFF"/>
+                <w:sz w:val="36"/>
+              </w:rPr>
+              <w:t>Comprovação dos Ofensores de Lentidão</w:t>
+            </w:r>
+          </w:p>
+          <w:p>
+            <w:pPr>
+              <w:jc w:val="center"/>
+            </w:pPr>
+            <w:r>
+              <w:rPr>
+                <w:rFonts w:ascii="Calibri" w:hAnsi="Calibri" w:eastAsia="Calibri"/>
+                <w:b w:val="0"/>
+                <w:color w:val="D6E3F0"/>
+                <w:sz w:val="22"/>
+              </w:rPr>
+              <w:t>Suporte à apresentação gerencial  ·  TI / Área Técnica / Engenharia</w:t>
+              <w:br/>
+            </w:r>
+          </w:p>
+        </w:tc>
+      </w:tr>
+      <w:tr>
+        <w:tc>
+          <w:tcPr>
+            <w:tcW w:type="dxa" w:w="9866"/>
+            <w:shd w:fill="1B6B93" w:val="clear"/>
+            <w:vAlign w:val="center"/>
+          </w:tcPr>
+          <w:p>
+            <w:pPr>
+              <w:jc w:val="center"/>
+            </w:pPr>
+            <w:r/>
+            <w:r>
+              <w:rPr>
+                <w:rFonts w:ascii="Calibri" w:hAnsi="Calibri" w:eastAsia="Calibri"/>
+                <w:b/>
+                <w:color w:val="FFFFFF"/>
+                <w:sz w:val="18"/>
+              </w:rPr>
+              <w:t xml:space="preserve">  Evidência visual e sistêmica  ·  Causa raiz observável  ·  Responsabilidade clara</w:t>
+            </w:r>
+          </w:p>
+        </w:tc>
+      </w:tr>
+      <w:tr>
+        <w:tc>
+          <w:tcPr>
+            <w:tcW w:type="dxa" w:w="9866"/>
+            <w:shd w:fill="F7F9FC" w:val="clear"/>
+            <w:vAlign w:val="center"/>
+          </w:tcPr>
+          <w:p>
+            <w:pPr>
+              <w:jc w:val="center"/>
+            </w:pPr>
+            <w:r/>
+            <w:r>
+              <w:rPr>
+                <w:rFonts w:ascii="Calibri" w:hAnsi="Calibri" w:eastAsia="Calibri"/>
+                <w:b w:val="0"/>
+                <w:color w:val="4A4A4A"/>
+                <w:sz w:val="18"/>
+              </w:rPr>
+              <w:t xml:space="preserve">  Documento REL-TI-PROD-001-ANEXO  |  Data ____/____/________</w:t>
+            </w:r>
+          </w:p>
+        </w:tc>
+      </w:tr>
+    </w:tbl>
+    <w:p>
+      <w:pPr>
+        <w:spacing w:after="160"/>
+      </w:pPr>
+    </w:p>
+    <w:tbl>
+      <w:tblPr>
+        <w:tblW w:type="auto" w:w="0"/>
+        <w:tblLayout w:type="autofit"/>
+        <w:tblLook w:firstColumn="1" w:firstRow="1" w:lastColumn="0" w:lastRow="0" w:noHBand="0" w:noVBand="1" w:val="04A0"/>
+      </w:tblPr>
+      <w:tblGrid>
+        <w:gridCol w:w="9866"/>
+      </w:tblGrid>
+      <w:tr>
+        <w:tc>
+          <w:tcPr>
+            <w:tcW w:type="dxa" w:w="9866"/>
+            <w:shd w:fill="0F2C59" w:val="clear"/>
+            <w:vAlign w:val="center"/>
+            <w:tcBorders>
+              <w:top w:val="nil" w:sz="0" w:color="0F2C59"/>
+              <w:left w:val="nil" w:sz="0" w:color="0F2C59"/>
+              <w:bottom w:val="nil" w:sz="0" w:color="0F2C59"/>
+              <w:right w:val="nil" w:sz="0" w:color="0F2C59"/>
+            </w:tcBorders>
           </w:tcPr>
           <w:p>
             <w:r/>
@@ -52,160 +153,50 @@
               <w:rPr>
                 <w:rFonts w:ascii="Calibri" w:hAnsi="Calibri" w:eastAsia="Calibri"/>
                 <w:b/>
-                <w:sz w:val="20"/>
+                <w:color w:val="FFFFFF"/>
+                <w:sz w:val="24"/>
               </w:rPr>
-              <w:t>Documento</w:t>
-            </w:r>
-          </w:p>
-        </w:tc>
-        <w:tc>
-          <w:tcPr>
-            <w:tcW w:type="dxa" w:w="4986"/>
-          </w:tcPr>
-          <w:p>
-            <w:r/>
-            <w:r>
-              <w:rPr>
-                <w:rFonts w:ascii="Calibri" w:hAnsi="Calibri" w:eastAsia="Calibri"/>
-                <w:b w:val="0"/>
-                <w:sz w:val="20"/>
-              </w:rPr>
-              <w:t>REL-TI-PROD-001-ANEXO</w:t>
-            </w:r>
-          </w:p>
-        </w:tc>
-      </w:tr>
-      <w:tr>
-        <w:tc>
-          <w:tcPr>
-            <w:tcW w:type="dxa" w:w="4986"/>
-            <w:shd w:fill="D6E3F0" w:val="clear"/>
-          </w:tcPr>
-          <w:p>
-            <w:r/>
-            <w:r>
-              <w:rPr>
-                <w:rFonts w:ascii="Calibri" w:hAnsi="Calibri" w:eastAsia="Calibri"/>
-                <w:b/>
-                <w:sz w:val="20"/>
-              </w:rPr>
-              <w:t>Data</w:t>
-            </w:r>
-          </w:p>
-        </w:tc>
-        <w:tc>
-          <w:tcPr>
-            <w:tcW w:type="dxa" w:w="4986"/>
-          </w:tcPr>
-          <w:p>
-            <w:r/>
-            <w:r>
-              <w:rPr>
-                <w:rFonts w:ascii="Calibri" w:hAnsi="Calibri" w:eastAsia="Calibri"/>
-                <w:b w:val="0"/>
-                <w:sz w:val="20"/>
-              </w:rPr>
-              <w:t>____/____/________</w:t>
-            </w:r>
-          </w:p>
-        </w:tc>
-      </w:tr>
-      <w:tr>
-        <w:tc>
-          <w:tcPr>
-            <w:tcW w:type="dxa" w:w="4986"/>
-            <w:shd w:fill="D6E3F0" w:val="clear"/>
-          </w:tcPr>
-          <w:p>
-            <w:r/>
-            <w:r>
-              <w:rPr>
-                <w:rFonts w:ascii="Calibri" w:hAnsi="Calibri" w:eastAsia="Calibri"/>
-                <w:b/>
-                <w:sz w:val="20"/>
-              </w:rPr>
-              <w:t>Público</w:t>
-            </w:r>
-          </w:p>
-        </w:tc>
-        <w:tc>
-          <w:tcPr>
-            <w:tcW w:type="dxa" w:w="4986"/>
-          </w:tcPr>
-          <w:p>
-            <w:r/>
-            <w:r>
-              <w:rPr>
-                <w:rFonts w:ascii="Calibri" w:hAnsi="Calibri" w:eastAsia="Calibri"/>
-                <w:b w:val="0"/>
-                <w:sz w:val="20"/>
-              </w:rPr>
-              <w:t>Gerência de Engenharia · Área Técnica · TI</w:t>
+              <w:t xml:space="preserve">  Índice rápido</w:t>
             </w:r>
           </w:p>
         </w:tc>
       </w:tr>
     </w:tbl>
-    <w:p/>
     <w:p>
       <w:pPr>
-        <w:pStyle w:val="Heading1"/>
+        <w:spacing w:before="40" w:after="80"/>
       </w:pPr>
-      <w:r>
-        <w:rPr>
-          <w:rFonts w:ascii="Calibri" w:hAnsi="Calibri" w:eastAsia="Calibri"/>
-          <w:b/>
-          <w:sz w:val="30"/>
-        </w:rPr>
-        <w:t>1. Objetivo deste anexo</w:t>
-      </w:r>
-    </w:p>
-    <w:p>
-      <w:pPr>
-        <w:spacing w:after="120"/>
-      </w:pPr>
-      <w:r>
-        <w:rPr>
-          <w:rFonts w:ascii="Calibri" w:hAnsi="Calibri" w:eastAsia="Calibri"/>
-          <w:b w:val="0"/>
-          <w:sz w:val="22"/>
-        </w:rPr>
-        <w:t>Comprovar, com evidência visual e sistêmica, os ofensores que geram lentidão e interrupção na linha — reforçando que a causa raiz, na maioria dos casos, está em condição de posto, cabeamento e configuração de processo, e não em “falha padrão de TI”.</w:t>
-      </w:r>
-    </w:p>
-    <w:p>
-      <w:pPr>
-        <w:pStyle w:val="Heading1"/>
-      </w:pPr>
-      <w:r>
-        <w:rPr>
-          <w:rFonts w:ascii="Calibri" w:hAnsi="Calibri" w:eastAsia="Calibri"/>
-          <w:b/>
-          <w:sz w:val="30"/>
-        </w:rPr>
-        <w:t>2. Índice das evidências</w:t>
-      </w:r>
     </w:p>
     <w:tbl>
       <w:tblPr>
-        <w:tblStyle w:val="TableGrid"/>
         <w:tblW w:type="auto" w:w="0"/>
-        <w:jc w:val="center"/>
         <w:tblLook w:firstColumn="1" w:firstRow="1" w:lastColumn="0" w:lastRow="0" w:noHBand="0" w:noVBand="1" w:val="04A0"/>
+        <w:tblBorders>
+          <w:top w:val="single" w:sz="4" w:color="D0D7DE"/>
+          <w:left w:val="single" w:sz="4" w:color="D0D7DE"/>
+          <w:bottom w:val="single" w:sz="4" w:color="D0D7DE"/>
+          <w:right w:val="single" w:sz="4" w:color="D0D7DE"/>
+          <w:insideH w:val="single" w:sz="4" w:color="D0D7DE"/>
+          <w:insideV w:val="single" w:sz="4" w:color="D0D7DE"/>
+        </w:tblBorders>
       </w:tblPr>
       <w:tblGrid>
-        <w:gridCol w:w="2493"/>
-        <w:gridCol w:w="2493"/>
-        <w:gridCol w:w="2493"/>
-        <w:gridCol w:w="2493"/>
+        <w:gridCol w:w="2466"/>
+        <w:gridCol w:w="2466"/>
+        <w:gridCol w:w="2466"/>
+        <w:gridCol w:w="2466"/>
       </w:tblGrid>
       <w:tr>
         <w:tc>
           <w:tcPr>
-            <w:tcW w:type="dxa" w:w="2493"/>
-            <w:shd w:fill="1F4E79" w:val="clear"/>
+            <w:tcW w:type="dxa" w:w="2466"/>
+            <w:vAlign w:val="center"/>
+            <w:shd w:fill="0F2C59" w:val="clear"/>
           </w:tcPr>
           <w:p>
+            <w:pPr>
+              <w:jc w:val="center"/>
+            </w:pPr>
             <w:r/>
             <w:r>
               <w:rPr>
@@ -220,10 +211,14 @@
         </w:tc>
         <w:tc>
           <w:tcPr>
-            <w:tcW w:type="dxa" w:w="2493"/>
-            <w:shd w:fill="1F4E79" w:val="clear"/>
+            <w:tcW w:type="dxa" w:w="2466"/>
+            <w:vAlign w:val="center"/>
+            <w:shd w:fill="0F2C59" w:val="clear"/>
           </w:tcPr>
           <w:p>
+            <w:pPr>
+              <w:jc w:val="center"/>
+            </w:pPr>
             <w:r/>
             <w:r>
               <w:rPr>
@@ -238,10 +233,14 @@
         </w:tc>
         <w:tc>
           <w:tcPr>
-            <w:tcW w:type="dxa" w:w="2493"/>
-            <w:shd w:fill="1F4E79" w:val="clear"/>
+            <w:tcW w:type="dxa" w:w="2466"/>
+            <w:vAlign w:val="center"/>
+            <w:shd w:fill="0F2C59" w:val="clear"/>
           </w:tcPr>
           <w:p>
+            <w:pPr>
+              <w:jc w:val="center"/>
+            </w:pPr>
             <w:r/>
             <w:r>
               <w:rPr>
@@ -250,16 +249,20 @@
                 <w:color w:val="FFFFFF"/>
                 <w:sz w:val="18"/>
               </w:rPr>
-              <w:t>Ofensor</w:t>
+              <w:t>Palavra-chave</w:t>
             </w:r>
           </w:p>
         </w:tc>
         <w:tc>
           <w:tcPr>
-            <w:tcW w:type="dxa" w:w="2493"/>
-            <w:shd w:fill="1F4E79" w:val="clear"/>
+            <w:tcW w:type="dxa" w:w="2466"/>
+            <w:vAlign w:val="center"/>
+            <w:shd w:fill="0F2C59" w:val="clear"/>
           </w:tcPr>
           <w:p>
+            <w:pPr>
+              <w:jc w:val="center"/>
+            </w:pPr>
             <w:r/>
             <w:r>
               <w:rPr>
@@ -268,7 +271,7 @@
                 <w:color w:val="FFFFFF"/>
                 <w:sz w:val="18"/>
               </w:rPr>
-              <w:t>Área</w:t>
+              <w:t>Dono</w:t>
             </w:r>
           </w:p>
         </w:tc>
@@ -276,7 +279,31 @@
       <w:tr>
         <w:tc>
           <w:tcPr>
-            <w:tcW w:type="dxa" w:w="2493"/>
+            <w:tcW w:type="dxa" w:w="2466"/>
+            <w:vAlign w:val="center"/>
+            <w:shd w:fill="F7F9FC" w:val="clear"/>
+          </w:tcPr>
+          <w:p>
+            <w:pPr>
+              <w:jc w:val="center"/>
+            </w:pPr>
+            <w:r/>
+            <w:r>
+              <w:rPr>
+                <w:rFonts w:ascii="Calibri" w:hAnsi="Calibri" w:eastAsia="Calibri"/>
+                <w:b w:val="0"/>
+                <w:color w:val="4A4A4A"/>
+                <w:sz w:val="18"/>
+              </w:rPr>
+              <w:t>01</w:t>
+            </w:r>
+          </w:p>
+        </w:tc>
+        <w:tc>
+          <w:tcPr>
+            <w:tcW w:type="dxa" w:w="2466"/>
+            <w:vAlign w:val="center"/>
+            <w:shd w:fill="F7F9FC" w:val="clear"/>
           </w:tcPr>
           <w:p>
             <w:r/>
@@ -284,22 +311,7 @@
               <w:rPr>
                 <w:rFonts w:ascii="Calibri" w:hAnsi="Calibri" w:eastAsia="Calibri"/>
                 <w:b w:val="0"/>
-                <w:sz w:val="18"/>
-              </w:rPr>
-              <w:t>1</w:t>
-            </w:r>
-          </w:p>
-        </w:tc>
-        <w:tc>
-          <w:tcPr>
-            <w:tcW w:type="dxa" w:w="2493"/>
-          </w:tcPr>
-          <w:p>
-            <w:r/>
-            <w:r>
-              <w:rPr>
-                <w:rFonts w:ascii="Calibri" w:hAnsi="Calibri" w:eastAsia="Calibri"/>
-                <w:b w:val="0"/>
+                <w:color w:val="4A4A4A"/>
                 <w:sz w:val="18"/>
               </w:rPr>
               <w:t>Cabo RJ45 sem presilha</w:t>
@@ -308,7 +320,9 @@
         </w:tc>
         <w:tc>
           <w:tcPr>
-            <w:tcW w:type="dxa" w:w="2493"/>
+            <w:tcW w:type="dxa" w:w="2466"/>
+            <w:vAlign w:val="center"/>
+            <w:shd w:fill="F7F9FC" w:val="clear"/>
           </w:tcPr>
           <w:p>
             <w:r/>
@@ -316,15 +330,18 @@
               <w:rPr>
                 <w:rFonts w:ascii="Calibri" w:hAnsi="Calibri" w:eastAsia="Calibri"/>
                 <w:b w:val="0"/>
+                <w:color w:val="4A4A4A"/>
                 <w:sz w:val="18"/>
               </w:rPr>
-              <w:t>Queda de rede da RASP</w:t>
+              <w:t>Estabilidade de comunicação</w:t>
             </w:r>
           </w:p>
         </w:tc>
         <w:tc>
           <w:tcPr>
-            <w:tcW w:type="dxa" w:w="2493"/>
+            <w:tcW w:type="dxa" w:w="2466"/>
+            <w:vAlign w:val="center"/>
+            <w:shd w:fill="F7F9FC" w:val="clear"/>
           </w:tcPr>
           <w:p>
             <w:r/>
@@ -332,6 +349,7 @@
               <w:rPr>
                 <w:rFonts w:ascii="Calibri" w:hAnsi="Calibri" w:eastAsia="Calibri"/>
                 <w:b w:val="0"/>
+                <w:color w:val="4A4A4A"/>
                 <w:sz w:val="18"/>
               </w:rPr>
               <w:t>Área Técnica / Engenharia</w:t>
@@ -342,7 +360,31 @@
       <w:tr>
         <w:tc>
           <w:tcPr>
-            <w:tcW w:type="dxa" w:w="2493"/>
+            <w:tcW w:type="dxa" w:w="2466"/>
+            <w:vAlign w:val="center"/>
+            <w:shd w:fill="FFFFFF" w:val="clear"/>
+          </w:tcPr>
+          <w:p>
+            <w:pPr>
+              <w:jc w:val="center"/>
+            </w:pPr>
+            <w:r/>
+            <w:r>
+              <w:rPr>
+                <w:rFonts w:ascii="Calibri" w:hAnsi="Calibri" w:eastAsia="Calibri"/>
+                <w:b w:val="0"/>
+                <w:color w:val="4A4A4A"/>
+                <w:sz w:val="18"/>
+              </w:rPr>
+              <w:t>02</w:t>
+            </w:r>
+          </w:p>
+        </w:tc>
+        <w:tc>
+          <w:tcPr>
+            <w:tcW w:type="dxa" w:w="2466"/>
+            <w:vAlign w:val="center"/>
+            <w:shd w:fill="FFFFFF" w:val="clear"/>
           </w:tcPr>
           <w:p>
             <w:r/>
@@ -350,22 +392,7 @@
               <w:rPr>
                 <w:rFonts w:ascii="Calibri" w:hAnsi="Calibri" w:eastAsia="Calibri"/>
                 <w:b w:val="0"/>
-                <w:sz w:val="18"/>
-              </w:rPr>
-              <w:t>2</w:t>
-            </w:r>
-          </w:p>
-        </w:tc>
-        <w:tc>
-          <w:tcPr>
-            <w:tcW w:type="dxa" w:w="2493"/>
-          </w:tcPr>
-          <w:p>
-            <w:r/>
-            <w:r>
-              <w:rPr>
-                <w:rFonts w:ascii="Calibri" w:hAnsi="Calibri" w:eastAsia="Calibri"/>
-                <w:b w:val="0"/>
+                <w:color w:val="4A4A4A"/>
                 <w:sz w:val="18"/>
               </w:rPr>
               <w:t>RJ45 oxidado / degradado</w:t>
@@ -374,7 +401,9 @@
         </w:tc>
         <w:tc>
           <w:tcPr>
-            <w:tcW w:type="dxa" w:w="2493"/>
+            <w:tcW w:type="dxa" w:w="2466"/>
+            <w:vAlign w:val="center"/>
+            <w:shd w:fill="FFFFFF" w:val="clear"/>
           </w:tcPr>
           <w:p>
             <w:r/>
@@ -382,15 +411,18 @@
               <w:rPr>
                 <w:rFonts w:ascii="Calibri" w:hAnsi="Calibri" w:eastAsia="Calibri"/>
                 <w:b w:val="0"/>
+                <w:color w:val="4A4A4A"/>
                 <w:sz w:val="18"/>
               </w:rPr>
-              <w:t>Instabilidade de comunicação</w:t>
+              <w:t>Padronização de posto</w:t>
             </w:r>
           </w:p>
         </w:tc>
         <w:tc>
           <w:tcPr>
-            <w:tcW w:type="dxa" w:w="2493"/>
+            <w:tcW w:type="dxa" w:w="2466"/>
+            <w:vAlign w:val="center"/>
+            <w:shd w:fill="FFFFFF" w:val="clear"/>
           </w:tcPr>
           <w:p>
             <w:r/>
@@ -398,6 +430,7 @@
               <w:rPr>
                 <w:rFonts w:ascii="Calibri" w:hAnsi="Calibri" w:eastAsia="Calibri"/>
                 <w:b w:val="0"/>
+                <w:color w:val="4A4A4A"/>
                 <w:sz w:val="18"/>
               </w:rPr>
               <w:t>Área Técnica / Engenharia</w:t>
@@ -408,7 +441,31 @@
       <w:tr>
         <w:tc>
           <w:tcPr>
-            <w:tcW w:type="dxa" w:w="2493"/>
+            <w:tcW w:type="dxa" w:w="2466"/>
+            <w:vAlign w:val="center"/>
+            <w:shd w:fill="F7F9FC" w:val="clear"/>
+          </w:tcPr>
+          <w:p>
+            <w:pPr>
+              <w:jc w:val="center"/>
+            </w:pPr>
+            <w:r/>
+            <w:r>
+              <w:rPr>
+                <w:rFonts w:ascii="Calibri" w:hAnsi="Calibri" w:eastAsia="Calibri"/>
+                <w:b w:val="0"/>
+                <w:color w:val="4A4A4A"/>
+                <w:sz w:val="18"/>
+              </w:rPr>
+              <w:t>03</w:t>
+            </w:r>
+          </w:p>
+        </w:tc>
+        <w:tc>
+          <w:tcPr>
+            <w:tcW w:type="dxa" w:w="2466"/>
+            <w:vAlign w:val="center"/>
+            <w:shd w:fill="F7F9FC" w:val="clear"/>
           </w:tcPr>
           <w:p>
             <w:r/>
@@ -416,15 +473,18 @@
               <w:rPr>
                 <w:rFonts w:ascii="Calibri" w:hAnsi="Calibri" w:eastAsia="Calibri"/>
                 <w:b w:val="0"/>
+                <w:color w:val="4A4A4A"/>
                 <w:sz w:val="18"/>
               </w:rPr>
-              <w:t>3</w:t>
+              <w:t>Cabo Cat.5 / Cat.5e</w:t>
             </w:r>
           </w:p>
         </w:tc>
         <w:tc>
           <w:tcPr>
-            <w:tcW w:type="dxa" w:w="2493"/>
+            <w:tcW w:type="dxa" w:w="2466"/>
+            <w:vAlign w:val="center"/>
+            <w:shd w:fill="F7F9FC" w:val="clear"/>
           </w:tcPr>
           <w:p>
             <w:r/>
@@ -432,15 +492,18 @@
               <w:rPr>
                 <w:rFonts w:ascii="Calibri" w:hAnsi="Calibri" w:eastAsia="Calibri"/>
                 <w:b w:val="0"/>
+                <w:color w:val="4A4A4A"/>
                 <w:sz w:val="18"/>
               </w:rPr>
-              <w:t>Utilização de cabo Cat.5 / Cat.5e</w:t>
+              <w:t>Padronização de infraestrutura</w:t>
             </w:r>
           </w:p>
         </w:tc>
         <w:tc>
           <w:tcPr>
-            <w:tcW w:type="dxa" w:w="2493"/>
+            <w:tcW w:type="dxa" w:w="2466"/>
+            <w:vAlign w:val="center"/>
+            <w:shd w:fill="F7F9FC" w:val="clear"/>
           </w:tcPr>
           <w:p>
             <w:r/>
@@ -448,22 +511,7 @@
               <w:rPr>
                 <w:rFonts w:ascii="Calibri" w:hAnsi="Calibri" w:eastAsia="Calibri"/>
                 <w:b w:val="0"/>
-                <w:sz w:val="18"/>
-              </w:rPr>
-              <w:t>Cabeamento abaixo do padrão</w:t>
-            </w:r>
-          </w:p>
-        </w:tc>
-        <w:tc>
-          <w:tcPr>
-            <w:tcW w:type="dxa" w:w="2493"/>
-          </w:tcPr>
-          <w:p>
-            <w:r/>
-            <w:r>
-              <w:rPr>
-                <w:rFonts w:ascii="Calibri" w:hAnsi="Calibri" w:eastAsia="Calibri"/>
-                <w:b w:val="0"/>
+                <w:color w:val="4A4A4A"/>
                 <w:sz w:val="18"/>
               </w:rPr>
               <w:t>Área Técnica / Engenharia</w:t>
@@ -474,7 +522,31 @@
       <w:tr>
         <w:tc>
           <w:tcPr>
-            <w:tcW w:type="dxa" w:w="2493"/>
+            <w:tcW w:type="dxa" w:w="2466"/>
+            <w:vAlign w:val="center"/>
+            <w:shd w:fill="FFFFFF" w:val="clear"/>
+          </w:tcPr>
+          <w:p>
+            <w:pPr>
+              <w:jc w:val="center"/>
+            </w:pPr>
+            <w:r/>
+            <w:r>
+              <w:rPr>
+                <w:rFonts w:ascii="Calibri" w:hAnsi="Calibri" w:eastAsia="Calibri"/>
+                <w:b w:val="0"/>
+                <w:color w:val="4A4A4A"/>
+                <w:sz w:val="18"/>
+              </w:rPr>
+              <w:t>04</w:t>
+            </w:r>
+          </w:p>
+        </w:tc>
+        <w:tc>
+          <w:tcPr>
+            <w:tcW w:type="dxa" w:w="2466"/>
+            <w:vAlign w:val="center"/>
+            <w:shd w:fill="FFFFFF" w:val="clear"/>
           </w:tcPr>
           <w:p>
             <w:r/>
@@ -482,22 +554,7 @@
               <w:rPr>
                 <w:rFonts w:ascii="Calibri" w:hAnsi="Calibri" w:eastAsia="Calibri"/>
                 <w:b w:val="0"/>
-                <w:sz w:val="18"/>
-              </w:rPr>
-              <w:t>4</w:t>
-            </w:r>
-          </w:p>
-        </w:tc>
-        <w:tc>
-          <w:tcPr>
-            <w:tcW w:type="dxa" w:w="2493"/>
-          </w:tcPr>
-          <w:p>
-            <w:r/>
-            <w:r>
-              <w:rPr>
-                <w:rFonts w:ascii="Calibri" w:hAnsi="Calibri" w:eastAsia="Calibri"/>
-                <w:b w:val="0"/>
+                <w:color w:val="4A4A4A"/>
                 <w:sz w:val="18"/>
               </w:rPr>
               <w:t>RASP pendurada pelos cabos</w:t>
@@ -506,7 +563,9 @@
         </w:tc>
         <w:tc>
           <w:tcPr>
-            <w:tcW w:type="dxa" w:w="2493"/>
+            <w:tcW w:type="dxa" w:w="2466"/>
+            <w:vAlign w:val="center"/>
+            <w:shd w:fill="FFFFFF" w:val="clear"/>
           </w:tcPr>
           <w:p>
             <w:r/>
@@ -514,15 +573,18 @@
               <w:rPr>
                 <w:rFonts w:ascii="Calibri" w:hAnsi="Calibri" w:eastAsia="Calibri"/>
                 <w:b w:val="0"/>
+                <w:color w:val="4A4A4A"/>
                 <w:sz w:val="18"/>
               </w:rPr>
-              <w:t>Falta de disciplina de instalação</w:t>
+              <w:t>Disciplina de processo</w:t>
             </w:r>
           </w:p>
         </w:tc>
         <w:tc>
           <w:tcPr>
-            <w:tcW w:type="dxa" w:w="2493"/>
+            <w:tcW w:type="dxa" w:w="2466"/>
+            <w:vAlign w:val="center"/>
+            <w:shd w:fill="FFFFFF" w:val="clear"/>
           </w:tcPr>
           <w:p>
             <w:r/>
@@ -530,6 +592,7 @@
               <w:rPr>
                 <w:rFonts w:ascii="Calibri" w:hAnsi="Calibri" w:eastAsia="Calibri"/>
                 <w:b w:val="0"/>
+                <w:color w:val="4A4A4A"/>
                 <w:sz w:val="18"/>
               </w:rPr>
               <w:t>Área Técnica / Engenharia</w:t>
@@ -540,7 +603,31 @@
       <w:tr>
         <w:tc>
           <w:tcPr>
-            <w:tcW w:type="dxa" w:w="2493"/>
+            <w:tcW w:type="dxa" w:w="2466"/>
+            <w:vAlign w:val="center"/>
+            <w:shd w:fill="F7F9FC" w:val="clear"/>
+          </w:tcPr>
+          <w:p>
+            <w:pPr>
+              <w:jc w:val="center"/>
+            </w:pPr>
+            <w:r/>
+            <w:r>
+              <w:rPr>
+                <w:rFonts w:ascii="Calibri" w:hAnsi="Calibri" w:eastAsia="Calibri"/>
+                <w:b w:val="0"/>
+                <w:color w:val="4A4A4A"/>
+                <w:sz w:val="18"/>
+              </w:rPr>
+              <w:t>05</w:t>
+            </w:r>
+          </w:p>
+        </w:tc>
+        <w:tc>
+          <w:tcPr>
+            <w:tcW w:type="dxa" w:w="2466"/>
+            <w:vAlign w:val="center"/>
+            <w:shd w:fill="F7F9FC" w:val="clear"/>
           </w:tcPr>
           <w:p>
             <w:r/>
@@ -548,15 +635,18 @@
               <w:rPr>
                 <w:rFonts w:ascii="Calibri" w:hAnsi="Calibri" w:eastAsia="Calibri"/>
                 <w:b w:val="0"/>
+                <w:color w:val="4A4A4A"/>
                 <w:sz w:val="18"/>
               </w:rPr>
-              <w:t>5</w:t>
+              <w:t>Modelo divergente no roteiro</w:t>
             </w:r>
           </w:p>
         </w:tc>
         <w:tc>
           <w:tcPr>
-            <w:tcW w:type="dxa" w:w="2493"/>
+            <w:tcW w:type="dxa" w:w="2466"/>
+            <w:vAlign w:val="center"/>
+            <w:shd w:fill="F7F9FC" w:val="clear"/>
           </w:tcPr>
           <w:p>
             <w:r/>
@@ -564,15 +654,18 @@
               <w:rPr>
                 <w:rFonts w:ascii="Calibri" w:hAnsi="Calibri" w:eastAsia="Calibri"/>
                 <w:b w:val="0"/>
+                <w:color w:val="4A4A4A"/>
                 <w:sz w:val="18"/>
               </w:rPr>
-              <w:t>Modelo mal configurado no roteiro</w:t>
+              <w:t>Configuração na origem</w:t>
             </w:r>
           </w:p>
         </w:tc>
         <w:tc>
           <w:tcPr>
-            <w:tcW w:type="dxa" w:w="2493"/>
+            <w:tcW w:type="dxa" w:w="2466"/>
+            <w:vAlign w:val="center"/>
+            <w:shd w:fill="F7F9FC" w:val="clear"/>
           </w:tcPr>
           <w:p>
             <w:r/>
@@ -580,22 +673,7 @@
               <w:rPr>
                 <w:rFonts w:ascii="Calibri" w:hAnsi="Calibri" w:eastAsia="Calibri"/>
                 <w:b w:val="0"/>
-                <w:sz w:val="18"/>
-              </w:rPr>
-              <w:t>Erro de configuração de processo</w:t>
-            </w:r>
-          </w:p>
-        </w:tc>
-        <w:tc>
-          <w:tcPr>
-            <w:tcW w:type="dxa" w:w="2493"/>
-          </w:tcPr>
-          <w:p>
-            <w:r/>
-            <w:r>
-              <w:rPr>
-                <w:rFonts w:ascii="Calibri" w:hAnsi="Calibri" w:eastAsia="Calibri"/>
-                <w:b w:val="0"/>
+                <w:color w:val="4A4A4A"/>
                 <w:sz w:val="18"/>
               </w:rPr>
               <w:t>Engenharia / Área Técnica</w:t>
@@ -606,7 +684,31 @@
       <w:tr>
         <w:tc>
           <w:tcPr>
-            <w:tcW w:type="dxa" w:w="2493"/>
+            <w:tcW w:type="dxa" w:w="2466"/>
+            <w:vAlign w:val="center"/>
+            <w:shd w:fill="FFFFFF" w:val="clear"/>
+          </w:tcPr>
+          <w:p>
+            <w:pPr>
+              <w:jc w:val="center"/>
+            </w:pPr>
+            <w:r/>
+            <w:r>
+              <w:rPr>
+                <w:rFonts w:ascii="Calibri" w:hAnsi="Calibri" w:eastAsia="Calibri"/>
+                <w:b w:val="0"/>
+                <w:color w:val="4A4A4A"/>
+                <w:sz w:val="18"/>
+              </w:rPr>
+              <w:t>06</w:t>
+            </w:r>
+          </w:p>
+        </w:tc>
+        <w:tc>
+          <w:tcPr>
+            <w:tcW w:type="dxa" w:w="2466"/>
+            <w:vAlign w:val="center"/>
+            <w:shd w:fill="FFFFFF" w:val="clear"/>
           </w:tcPr>
           <w:p>
             <w:r/>
@@ -614,15 +716,18 @@
               <w:rPr>
                 <w:rFonts w:ascii="Calibri" w:hAnsi="Calibri" w:eastAsia="Calibri"/>
                 <w:b w:val="0"/>
+                <w:color w:val="4A4A4A"/>
                 <w:sz w:val="18"/>
               </w:rPr>
-              <w:t>6</w:t>
+              <w:t>FAIL recorrente serial × linha</w:t>
             </w:r>
           </w:p>
         </w:tc>
         <w:tc>
           <w:tcPr>
-            <w:tcW w:type="dxa" w:w="2493"/>
+            <w:tcW w:type="dxa" w:w="2466"/>
+            <w:vAlign w:val="center"/>
+            <w:shd w:fill="FFFFFF" w:val="clear"/>
           </w:tcPr>
           <w:p>
             <w:r/>
@@ -630,15 +735,18 @@
               <w:rPr>
                 <w:rFonts w:ascii="Calibri" w:hAnsi="Calibri" w:eastAsia="Calibri"/>
                 <w:b w:val="0"/>
+                <w:color w:val="4A4A4A"/>
                 <w:sz w:val="18"/>
               </w:rPr>
-              <w:t>Falha recorrente de modelo/linha</w:t>
+              <w:t>Liberação com responsabilidade</w:t>
             </w:r>
           </w:p>
         </w:tc>
         <w:tc>
           <w:tcPr>
-            <w:tcW w:type="dxa" w:w="2493"/>
+            <w:tcW w:type="dxa" w:w="2466"/>
+            <w:vAlign w:val="center"/>
+            <w:shd w:fill="FFFFFF" w:val="clear"/>
           </w:tcPr>
           <w:p>
             <w:r/>
@@ -646,22 +754,7 @@
               <w:rPr>
                 <w:rFonts w:ascii="Calibri" w:hAnsi="Calibri" w:eastAsia="Calibri"/>
                 <w:b w:val="0"/>
-                <w:sz w:val="18"/>
-              </w:rPr>
-              <w:t>Erro de configuração de processo</w:t>
-            </w:r>
-          </w:p>
-        </w:tc>
-        <w:tc>
-          <w:tcPr>
-            <w:tcW w:type="dxa" w:w="2493"/>
-          </w:tcPr>
-          <w:p>
-            <w:r/>
-            <w:r>
-              <w:rPr>
-                <w:rFonts w:ascii="Calibri" w:hAnsi="Calibri" w:eastAsia="Calibri"/>
-                <w:b w:val="0"/>
+                <w:color w:val="4A4A4A"/>
                 <w:sz w:val="18"/>
               </w:rPr>
               <w:t>Engenharia / Área Técnica</w:t>
@@ -672,7 +765,31 @@
       <w:tr>
         <w:tc>
           <w:tcPr>
-            <w:tcW w:type="dxa" w:w="2493"/>
+            <w:tcW w:type="dxa" w:w="2466"/>
+            <w:vAlign w:val="center"/>
+            <w:shd w:fill="F7F9FC" w:val="clear"/>
+          </w:tcPr>
+          <w:p>
+            <w:pPr>
+              <w:jc w:val="center"/>
+            </w:pPr>
+            <w:r/>
+            <w:r>
+              <w:rPr>
+                <w:rFonts w:ascii="Calibri" w:hAnsi="Calibri" w:eastAsia="Calibri"/>
+                <w:b w:val="0"/>
+                <w:color w:val="4A4A4A"/>
+                <w:sz w:val="18"/>
+              </w:rPr>
+              <w:t>07</w:t>
+            </w:r>
+          </w:p>
+        </w:tc>
+        <w:tc>
+          <w:tcPr>
+            <w:tcW w:type="dxa" w:w="2466"/>
+            <w:vAlign w:val="center"/>
+            <w:shd w:fill="F7F9FC" w:val="clear"/>
           </w:tcPr>
           <w:p>
             <w:r/>
@@ -680,15 +797,18 @@
               <w:rPr>
                 <w:rFonts w:ascii="Calibri" w:hAnsi="Calibri" w:eastAsia="Calibri"/>
                 <w:b w:val="0"/>
+                <w:color w:val="4A4A4A"/>
                 <w:sz w:val="18"/>
               </w:rPr>
-              <w:t>7</w:t>
+              <w:t>TCL006 — CPU em 100%</w:t>
             </w:r>
           </w:p>
         </w:tc>
         <w:tc>
           <w:tcPr>
-            <w:tcW w:type="dxa" w:w="2493"/>
+            <w:tcW w:type="dxa" w:w="2466"/>
+            <w:vAlign w:val="center"/>
+            <w:shd w:fill="F7F9FC" w:val="clear"/>
           </w:tcPr>
           <w:p>
             <w:r/>
@@ -696,15 +816,18 @@
               <w:rPr>
                 <w:rFonts w:ascii="Calibri" w:hAnsi="Calibri" w:eastAsia="Calibri"/>
                 <w:b w:val="0"/>
+                <w:color w:val="4A4A4A"/>
                 <w:sz w:val="18"/>
               </w:rPr>
-              <w:t>RASP TCL006 — CPU saturada</w:t>
+              <w:t>Desempenho do posto</w:t>
             </w:r>
           </w:p>
         </w:tc>
         <w:tc>
           <w:tcPr>
-            <w:tcW w:type="dxa" w:w="2493"/>
+            <w:tcW w:type="dxa" w:w="2466"/>
+            <w:vAlign w:val="center"/>
+            <w:shd w:fill="F7F9FC" w:val="clear"/>
           </w:tcPr>
           <w:p>
             <w:r/>
@@ -712,22 +835,7 @@
               <w:rPr>
                 <w:rFonts w:ascii="Calibri" w:hAnsi="Calibri" w:eastAsia="Calibri"/>
                 <w:b w:val="0"/>
-                <w:sz w:val="18"/>
-              </w:rPr>
-              <w:t>Baixa eficiência de processamento</w:t>
-            </w:r>
-          </w:p>
-        </w:tc>
-        <w:tc>
-          <w:tcPr>
-            <w:tcW w:type="dxa" w:w="2493"/>
-          </w:tcPr>
-          <w:p>
-            <w:r/>
-            <w:r>
-              <w:rPr>
-                <w:rFonts w:ascii="Calibri" w:hAnsi="Calibri" w:eastAsia="Calibri"/>
-                <w:b w:val="0"/>
+                <w:color w:val="4A4A4A"/>
                 <w:sz w:val="18"/>
               </w:rPr>
               <w:t>Área Técnica / Engenharia</w:t>
@@ -738,7 +846,31 @@
       <w:tr>
         <w:tc>
           <w:tcPr>
-            <w:tcW w:type="dxa" w:w="2493"/>
+            <w:tcW w:type="dxa" w:w="2466"/>
+            <w:vAlign w:val="center"/>
+            <w:shd w:fill="FFFFFF" w:val="clear"/>
+          </w:tcPr>
+          <w:p>
+            <w:pPr>
+              <w:jc w:val="center"/>
+            </w:pPr>
+            <w:r/>
+            <w:r>
+              <w:rPr>
+                <w:rFonts w:ascii="Calibri" w:hAnsi="Calibri" w:eastAsia="Calibri"/>
+                <w:b w:val="0"/>
+                <w:color w:val="4A4A4A"/>
+                <w:sz w:val="18"/>
+              </w:rPr>
+              <w:t>08</w:t>
+            </w:r>
+          </w:p>
+        </w:tc>
+        <w:tc>
+          <w:tcPr>
+            <w:tcW w:type="dxa" w:w="2466"/>
+            <w:vAlign w:val="center"/>
+            <w:shd w:fill="FFFFFF" w:val="clear"/>
           </w:tcPr>
           <w:p>
             <w:r/>
@@ -746,15 +878,18 @@
               <w:rPr>
                 <w:rFonts w:ascii="Calibri" w:hAnsi="Calibri" w:eastAsia="Calibri"/>
                 <w:b w:val="0"/>
+                <w:color w:val="4A4A4A"/>
                 <w:sz w:val="18"/>
               </w:rPr>
-              <w:t>8</w:t>
+              <w:t>TCL007 — CPU em 100%</w:t>
             </w:r>
           </w:p>
         </w:tc>
         <w:tc>
           <w:tcPr>
-            <w:tcW w:type="dxa" w:w="2493"/>
+            <w:tcW w:type="dxa" w:w="2466"/>
+            <w:vAlign w:val="center"/>
+            <w:shd w:fill="FFFFFF" w:val="clear"/>
           </w:tcPr>
           <w:p>
             <w:r/>
@@ -762,15 +897,18 @@
               <w:rPr>
                 <w:rFonts w:ascii="Calibri" w:hAnsi="Calibri" w:eastAsia="Calibri"/>
                 <w:b w:val="0"/>
+                <w:color w:val="4A4A4A"/>
                 <w:sz w:val="18"/>
               </w:rPr>
-              <w:t>RASP TCL007 — CPU saturada</w:t>
+              <w:t>Desempenho do posto</w:t>
             </w:r>
           </w:p>
         </w:tc>
         <w:tc>
           <w:tcPr>
-            <w:tcW w:type="dxa" w:w="2493"/>
+            <w:tcW w:type="dxa" w:w="2466"/>
+            <w:vAlign w:val="center"/>
+            <w:shd w:fill="FFFFFF" w:val="clear"/>
           </w:tcPr>
           <w:p>
             <w:r/>
@@ -778,22 +916,7 @@
               <w:rPr>
                 <w:rFonts w:ascii="Calibri" w:hAnsi="Calibri" w:eastAsia="Calibri"/>
                 <w:b w:val="0"/>
-                <w:sz w:val="18"/>
-              </w:rPr>
-              <w:t>Baixa eficiência de processamento</w:t>
-            </w:r>
-          </w:p>
-        </w:tc>
-        <w:tc>
-          <w:tcPr>
-            <w:tcW w:type="dxa" w:w="2493"/>
-          </w:tcPr>
-          <w:p>
-            <w:r/>
-            <w:r>
-              <w:rPr>
-                <w:rFonts w:ascii="Calibri" w:hAnsi="Calibri" w:eastAsia="Calibri"/>
-                <w:b w:val="0"/>
+                <w:color w:val="4A4A4A"/>
                 <w:sz w:val="18"/>
               </w:rPr>
               <w:t>Área Técnica / Engenharia</w:t>
@@ -802,222 +925,267 @@
         </w:tc>
       </w:tr>
     </w:tbl>
-    <w:p/>
-    <w:p>
-      <w:pPr>
-        <w:pStyle w:val="Heading1"/>
-      </w:pPr>
-      <w:r>
-        <w:rPr>
-          <w:rFonts w:ascii="Calibri" w:hAnsi="Calibri" w:eastAsia="Calibri"/>
-          <w:b/>
-          <w:sz w:val="30"/>
-        </w:rPr>
-        <w:t>3. Mensagem para a gerência</w:t>
-      </w:r>
-    </w:p>
     <w:p>
       <w:pPr>
         <w:spacing w:after="120"/>
       </w:pPr>
-      <w:r>
-        <w:rPr>
-          <w:rFonts w:ascii="Calibri" w:hAnsi="Calibri" w:eastAsia="Calibri"/>
-          <w:b w:val="0"/>
-          <w:sz w:val="22"/>
-        </w:rPr>
-        <w:t>As evidências abaixo mostram padrões repetitivos: conexão física comprometida, instalação inadequada, configuração de roteiro divergente e posto com processamento saturado. Sem disciplina de processo e padronização de posto, a lentidão vira rotina e o apontamento indevido continua caindo na TI.</w:t>
-      </w:r>
-    </w:p>
-    <w:p>
-      <w:pPr>
-        <w:pStyle w:val="Heading1"/>
-      </w:pPr>
-      <w:r>
-        <w:rPr>
-          <w:rFonts w:ascii="Calibri" w:hAnsi="Calibri" w:eastAsia="Calibri"/>
-          <w:b/>
-          <w:sz w:val="30"/>
-        </w:rPr>
-        <w:t>Evidência 1 — Cabo RJ45 sem presilha</w:t>
-      </w:r>
-    </w:p>
-    <w:p>
-      <w:r>
-        <w:rPr>
-          <w:rFonts w:ascii="Calibri" w:hAnsi="Calibri" w:eastAsia="Calibri"/>
-          <w:b/>
-          <w:sz w:val="22"/>
-        </w:rPr>
-        <w:t xml:space="preserve">Palavra-chave: </w:t>
-      </w:r>
-      <w:r>
-        <w:rPr>
-          <w:rFonts w:ascii="Calibri" w:hAnsi="Calibri" w:eastAsia="Calibri"/>
-          <w:b/>
-          <w:color w:val="1F4E79"/>
-          <w:sz w:val="22"/>
-        </w:rPr>
-        <w:t>Estabilidade de comunicação</w:t>
-      </w:r>
-    </w:p>
-    <w:p>
-      <w:pPr>
-        <w:spacing w:after="40"/>
-      </w:pPr>
-      <w:r>
-        <w:rPr>
-          <w:rFonts w:ascii="Calibri" w:hAnsi="Calibri" w:eastAsia="Calibri"/>
-          <w:b/>
-          <w:sz w:val="22"/>
-        </w:rPr>
-        <w:t>Achado</w:t>
-      </w:r>
-    </w:p>
-    <w:p>
-      <w:pPr>
-        <w:spacing w:after="120"/>
-      </w:pPr>
-      <w:r>
-        <w:rPr>
-          <w:rFonts w:ascii="Calibri" w:hAnsi="Calibri" w:eastAsia="Calibri"/>
-          <w:b w:val="0"/>
-          <w:sz w:val="22"/>
-        </w:rPr>
-        <w:t>Conector RJ45 sem a presilha de travamento (trava plástica). Sem essa trava, o cabo não fica fixo na porta da RASP e pode soltar com vibração ou leve movimento.</w:t>
-      </w:r>
-    </w:p>
-    <w:p>
-      <w:pPr>
-        <w:spacing w:after="40"/>
-      </w:pPr>
-      <w:r>
-        <w:rPr>
-          <w:rFonts w:ascii="Calibri" w:hAnsi="Calibri" w:eastAsia="Calibri"/>
-          <w:b/>
-          <w:sz w:val="22"/>
-        </w:rPr>
-        <w:t>Impacto na produção</w:t>
-      </w:r>
-    </w:p>
-    <w:p>
-      <w:pPr>
-        <w:spacing w:after="120"/>
-      </w:pPr>
-      <w:r>
-        <w:rPr>
-          <w:rFonts w:ascii="Calibri" w:hAnsi="Calibri" w:eastAsia="Calibri"/>
-          <w:b w:val="0"/>
-          <w:sz w:val="22"/>
-        </w:rPr>
-        <w:t>Queda intermitente de rede da RASP, perda de comunicação do posto e falsa percepção de “sistema/TI fora”.</w:t>
-      </w:r>
-    </w:p>
-    <w:p>
-      <w:pPr>
-        <w:spacing w:after="40"/>
-      </w:pPr>
-      <w:r>
-        <w:rPr>
-          <w:rFonts w:ascii="Calibri" w:hAnsi="Calibri" w:eastAsia="Calibri"/>
-          <w:b/>
-          <w:sz w:val="22"/>
-        </w:rPr>
-        <w:t>Responsabilidade primária</w:t>
-      </w:r>
-    </w:p>
-    <w:p>
-      <w:pPr>
-        <w:spacing w:after="120"/>
-      </w:pPr>
-      <w:r>
-        <w:rPr>
-          <w:rFonts w:ascii="Calibri" w:hAnsi="Calibri" w:eastAsia="Calibri"/>
-          <w:b w:val="0"/>
-          <w:sz w:val="22"/>
-        </w:rPr>
-        <w:t>Área Técnica / Engenharia</w:t>
-      </w:r>
-    </w:p>
-    <w:p>
-      <w:pPr>
-        <w:spacing w:after="40"/>
-      </w:pPr>
-      <w:r>
-        <w:rPr>
-          <w:rFonts w:ascii="Calibri" w:hAnsi="Calibri" w:eastAsia="Calibri"/>
-          <w:b/>
-          <w:sz w:val="22"/>
-        </w:rPr>
-        <w:t>O que a evidência mostra</w:t>
-      </w:r>
-    </w:p>
-    <w:p>
-      <w:pPr>
-        <w:pStyle w:val="ListBullet"/>
-      </w:pPr>
-      <w:r>
-        <w:rPr>
-          <w:rFonts w:ascii="Calibri" w:hAnsi="Calibri" w:eastAsia="Calibri"/>
-          <w:b w:val="0"/>
-          <w:sz w:val="22"/>
-        </w:rPr>
-        <w:t>Conector azul sem a presilha de retenção</w:t>
-      </w:r>
-    </w:p>
-    <w:p>
-      <w:pPr>
-        <w:pStyle w:val="ListBullet"/>
-      </w:pPr>
-      <w:r>
-        <w:rPr>
-          <w:rFonts w:ascii="Calibri" w:hAnsi="Calibri" w:eastAsia="Calibri"/>
-          <w:b w:val="0"/>
-          <w:sz w:val="22"/>
-        </w:rPr>
-        <w:t>Encaixe instável na porta Ethernet da RASP</w:t>
-      </w:r>
-    </w:p>
-    <w:p>
-      <w:pPr>
-        <w:pStyle w:val="ListBullet"/>
-      </w:pPr>
-      <w:r>
-        <w:rPr>
-          <w:rFonts w:ascii="Calibri" w:hAnsi="Calibri" w:eastAsia="Calibri"/>
-          <w:b w:val="0"/>
-          <w:sz w:val="22"/>
-        </w:rPr>
-        <w:t>Risco alto de desconexão por vibração do posto</w:t>
-      </w:r>
-    </w:p>
-    <w:p>
-      <w:pPr>
-        <w:spacing w:after="40"/>
-      </w:pPr>
-      <w:r>
-        <w:rPr>
-          <w:rFonts w:ascii="Calibri" w:hAnsi="Calibri" w:eastAsia="Calibri"/>
-          <w:b/>
-          <w:sz w:val="22"/>
-        </w:rPr>
-        <w:t>Registro fotográfico / print</w:t>
-      </w:r>
     </w:p>
     <w:tbl>
       <w:tblPr>
-        <w:tblStyle w:val="TableGrid"/>
         <w:tblW w:type="auto" w:w="0"/>
         <w:tblLook w:firstColumn="1" w:firstRow="1" w:lastColumn="0" w:lastRow="0" w:noHBand="0" w:noVBand="1" w:val="04A0"/>
+        <w:tblBorders>
+          <w:top w:val="single" w:sz="0" w:color="0F2C59"/>
+          <w:left w:val="single" w:sz="0" w:color="0F2C59"/>
+          <w:bottom w:val="single" w:sz="0" w:color="0F2C59"/>
+          <w:right w:val="single" w:sz="0" w:color="0F2C59"/>
+          <w:insideH w:val="single" w:sz="0" w:color="0F2C59"/>
+          <w:insideV w:val="single" w:sz="0" w:color="0F2C59"/>
+        </w:tblBorders>
       </w:tblPr>
       <w:tblGrid>
-        <w:gridCol w:w="9972"/>
+        <w:gridCol w:w="4933"/>
+        <w:gridCol w:w="4933"/>
       </w:tblGrid>
       <w:tr>
         <w:tc>
           <w:tcPr>
-            <w:tcW w:type="dxa" w:w="9972"/>
-            <w:shd w:fill="F2F2F2" w:val="clear"/>
+            <w:tcW w:type="dxa" w:w="2835"/>
+            <w:shd w:fill="0F2C59" w:val="clear"/>
+            <w:vAlign w:val="center"/>
+          </w:tcPr>
+          <w:p>
+            <w:r/>
+            <w:r>
+              <w:rPr>
+                <w:rFonts w:ascii="Calibri" w:hAnsi="Calibri" w:eastAsia="Calibri"/>
+                <w:b/>
+                <w:color w:val="FFFFFF"/>
+                <w:sz w:val="22"/>
+              </w:rPr>
+              <w:t xml:space="preserve">  EVIDÊNCIA 01</w:t>
+            </w:r>
+          </w:p>
+        </w:tc>
+        <w:tc>
+          <w:tcPr>
+            <w:tcW w:type="dxa" w:w="6803"/>
+            <w:shd w:fill="1B6B93" w:val="clear"/>
+            <w:vAlign w:val="center"/>
+          </w:tcPr>
+          <w:p>
+            <w:pPr>
+              <w:jc w:val="right"/>
+            </w:pPr>
+            <w:r/>
+            <w:r>
+              <w:rPr>
+                <w:rFonts w:ascii="Calibri" w:hAnsi="Calibri" w:eastAsia="Calibri"/>
+                <w:b/>
+                <w:color w:val="FFFFFF"/>
+                <w:sz w:val="20"/>
+              </w:rPr>
+              <w:t xml:space="preserve">  Estabilidade de comunicação</w:t>
+            </w:r>
+          </w:p>
+        </w:tc>
+      </w:tr>
+    </w:tbl>
+    <w:tbl>
+      <w:tblPr>
+        <w:tblW w:type="auto" w:w="0"/>
+        <w:tblLook w:firstColumn="1" w:firstRow="1" w:lastColumn="0" w:lastRow="0" w:noHBand="0" w:noVBand="1" w:val="04A0"/>
+        <w:tblBorders>
+          <w:top w:val="single" w:sz="4" w:color="D0D7DE"/>
+          <w:left w:val="single" w:sz="4" w:color="D0D7DE"/>
+          <w:bottom w:val="single" w:sz="4" w:color="D0D7DE"/>
+          <w:right w:val="single" w:sz="4" w:color="D0D7DE"/>
+          <w:insideH w:val="single" w:sz="4" w:color="D0D7DE"/>
+          <w:insideV w:val="single" w:sz="4" w:color="D0D7DE"/>
+        </w:tblBorders>
+      </w:tblPr>
+      <w:tblGrid>
+        <w:gridCol w:w="4933"/>
+        <w:gridCol w:w="4933"/>
+      </w:tblGrid>
+      <w:tr>
+        <w:tc>
+          <w:tcPr>
+            <w:tcW w:type="dxa" w:w="1814"/>
+            <w:vAlign w:val="center"/>
+            <w:shd w:fill="E8EEF5" w:val="clear"/>
+          </w:tcPr>
+          <w:p>
+            <w:r/>
+            <w:r>
+              <w:rPr>
+                <w:rFonts w:ascii="Calibri" w:hAnsi="Calibri" w:eastAsia="Calibri"/>
+                <w:b/>
+                <w:color w:val="0F2C59"/>
+                <w:sz w:val="18"/>
+              </w:rPr>
+              <w:t>Achado</w:t>
+            </w:r>
+          </w:p>
+        </w:tc>
+        <w:tc>
+          <w:tcPr>
+            <w:tcW w:type="dxa" w:w="7824"/>
+            <w:vAlign w:val="center"/>
+          </w:tcPr>
+          <w:p>
+            <w:r/>
+            <w:r>
+              <w:rPr>
+                <w:rFonts w:ascii="Calibri" w:hAnsi="Calibri" w:eastAsia="Calibri"/>
+                <w:b w:val="0"/>
+                <w:color w:val="4A4A4A"/>
+                <w:sz w:val="18"/>
+              </w:rPr>
+              <w:t>Conector sem trava (presilha). Cabo não fixa na porta da RASP.</w:t>
+            </w:r>
+          </w:p>
+        </w:tc>
+      </w:tr>
+      <w:tr>
+        <w:tc>
+          <w:tcPr>
+            <w:tcW w:type="dxa" w:w="1814"/>
+            <w:vAlign w:val="center"/>
+            <w:shd w:fill="E8EEF5" w:val="clear"/>
+          </w:tcPr>
+          <w:p>
+            <w:r/>
+            <w:r>
+              <w:rPr>
+                <w:rFonts w:ascii="Calibri" w:hAnsi="Calibri" w:eastAsia="Calibri"/>
+                <w:b/>
+                <w:color w:val="0F2C59"/>
+                <w:sz w:val="18"/>
+              </w:rPr>
+              <w:t>Impacto</w:t>
+            </w:r>
+          </w:p>
+        </w:tc>
+        <w:tc>
+          <w:tcPr>
+            <w:tcW w:type="dxa" w:w="7824"/>
+            <w:vAlign w:val="center"/>
+          </w:tcPr>
+          <w:p>
+            <w:r/>
+            <w:r>
+              <w:rPr>
+                <w:rFonts w:ascii="Calibri" w:hAnsi="Calibri" w:eastAsia="Calibri"/>
+                <w:b w:val="0"/>
+                <w:color w:val="4A4A4A"/>
+                <w:sz w:val="18"/>
+              </w:rPr>
+              <w:t>Queda intermitente de rede e falsa percepção de falha de TI.</w:t>
+            </w:r>
+          </w:p>
+        </w:tc>
+      </w:tr>
+      <w:tr>
+        <w:tc>
+          <w:tcPr>
+            <w:tcW w:type="dxa" w:w="1814"/>
+            <w:vAlign w:val="center"/>
+            <w:shd w:fill="E8EEF5" w:val="clear"/>
+          </w:tcPr>
+          <w:p>
+            <w:r/>
+            <w:r>
+              <w:rPr>
+                <w:rFonts w:ascii="Calibri" w:hAnsi="Calibri" w:eastAsia="Calibri"/>
+                <w:b/>
+                <w:color w:val="0F2C59"/>
+                <w:sz w:val="18"/>
+              </w:rPr>
+              <w:t>Dono</w:t>
+            </w:r>
+          </w:p>
+        </w:tc>
+        <w:tc>
+          <w:tcPr>
+            <w:tcW w:type="dxa" w:w="7824"/>
+            <w:vAlign w:val="center"/>
+          </w:tcPr>
+          <w:p>
+            <w:r/>
+            <w:r>
+              <w:rPr>
+                <w:rFonts w:ascii="Calibri" w:hAnsi="Calibri" w:eastAsia="Calibri"/>
+                <w:b w:val="0"/>
+                <w:color w:val="4A4A4A"/>
+                <w:sz w:val="18"/>
+              </w:rPr>
+              <w:t>Área Técnica / Engenharia</w:t>
+            </w:r>
+          </w:p>
+        </w:tc>
+      </w:tr>
+      <w:tr>
+        <w:tc>
+          <w:tcPr>
+            <w:tcW w:type="dxa" w:w="1814"/>
+            <w:vAlign w:val="center"/>
+            <w:shd w:fill="E8EEF5" w:val="clear"/>
+          </w:tcPr>
+          <w:p>
+            <w:r/>
+            <w:r>
+              <w:rPr>
+                <w:rFonts w:ascii="Calibri" w:hAnsi="Calibri" w:eastAsia="Calibri"/>
+                <w:b/>
+                <w:color w:val="0F2C59"/>
+                <w:sz w:val="18"/>
+              </w:rPr>
+              <w:t>O que mostra</w:t>
+            </w:r>
+          </w:p>
+        </w:tc>
+        <w:tc>
+          <w:tcPr>
+            <w:tcW w:type="dxa" w:w="7824"/>
+            <w:vAlign w:val="center"/>
+          </w:tcPr>
+          <w:p>
+            <w:r/>
+            <w:r>
+              <w:rPr>
+                <w:rFonts w:ascii="Calibri" w:hAnsi="Calibri" w:eastAsia="Calibri"/>
+                <w:b w:val="0"/>
+                <w:color w:val="4A4A4A"/>
+                <w:sz w:val="18"/>
+              </w:rPr>
+              <w:t>Presilha ausente · Risco de desconexão por vibração</w:t>
+            </w:r>
+          </w:p>
+        </w:tc>
+      </w:tr>
+    </w:tbl>
+    <w:tbl>
+      <w:tblPr>
+        <w:tblW w:type="auto" w:w="0"/>
+        <w:tblLook w:firstColumn="1" w:firstRow="1" w:lastColumn="0" w:lastRow="0" w:noHBand="0" w:noVBand="1" w:val="04A0"/>
+        <w:tblBorders>
+          <w:top w:val="single" w:sz="8" w:color="C5D0DC"/>
+          <w:left w:val="single" w:sz="8" w:color="C5D0DC"/>
+          <w:bottom w:val="single" w:sz="8" w:color="C5D0DC"/>
+          <w:right w:val="single" w:sz="8" w:color="C5D0DC"/>
+          <w:insideH w:val="single" w:sz="8" w:color="C5D0DC"/>
+          <w:insideV w:val="single" w:sz="8" w:color="C5D0DC"/>
+        </w:tblBorders>
+      </w:tblPr>
+      <w:tblGrid>
+        <w:gridCol w:w="9866"/>
+      </w:tblGrid>
+      <w:tr>
+        <w:tc>
+          <w:tcPr>
+            <w:tcW w:type="dxa" w:w="9866"/>
+            <w:shd w:fill="F7F9FC" w:val="clear"/>
           </w:tcPr>
           <w:p>
             <w:pPr>
@@ -1028,213 +1196,293 @@
               <w:rPr>
                 <w:rFonts w:ascii="Calibri" w:hAnsi="Calibri" w:eastAsia="Calibri"/>
                 <w:b/>
-                <w:color w:val="595959"/>
-                <w:sz w:val="22"/>
+                <w:color w:val="6B7C8F"/>
+                <w:sz w:val="20"/>
               </w:rPr>
               <w:br/>
-              <w:br/>
-              <w:t>[ COLE A IMAGEM AQUI ]</w:t>
-              <w:br/>
-              <w:t>Evidência 01 — cabo sem presilha</w:t>
-              <w:br/>
+              <w:t>📷  Cole aqui a imagem — 01 cabo sem presilha</w:t>
               <w:br/>
             </w:r>
           </w:p>
-          <w:p/>
-          <w:p/>
+          <w:p>
+            <w:pPr>
+              <w:jc w:val="center"/>
+            </w:pPr>
+            <w:r>
+              <w:rPr>
+                <w:rFonts w:ascii="Calibri" w:hAnsi="Calibri" w:eastAsia="Calibri"/>
+                <w:b w:val="0"/>
+                <w:color w:val="9AA5B1"/>
+                <w:sz w:val="16"/>
+              </w:rPr>
+              <w:t>(espaço reservado para evidência fotográfica / print)</w:t>
+              <w:br/>
+            </w:r>
+          </w:p>
         </w:tc>
       </w:tr>
     </w:tbl>
-    <w:p/>
     <w:p>
       <w:pPr>
-        <w:pStyle w:val="Heading1"/>
+        <w:spacing w:after="200"/>
       </w:pPr>
-      <w:r>
-        <w:rPr>
-          <w:rFonts w:ascii="Calibri" w:hAnsi="Calibri" w:eastAsia="Calibri"/>
-          <w:b/>
-          <w:sz w:val="30"/>
-        </w:rPr>
-        <w:t>Evidência 2 — RJ45 oxidado / degradado</w:t>
-      </w:r>
-    </w:p>
-    <w:p>
-      <w:r>
-        <w:rPr>
-          <w:rFonts w:ascii="Calibri" w:hAnsi="Calibri" w:eastAsia="Calibri"/>
-          <w:b/>
-          <w:sz w:val="22"/>
-        </w:rPr>
-        <w:t xml:space="preserve">Palavra-chave: </w:t>
-      </w:r>
-      <w:r>
-        <w:rPr>
-          <w:rFonts w:ascii="Calibri" w:hAnsi="Calibri" w:eastAsia="Calibri"/>
-          <w:b/>
-          <w:color w:val="1F4E79"/>
-          <w:sz w:val="22"/>
-        </w:rPr>
-        <w:t>Padronização de posto</w:t>
-      </w:r>
-    </w:p>
-    <w:p>
-      <w:pPr>
-        <w:spacing w:after="40"/>
-      </w:pPr>
-      <w:r>
-        <w:rPr>
-          <w:rFonts w:ascii="Calibri" w:hAnsi="Calibri" w:eastAsia="Calibri"/>
-          <w:b/>
-          <w:sz w:val="22"/>
-        </w:rPr>
-        <w:t>Achado</w:t>
-      </w:r>
-    </w:p>
-    <w:p>
-      <w:pPr>
-        <w:spacing w:after="120"/>
-      </w:pPr>
-      <w:r>
-        <w:rPr>
-          <w:rFonts w:ascii="Calibri" w:hAnsi="Calibri" w:eastAsia="Calibri"/>
-          <w:b w:val="0"/>
-          <w:sz w:val="22"/>
-        </w:rPr>
-        <w:t>Conector RJ45 com sinais de degradação/oxidação e condição física comprometida, reduzindo a qualidade do contato elétrico.</w:t>
-      </w:r>
-    </w:p>
-    <w:p>
-      <w:pPr>
-        <w:spacing w:after="40"/>
-      </w:pPr>
-      <w:r>
-        <w:rPr>
-          <w:rFonts w:ascii="Calibri" w:hAnsi="Calibri" w:eastAsia="Calibri"/>
-          <w:b/>
-          <w:sz w:val="22"/>
-        </w:rPr>
-        <w:t>Impacto na produção</w:t>
-      </w:r>
-    </w:p>
-    <w:p>
-      <w:pPr>
-        <w:spacing w:after="120"/>
-      </w:pPr>
-      <w:r>
-        <w:rPr>
-          <w:rFonts w:ascii="Calibri" w:hAnsi="Calibri" w:eastAsia="Calibri"/>
-          <w:b w:val="0"/>
-          <w:sz w:val="22"/>
-        </w:rPr>
-        <w:t>Instabilidade de link, retransmissão, lentidão e quedas de comunicação no posto.</w:t>
-      </w:r>
-    </w:p>
-    <w:p>
-      <w:pPr>
-        <w:spacing w:after="40"/>
-      </w:pPr>
-      <w:r>
-        <w:rPr>
-          <w:rFonts w:ascii="Calibri" w:hAnsi="Calibri" w:eastAsia="Calibri"/>
-          <w:b/>
-          <w:sz w:val="22"/>
-        </w:rPr>
-        <w:t>Responsabilidade primária</w:t>
-      </w:r>
-    </w:p>
-    <w:p>
-      <w:pPr>
-        <w:spacing w:after="120"/>
-      </w:pPr>
-      <w:r>
-        <w:rPr>
-          <w:rFonts w:ascii="Calibri" w:hAnsi="Calibri" w:eastAsia="Calibri"/>
-          <w:b w:val="0"/>
-          <w:sz w:val="22"/>
-        </w:rPr>
-        <w:t>Área Técnica / Engenharia</w:t>
-      </w:r>
-    </w:p>
-    <w:p>
-      <w:pPr>
-        <w:spacing w:after="40"/>
-      </w:pPr>
-      <w:r>
-        <w:rPr>
-          <w:rFonts w:ascii="Calibri" w:hAnsi="Calibri" w:eastAsia="Calibri"/>
-          <w:b/>
-          <w:sz w:val="22"/>
-        </w:rPr>
-        <w:t>O que a evidência mostra</w:t>
-      </w:r>
-    </w:p>
-    <w:p>
-      <w:pPr>
-        <w:pStyle w:val="ListBullet"/>
-      </w:pPr>
-      <w:r>
-        <w:rPr>
-          <w:rFonts w:ascii="Calibri" w:hAnsi="Calibri" w:eastAsia="Calibri"/>
-          <w:b w:val="0"/>
-          <w:sz w:val="22"/>
-        </w:rPr>
-        <w:t>Conector com aspecto degradado/oxidado</w:t>
-      </w:r>
-    </w:p>
-    <w:p>
-      <w:pPr>
-        <w:pStyle w:val="ListBullet"/>
-      </w:pPr>
-      <w:r>
-        <w:rPr>
-          <w:rFonts w:ascii="Calibri" w:hAnsi="Calibri" w:eastAsia="Calibri"/>
-          <w:b w:val="0"/>
-          <w:sz w:val="22"/>
-        </w:rPr>
-        <w:t>Contato elétrico comprometido</w:t>
-      </w:r>
-    </w:p>
-    <w:p>
-      <w:pPr>
-        <w:pStyle w:val="ListBullet"/>
-      </w:pPr>
-      <w:r>
-        <w:rPr>
-          <w:rFonts w:ascii="Calibri" w:hAnsi="Calibri" w:eastAsia="Calibri"/>
-          <w:b w:val="0"/>
-          <w:sz w:val="22"/>
-        </w:rPr>
-        <w:t>Aumenta falha intermitente difícil de reproduzir</w:t>
-      </w:r>
-    </w:p>
-    <w:p>
-      <w:pPr>
-        <w:spacing w:after="40"/>
-      </w:pPr>
-      <w:r>
-        <w:rPr>
-          <w:rFonts w:ascii="Calibri" w:hAnsi="Calibri" w:eastAsia="Calibri"/>
-          <w:b/>
-          <w:sz w:val="22"/>
-        </w:rPr>
-        <w:t>Registro fotográfico / print</w:t>
-      </w:r>
     </w:p>
     <w:tbl>
       <w:tblPr>
-        <w:tblStyle w:val="TableGrid"/>
         <w:tblW w:type="auto" w:w="0"/>
         <w:tblLook w:firstColumn="1" w:firstRow="1" w:lastColumn="0" w:lastRow="0" w:noHBand="0" w:noVBand="1" w:val="04A0"/>
+        <w:tblBorders>
+          <w:top w:val="single" w:sz="0" w:color="0F2C59"/>
+          <w:left w:val="single" w:sz="0" w:color="0F2C59"/>
+          <w:bottom w:val="single" w:sz="0" w:color="0F2C59"/>
+          <w:right w:val="single" w:sz="0" w:color="0F2C59"/>
+          <w:insideH w:val="single" w:sz="0" w:color="0F2C59"/>
+          <w:insideV w:val="single" w:sz="0" w:color="0F2C59"/>
+        </w:tblBorders>
       </w:tblPr>
       <w:tblGrid>
-        <w:gridCol w:w="9972"/>
+        <w:gridCol w:w="4933"/>
+        <w:gridCol w:w="4933"/>
       </w:tblGrid>
       <w:tr>
         <w:tc>
           <w:tcPr>
-            <w:tcW w:type="dxa" w:w="9972"/>
-            <w:shd w:fill="F2F2F2" w:val="clear"/>
+            <w:tcW w:type="dxa" w:w="2835"/>
+            <w:shd w:fill="0F2C59" w:val="clear"/>
+            <w:vAlign w:val="center"/>
+          </w:tcPr>
+          <w:p>
+            <w:r/>
+            <w:r>
+              <w:rPr>
+                <w:rFonts w:ascii="Calibri" w:hAnsi="Calibri" w:eastAsia="Calibri"/>
+                <w:b/>
+                <w:color w:val="FFFFFF"/>
+                <w:sz w:val="22"/>
+              </w:rPr>
+              <w:t xml:space="preserve">  EVIDÊNCIA 02</w:t>
+            </w:r>
+          </w:p>
+        </w:tc>
+        <w:tc>
+          <w:tcPr>
+            <w:tcW w:type="dxa" w:w="6803"/>
+            <w:shd w:fill="1B6B93" w:val="clear"/>
+            <w:vAlign w:val="center"/>
+          </w:tcPr>
+          <w:p>
+            <w:pPr>
+              <w:jc w:val="right"/>
+            </w:pPr>
+            <w:r/>
+            <w:r>
+              <w:rPr>
+                <w:rFonts w:ascii="Calibri" w:hAnsi="Calibri" w:eastAsia="Calibri"/>
+                <w:b/>
+                <w:color w:val="FFFFFF"/>
+                <w:sz w:val="20"/>
+              </w:rPr>
+              <w:t xml:space="preserve">  Padronização de posto</w:t>
+            </w:r>
+          </w:p>
+        </w:tc>
+      </w:tr>
+    </w:tbl>
+    <w:tbl>
+      <w:tblPr>
+        <w:tblW w:type="auto" w:w="0"/>
+        <w:tblLook w:firstColumn="1" w:firstRow="1" w:lastColumn="0" w:lastRow="0" w:noHBand="0" w:noVBand="1" w:val="04A0"/>
+        <w:tblBorders>
+          <w:top w:val="single" w:sz="4" w:color="D0D7DE"/>
+          <w:left w:val="single" w:sz="4" w:color="D0D7DE"/>
+          <w:bottom w:val="single" w:sz="4" w:color="D0D7DE"/>
+          <w:right w:val="single" w:sz="4" w:color="D0D7DE"/>
+          <w:insideH w:val="single" w:sz="4" w:color="D0D7DE"/>
+          <w:insideV w:val="single" w:sz="4" w:color="D0D7DE"/>
+        </w:tblBorders>
+      </w:tblPr>
+      <w:tblGrid>
+        <w:gridCol w:w="4933"/>
+        <w:gridCol w:w="4933"/>
+      </w:tblGrid>
+      <w:tr>
+        <w:tc>
+          <w:tcPr>
+            <w:tcW w:type="dxa" w:w="1814"/>
+            <w:vAlign w:val="center"/>
+            <w:shd w:fill="E8EEF5" w:val="clear"/>
+          </w:tcPr>
+          <w:p>
+            <w:r/>
+            <w:r>
+              <w:rPr>
+                <w:rFonts w:ascii="Calibri" w:hAnsi="Calibri" w:eastAsia="Calibri"/>
+                <w:b/>
+                <w:color w:val="0F2C59"/>
+                <w:sz w:val="18"/>
+              </w:rPr>
+              <w:t>Achado</w:t>
+            </w:r>
+          </w:p>
+        </w:tc>
+        <w:tc>
+          <w:tcPr>
+            <w:tcW w:type="dxa" w:w="7824"/>
+            <w:vAlign w:val="center"/>
+          </w:tcPr>
+          <w:p>
+            <w:r/>
+            <w:r>
+              <w:rPr>
+                <w:rFonts w:ascii="Calibri" w:hAnsi="Calibri" w:eastAsia="Calibri"/>
+                <w:b w:val="0"/>
+                <w:color w:val="4A4A4A"/>
+                <w:sz w:val="18"/>
+              </w:rPr>
+              <w:t>Conector com oxidação/degradação e contato comprometido.</w:t>
+            </w:r>
+          </w:p>
+        </w:tc>
+      </w:tr>
+      <w:tr>
+        <w:tc>
+          <w:tcPr>
+            <w:tcW w:type="dxa" w:w="1814"/>
+            <w:vAlign w:val="center"/>
+            <w:shd w:fill="E8EEF5" w:val="clear"/>
+          </w:tcPr>
+          <w:p>
+            <w:r/>
+            <w:r>
+              <w:rPr>
+                <w:rFonts w:ascii="Calibri" w:hAnsi="Calibri" w:eastAsia="Calibri"/>
+                <w:b/>
+                <w:color w:val="0F2C59"/>
+                <w:sz w:val="18"/>
+              </w:rPr>
+              <w:t>Impacto</w:t>
+            </w:r>
+          </w:p>
+        </w:tc>
+        <w:tc>
+          <w:tcPr>
+            <w:tcW w:type="dxa" w:w="7824"/>
+            <w:vAlign w:val="center"/>
+          </w:tcPr>
+          <w:p>
+            <w:r/>
+            <w:r>
+              <w:rPr>
+                <w:rFonts w:ascii="Calibri" w:hAnsi="Calibri" w:eastAsia="Calibri"/>
+                <w:b w:val="0"/>
+                <w:color w:val="4A4A4A"/>
+                <w:sz w:val="18"/>
+              </w:rPr>
+              <w:t>Instabilidade de link, retransmissão e lentidão no posto.</w:t>
+            </w:r>
+          </w:p>
+        </w:tc>
+      </w:tr>
+      <w:tr>
+        <w:tc>
+          <w:tcPr>
+            <w:tcW w:type="dxa" w:w="1814"/>
+            <w:vAlign w:val="center"/>
+            <w:shd w:fill="E8EEF5" w:val="clear"/>
+          </w:tcPr>
+          <w:p>
+            <w:r/>
+            <w:r>
+              <w:rPr>
+                <w:rFonts w:ascii="Calibri" w:hAnsi="Calibri" w:eastAsia="Calibri"/>
+                <w:b/>
+                <w:color w:val="0F2C59"/>
+                <w:sz w:val="18"/>
+              </w:rPr>
+              <w:t>Dono</w:t>
+            </w:r>
+          </w:p>
+        </w:tc>
+        <w:tc>
+          <w:tcPr>
+            <w:tcW w:type="dxa" w:w="7824"/>
+            <w:vAlign w:val="center"/>
+          </w:tcPr>
+          <w:p>
+            <w:r/>
+            <w:r>
+              <w:rPr>
+                <w:rFonts w:ascii="Calibri" w:hAnsi="Calibri" w:eastAsia="Calibri"/>
+                <w:b w:val="0"/>
+                <w:color w:val="4A4A4A"/>
+                <w:sz w:val="18"/>
+              </w:rPr>
+              <w:t>Área Técnica / Engenharia</w:t>
+            </w:r>
+          </w:p>
+        </w:tc>
+      </w:tr>
+      <w:tr>
+        <w:tc>
+          <w:tcPr>
+            <w:tcW w:type="dxa" w:w="1814"/>
+            <w:vAlign w:val="center"/>
+            <w:shd w:fill="E8EEF5" w:val="clear"/>
+          </w:tcPr>
+          <w:p>
+            <w:r/>
+            <w:r>
+              <w:rPr>
+                <w:rFonts w:ascii="Calibri" w:hAnsi="Calibri" w:eastAsia="Calibri"/>
+                <w:b/>
+                <w:color w:val="0F2C59"/>
+                <w:sz w:val="18"/>
+              </w:rPr>
+              <w:t>O que mostra</w:t>
+            </w:r>
+          </w:p>
+        </w:tc>
+        <w:tc>
+          <w:tcPr>
+            <w:tcW w:type="dxa" w:w="7824"/>
+            <w:vAlign w:val="center"/>
+          </w:tcPr>
+          <w:p>
+            <w:r/>
+            <w:r>
+              <w:rPr>
+                <w:rFonts w:ascii="Calibri" w:hAnsi="Calibri" w:eastAsia="Calibri"/>
+                <w:b w:val="0"/>
+                <w:color w:val="4A4A4A"/>
+                <w:sz w:val="18"/>
+              </w:rPr>
+              <w:t>Contato elétrico ruim · Falha intermitente</w:t>
+            </w:r>
+          </w:p>
+        </w:tc>
+      </w:tr>
+    </w:tbl>
+    <w:tbl>
+      <w:tblPr>
+        <w:tblW w:type="auto" w:w="0"/>
+        <w:tblLook w:firstColumn="1" w:firstRow="1" w:lastColumn="0" w:lastRow="0" w:noHBand="0" w:noVBand="1" w:val="04A0"/>
+        <w:tblBorders>
+          <w:top w:val="single" w:sz="8" w:color="C5D0DC"/>
+          <w:left w:val="single" w:sz="8" w:color="C5D0DC"/>
+          <w:bottom w:val="single" w:sz="8" w:color="C5D0DC"/>
+          <w:right w:val="single" w:sz="8" w:color="C5D0DC"/>
+          <w:insideH w:val="single" w:sz="8" w:color="C5D0DC"/>
+          <w:insideV w:val="single" w:sz="8" w:color="C5D0DC"/>
+        </w:tblBorders>
+      </w:tblPr>
+      <w:tblGrid>
+        <w:gridCol w:w="9866"/>
+      </w:tblGrid>
+      <w:tr>
+        <w:tc>
+          <w:tcPr>
+            <w:tcW w:type="dxa" w:w="9866"/>
+            <w:shd w:fill="F7F9FC" w:val="clear"/>
           </w:tcPr>
           <w:p>
             <w:pPr>
@@ -1245,213 +1493,293 @@
               <w:rPr>
                 <w:rFonts w:ascii="Calibri" w:hAnsi="Calibri" w:eastAsia="Calibri"/>
                 <w:b/>
-                <w:color w:val="595959"/>
-                <w:sz w:val="22"/>
+                <w:color w:val="6B7C8F"/>
+                <w:sz w:val="20"/>
               </w:rPr>
               <w:br/>
-              <w:br/>
-              <w:t>[ COLE A IMAGEM AQUI ]</w:t>
-              <w:br/>
-              <w:t>Evidência 02 — RJ45 oxidado</w:t>
-              <w:br/>
+              <w:t>📷  Cole aqui a imagem — 02 RJ45 oxidado</w:t>
               <w:br/>
             </w:r>
           </w:p>
-          <w:p/>
-          <w:p/>
+          <w:p>
+            <w:pPr>
+              <w:jc w:val="center"/>
+            </w:pPr>
+            <w:r>
+              <w:rPr>
+                <w:rFonts w:ascii="Calibri" w:hAnsi="Calibri" w:eastAsia="Calibri"/>
+                <w:b w:val="0"/>
+                <w:color w:val="9AA5B1"/>
+                <w:sz w:val="16"/>
+              </w:rPr>
+              <w:t>(espaço reservado para evidência fotográfica / print)</w:t>
+              <w:br/>
+            </w:r>
+          </w:p>
         </w:tc>
       </w:tr>
     </w:tbl>
-    <w:p/>
     <w:p>
       <w:pPr>
-        <w:pStyle w:val="Heading1"/>
+        <w:spacing w:after="200"/>
       </w:pPr>
-      <w:r>
-        <w:rPr>
-          <w:rFonts w:ascii="Calibri" w:hAnsi="Calibri" w:eastAsia="Calibri"/>
-          <w:b/>
-          <w:sz w:val="30"/>
-        </w:rPr>
-        <w:t>Evidência 3 — Utilização de cabo Cat.5 / Cat.5e</w:t>
-      </w:r>
-    </w:p>
-    <w:p>
-      <w:r>
-        <w:rPr>
-          <w:rFonts w:ascii="Calibri" w:hAnsi="Calibri" w:eastAsia="Calibri"/>
-          <w:b/>
-          <w:sz w:val="22"/>
-        </w:rPr>
-        <w:t xml:space="preserve">Palavra-chave: </w:t>
-      </w:r>
-      <w:r>
-        <w:rPr>
-          <w:rFonts w:ascii="Calibri" w:hAnsi="Calibri" w:eastAsia="Calibri"/>
-          <w:b/>
-          <w:color w:val="1F4E79"/>
-          <w:sz w:val="22"/>
-        </w:rPr>
-        <w:t>Padronização de infraestrutura</w:t>
-      </w:r>
-    </w:p>
-    <w:p>
-      <w:pPr>
-        <w:spacing w:after="40"/>
-      </w:pPr>
-      <w:r>
-        <w:rPr>
-          <w:rFonts w:ascii="Calibri" w:hAnsi="Calibri" w:eastAsia="Calibri"/>
-          <w:b/>
-          <w:sz w:val="22"/>
-        </w:rPr>
-        <w:t>Achado</w:t>
-      </w:r>
-    </w:p>
-    <w:p>
-      <w:pPr>
-        <w:spacing w:after="120"/>
-      </w:pPr>
-      <w:r>
-        <w:rPr>
-          <w:rFonts w:ascii="Calibri" w:hAnsi="Calibri" w:eastAsia="Calibri"/>
-          <w:b w:val="0"/>
-          <w:sz w:val="22"/>
-        </w:rPr>
-        <w:t>Identificação visual de cabo marcado como CAT.5E em uso no ambiente de posto/linha.</w:t>
-      </w:r>
-    </w:p>
-    <w:p>
-      <w:pPr>
-        <w:spacing w:after="40"/>
-      </w:pPr>
-      <w:r>
-        <w:rPr>
-          <w:rFonts w:ascii="Calibri" w:hAnsi="Calibri" w:eastAsia="Calibri"/>
-          <w:b/>
-          <w:sz w:val="22"/>
-        </w:rPr>
-        <w:t>Impacto na produção</w:t>
-      </w:r>
-    </w:p>
-    <w:p>
-      <w:pPr>
-        <w:spacing w:after="120"/>
-      </w:pPr>
-      <w:r>
-        <w:rPr>
-          <w:rFonts w:ascii="Calibri" w:hAnsi="Calibri" w:eastAsia="Calibri"/>
-          <w:b w:val="0"/>
-          <w:sz w:val="22"/>
-        </w:rPr>
-        <w:t>Menor margem de robustez de comunicação, maior sensibilidade a ruído/interferência e contribuição para lentidão/instabilidade.</w:t>
-      </w:r>
-    </w:p>
-    <w:p>
-      <w:pPr>
-        <w:spacing w:after="40"/>
-      </w:pPr>
-      <w:r>
-        <w:rPr>
-          <w:rFonts w:ascii="Calibri" w:hAnsi="Calibri" w:eastAsia="Calibri"/>
-          <w:b/>
-          <w:sz w:val="22"/>
-        </w:rPr>
-        <w:t>Responsabilidade primária</w:t>
-      </w:r>
-    </w:p>
-    <w:p>
-      <w:pPr>
-        <w:spacing w:after="120"/>
-      </w:pPr>
-      <w:r>
-        <w:rPr>
-          <w:rFonts w:ascii="Calibri" w:hAnsi="Calibri" w:eastAsia="Calibri"/>
-          <w:b w:val="0"/>
-          <w:sz w:val="22"/>
-        </w:rPr>
-        <w:t>Área Técnica / Engenharia</w:t>
-      </w:r>
-    </w:p>
-    <w:p>
-      <w:pPr>
-        <w:spacing w:after="40"/>
-      </w:pPr>
-      <w:r>
-        <w:rPr>
-          <w:rFonts w:ascii="Calibri" w:hAnsi="Calibri" w:eastAsia="Calibri"/>
-          <w:b/>
-          <w:sz w:val="22"/>
-        </w:rPr>
-        <w:t>O que a evidência mostra</w:t>
-      </w:r>
-    </w:p>
-    <w:p>
-      <w:pPr>
-        <w:pStyle w:val="ListBullet"/>
-      </w:pPr>
-      <w:r>
-        <w:rPr>
-          <w:rFonts w:ascii="Calibri" w:hAnsi="Calibri" w:eastAsia="Calibri"/>
-          <w:b w:val="0"/>
-          <w:sz w:val="22"/>
-        </w:rPr>
-        <w:t>Marcação legível no cabo: CAT.5E / UTP</w:t>
-      </w:r>
-    </w:p>
-    <w:p>
-      <w:pPr>
-        <w:pStyle w:val="ListBullet"/>
-      </w:pPr>
-      <w:r>
-        <w:rPr>
-          <w:rFonts w:ascii="Calibri" w:hAnsi="Calibri" w:eastAsia="Calibri"/>
-          <w:b w:val="0"/>
-          <w:sz w:val="22"/>
-        </w:rPr>
-        <w:t>Indica padrão antigo/abaixo do desejável para padronização da planta</w:t>
-      </w:r>
-    </w:p>
-    <w:p>
-      <w:pPr>
-        <w:pStyle w:val="ListBullet"/>
-      </w:pPr>
-      <w:r>
-        <w:rPr>
-          <w:rFonts w:ascii="Calibri" w:hAnsi="Calibri" w:eastAsia="Calibri"/>
-          <w:b w:val="0"/>
-          <w:sz w:val="22"/>
-        </w:rPr>
-        <w:t>Exige substituição e definição de categoria mínima oficial</w:t>
-      </w:r>
-    </w:p>
-    <w:p>
-      <w:pPr>
-        <w:spacing w:after="40"/>
-      </w:pPr>
-      <w:r>
-        <w:rPr>
-          <w:rFonts w:ascii="Calibri" w:hAnsi="Calibri" w:eastAsia="Calibri"/>
-          <w:b/>
-          <w:sz w:val="22"/>
-        </w:rPr>
-        <w:t>Registro fotográfico / print</w:t>
-      </w:r>
     </w:p>
     <w:tbl>
       <w:tblPr>
-        <w:tblStyle w:val="TableGrid"/>
         <w:tblW w:type="auto" w:w="0"/>
         <w:tblLook w:firstColumn="1" w:firstRow="1" w:lastColumn="0" w:lastRow="0" w:noHBand="0" w:noVBand="1" w:val="04A0"/>
+        <w:tblBorders>
+          <w:top w:val="single" w:sz="0" w:color="0F2C59"/>
+          <w:left w:val="single" w:sz="0" w:color="0F2C59"/>
+          <w:bottom w:val="single" w:sz="0" w:color="0F2C59"/>
+          <w:right w:val="single" w:sz="0" w:color="0F2C59"/>
+          <w:insideH w:val="single" w:sz="0" w:color="0F2C59"/>
+          <w:insideV w:val="single" w:sz="0" w:color="0F2C59"/>
+        </w:tblBorders>
       </w:tblPr>
       <w:tblGrid>
-        <w:gridCol w:w="9972"/>
+        <w:gridCol w:w="4933"/>
+        <w:gridCol w:w="4933"/>
       </w:tblGrid>
       <w:tr>
         <w:tc>
           <w:tcPr>
-            <w:tcW w:type="dxa" w:w="9972"/>
-            <w:shd w:fill="F2F2F2" w:val="clear"/>
+            <w:tcW w:type="dxa" w:w="2835"/>
+            <w:shd w:fill="0F2C59" w:val="clear"/>
+            <w:vAlign w:val="center"/>
+          </w:tcPr>
+          <w:p>
+            <w:r/>
+            <w:r>
+              <w:rPr>
+                <w:rFonts w:ascii="Calibri" w:hAnsi="Calibri" w:eastAsia="Calibri"/>
+                <w:b/>
+                <w:color w:val="FFFFFF"/>
+                <w:sz w:val="22"/>
+              </w:rPr>
+              <w:t xml:space="preserve">  EVIDÊNCIA 03</w:t>
+            </w:r>
+          </w:p>
+        </w:tc>
+        <w:tc>
+          <w:tcPr>
+            <w:tcW w:type="dxa" w:w="6803"/>
+            <w:shd w:fill="1B6B93" w:val="clear"/>
+            <w:vAlign w:val="center"/>
+          </w:tcPr>
+          <w:p>
+            <w:pPr>
+              <w:jc w:val="right"/>
+            </w:pPr>
+            <w:r/>
+            <w:r>
+              <w:rPr>
+                <w:rFonts w:ascii="Calibri" w:hAnsi="Calibri" w:eastAsia="Calibri"/>
+                <w:b/>
+                <w:color w:val="FFFFFF"/>
+                <w:sz w:val="20"/>
+              </w:rPr>
+              <w:t xml:space="preserve">  Padronização de infraestrutura</w:t>
+            </w:r>
+          </w:p>
+        </w:tc>
+      </w:tr>
+    </w:tbl>
+    <w:tbl>
+      <w:tblPr>
+        <w:tblW w:type="auto" w:w="0"/>
+        <w:tblLook w:firstColumn="1" w:firstRow="1" w:lastColumn="0" w:lastRow="0" w:noHBand="0" w:noVBand="1" w:val="04A0"/>
+        <w:tblBorders>
+          <w:top w:val="single" w:sz="4" w:color="D0D7DE"/>
+          <w:left w:val="single" w:sz="4" w:color="D0D7DE"/>
+          <w:bottom w:val="single" w:sz="4" w:color="D0D7DE"/>
+          <w:right w:val="single" w:sz="4" w:color="D0D7DE"/>
+          <w:insideH w:val="single" w:sz="4" w:color="D0D7DE"/>
+          <w:insideV w:val="single" w:sz="4" w:color="D0D7DE"/>
+        </w:tblBorders>
+      </w:tblPr>
+      <w:tblGrid>
+        <w:gridCol w:w="4933"/>
+        <w:gridCol w:w="4933"/>
+      </w:tblGrid>
+      <w:tr>
+        <w:tc>
+          <w:tcPr>
+            <w:tcW w:type="dxa" w:w="1814"/>
+            <w:vAlign w:val="center"/>
+            <w:shd w:fill="E8EEF5" w:val="clear"/>
+          </w:tcPr>
+          <w:p>
+            <w:r/>
+            <w:r>
+              <w:rPr>
+                <w:rFonts w:ascii="Calibri" w:hAnsi="Calibri" w:eastAsia="Calibri"/>
+                <w:b/>
+                <w:color w:val="0F2C59"/>
+                <w:sz w:val="18"/>
+              </w:rPr>
+              <w:t>Achado</w:t>
+            </w:r>
+          </w:p>
+        </w:tc>
+        <w:tc>
+          <w:tcPr>
+            <w:tcW w:type="dxa" w:w="7824"/>
+            <w:vAlign w:val="center"/>
+          </w:tcPr>
+          <w:p>
+            <w:r/>
+            <w:r>
+              <w:rPr>
+                <w:rFonts w:ascii="Calibri" w:hAnsi="Calibri" w:eastAsia="Calibri"/>
+                <w:b w:val="0"/>
+                <w:color w:val="4A4A4A"/>
+                <w:sz w:val="18"/>
+              </w:rPr>
+              <w:t>Cabo identificado como CAT.5E em uso no posto/linha.</w:t>
+            </w:r>
+          </w:p>
+        </w:tc>
+      </w:tr>
+      <w:tr>
+        <w:tc>
+          <w:tcPr>
+            <w:tcW w:type="dxa" w:w="1814"/>
+            <w:vAlign w:val="center"/>
+            <w:shd w:fill="E8EEF5" w:val="clear"/>
+          </w:tcPr>
+          <w:p>
+            <w:r/>
+            <w:r>
+              <w:rPr>
+                <w:rFonts w:ascii="Calibri" w:hAnsi="Calibri" w:eastAsia="Calibri"/>
+                <w:b/>
+                <w:color w:val="0F2C59"/>
+                <w:sz w:val="18"/>
+              </w:rPr>
+              <w:t>Impacto</w:t>
+            </w:r>
+          </w:p>
+        </w:tc>
+        <w:tc>
+          <w:tcPr>
+            <w:tcW w:type="dxa" w:w="7824"/>
+            <w:vAlign w:val="center"/>
+          </w:tcPr>
+          <w:p>
+            <w:r/>
+            <w:r>
+              <w:rPr>
+                <w:rFonts w:ascii="Calibri" w:hAnsi="Calibri" w:eastAsia="Calibri"/>
+                <w:b w:val="0"/>
+                <w:color w:val="4A4A4A"/>
+                <w:sz w:val="18"/>
+              </w:rPr>
+              <w:t>Menor robustez de comunicação e contribuição para instabilidade.</w:t>
+            </w:r>
+          </w:p>
+        </w:tc>
+      </w:tr>
+      <w:tr>
+        <w:tc>
+          <w:tcPr>
+            <w:tcW w:type="dxa" w:w="1814"/>
+            <w:vAlign w:val="center"/>
+            <w:shd w:fill="E8EEF5" w:val="clear"/>
+          </w:tcPr>
+          <w:p>
+            <w:r/>
+            <w:r>
+              <w:rPr>
+                <w:rFonts w:ascii="Calibri" w:hAnsi="Calibri" w:eastAsia="Calibri"/>
+                <w:b/>
+                <w:color w:val="0F2C59"/>
+                <w:sz w:val="18"/>
+              </w:rPr>
+              <w:t>Dono</w:t>
+            </w:r>
+          </w:p>
+        </w:tc>
+        <w:tc>
+          <w:tcPr>
+            <w:tcW w:type="dxa" w:w="7824"/>
+            <w:vAlign w:val="center"/>
+          </w:tcPr>
+          <w:p>
+            <w:r/>
+            <w:r>
+              <w:rPr>
+                <w:rFonts w:ascii="Calibri" w:hAnsi="Calibri" w:eastAsia="Calibri"/>
+                <w:b w:val="0"/>
+                <w:color w:val="4A4A4A"/>
+                <w:sz w:val="18"/>
+              </w:rPr>
+              <w:t>Área Técnica / Engenharia</w:t>
+            </w:r>
+          </w:p>
+        </w:tc>
+      </w:tr>
+      <w:tr>
+        <w:tc>
+          <w:tcPr>
+            <w:tcW w:type="dxa" w:w="1814"/>
+            <w:vAlign w:val="center"/>
+            <w:shd w:fill="E8EEF5" w:val="clear"/>
+          </w:tcPr>
+          <w:p>
+            <w:r/>
+            <w:r>
+              <w:rPr>
+                <w:rFonts w:ascii="Calibri" w:hAnsi="Calibri" w:eastAsia="Calibri"/>
+                <w:b/>
+                <w:color w:val="0F2C59"/>
+                <w:sz w:val="18"/>
+              </w:rPr>
+              <w:t>O que mostra</w:t>
+            </w:r>
+          </w:p>
+        </w:tc>
+        <w:tc>
+          <w:tcPr>
+            <w:tcW w:type="dxa" w:w="7824"/>
+            <w:vAlign w:val="center"/>
+          </w:tcPr>
+          <w:p>
+            <w:r/>
+            <w:r>
+              <w:rPr>
+                <w:rFonts w:ascii="Calibri" w:hAnsi="Calibri" w:eastAsia="Calibri"/>
+                <w:b w:val="0"/>
+                <w:color w:val="4A4A4A"/>
+                <w:sz w:val="18"/>
+              </w:rPr>
+              <w:t>Marcação CAT.5E · Padrão abaixo do desejável</w:t>
+            </w:r>
+          </w:p>
+        </w:tc>
+      </w:tr>
+    </w:tbl>
+    <w:tbl>
+      <w:tblPr>
+        <w:tblW w:type="auto" w:w="0"/>
+        <w:tblLook w:firstColumn="1" w:firstRow="1" w:lastColumn="0" w:lastRow="0" w:noHBand="0" w:noVBand="1" w:val="04A0"/>
+        <w:tblBorders>
+          <w:top w:val="single" w:sz="8" w:color="C5D0DC"/>
+          <w:left w:val="single" w:sz="8" w:color="C5D0DC"/>
+          <w:bottom w:val="single" w:sz="8" w:color="C5D0DC"/>
+          <w:right w:val="single" w:sz="8" w:color="C5D0DC"/>
+          <w:insideH w:val="single" w:sz="8" w:color="C5D0DC"/>
+          <w:insideV w:val="single" w:sz="8" w:color="C5D0DC"/>
+        </w:tblBorders>
+      </w:tblPr>
+      <w:tblGrid>
+        <w:gridCol w:w="9866"/>
+      </w:tblGrid>
+      <w:tr>
+        <w:tc>
+          <w:tcPr>
+            <w:tcW w:type="dxa" w:w="9866"/>
+            <w:shd w:fill="F7F9FC" w:val="clear"/>
           </w:tcPr>
           <w:p>
             <w:pPr>
@@ -1462,226 +1790,293 @@
               <w:rPr>
                 <w:rFonts w:ascii="Calibri" w:hAnsi="Calibri" w:eastAsia="Calibri"/>
                 <w:b/>
-                <w:color w:val="595959"/>
-                <w:sz w:val="22"/>
+                <w:color w:val="6B7C8F"/>
+                <w:sz w:val="20"/>
               </w:rPr>
               <w:br/>
-              <w:br/>
-              <w:t>[ COLE A IMAGEM AQUI ]</w:t>
-              <w:br/>
-              <w:t>Evidência 03 — cabo Cat.5/Cat.5e</w:t>
-              <w:br/>
+              <w:t>📷  Cole aqui a imagem — 03 cabo Cat.5</w:t>
               <w:br/>
             </w:r>
           </w:p>
-          <w:p/>
-          <w:p/>
+          <w:p>
+            <w:pPr>
+              <w:jc w:val="center"/>
+            </w:pPr>
+            <w:r>
+              <w:rPr>
+                <w:rFonts w:ascii="Calibri" w:hAnsi="Calibri" w:eastAsia="Calibri"/>
+                <w:b w:val="0"/>
+                <w:color w:val="9AA5B1"/>
+                <w:sz w:val="16"/>
+              </w:rPr>
+              <w:t>(espaço reservado para evidência fotográfica / print)</w:t>
+              <w:br/>
+            </w:r>
+          </w:p>
         </w:tc>
       </w:tr>
     </w:tbl>
-    <w:p/>
     <w:p>
       <w:pPr>
-        <w:pStyle w:val="Heading1"/>
+        <w:spacing w:after="200"/>
       </w:pPr>
-      <w:r>
-        <w:rPr>
-          <w:rFonts w:ascii="Calibri" w:hAnsi="Calibri" w:eastAsia="Calibri"/>
-          <w:b/>
-          <w:sz w:val="30"/>
-        </w:rPr>
-        <w:t>Evidência 4 — RASP pendurada pelos cabos</w:t>
-      </w:r>
-    </w:p>
-    <w:p>
-      <w:r>
-        <w:rPr>
-          <w:rFonts w:ascii="Calibri" w:hAnsi="Calibri" w:eastAsia="Calibri"/>
-          <w:b/>
-          <w:sz w:val="22"/>
-        </w:rPr>
-        <w:t xml:space="preserve">Palavra-chave: </w:t>
-      </w:r>
-      <w:r>
-        <w:rPr>
-          <w:rFonts w:ascii="Calibri" w:hAnsi="Calibri" w:eastAsia="Calibri"/>
-          <w:b/>
-          <w:color w:val="1F4E79"/>
-          <w:sz w:val="22"/>
-        </w:rPr>
-        <w:t>Disciplina de processo</w:t>
-      </w:r>
-    </w:p>
-    <w:p>
-      <w:pPr>
-        <w:spacing w:after="40"/>
-      </w:pPr>
-      <w:r>
-        <w:rPr>
-          <w:rFonts w:ascii="Calibri" w:hAnsi="Calibri" w:eastAsia="Calibri"/>
-          <w:b/>
-          <w:sz w:val="22"/>
-        </w:rPr>
-        <w:t>Achado</w:t>
-      </w:r>
-    </w:p>
-    <w:p>
-      <w:pPr>
-        <w:spacing w:after="120"/>
-      </w:pPr>
-      <w:r>
-        <w:rPr>
-          <w:rFonts w:ascii="Calibri" w:hAnsi="Calibri" w:eastAsia="Calibri"/>
-          <w:b w:val="0"/>
-          <w:sz w:val="22"/>
-        </w:rPr>
-        <w:t>Raspberry Pi sem fixação adequada, sustentada pelos próprios cabos (peso da placa/caixa puxando conectores).</w:t>
-      </w:r>
-    </w:p>
-    <w:p>
-      <w:pPr>
-        <w:spacing w:after="40"/>
-      </w:pPr>
-      <w:r>
-        <w:rPr>
-          <w:rFonts w:ascii="Calibri" w:hAnsi="Calibri" w:eastAsia="Calibri"/>
-          <w:b/>
-          <w:sz w:val="22"/>
-        </w:rPr>
-        <w:t>Impacto na produção</w:t>
-      </w:r>
-    </w:p>
-    <w:p>
-      <w:pPr>
-        <w:spacing w:after="120"/>
-      </w:pPr>
-      <w:r>
-        <w:rPr>
-          <w:rFonts w:ascii="Calibri" w:hAnsi="Calibri" w:eastAsia="Calibri"/>
-          <w:b w:val="0"/>
-          <w:sz w:val="22"/>
-        </w:rPr>
-        <w:t>Risco de dano a portas, desconexão, queda de rede e parada do posto. Evidência clara de falta de disciplina na instalação.</w:t>
-      </w:r>
-    </w:p>
-    <w:p>
-      <w:pPr>
-        <w:spacing w:after="40"/>
-      </w:pPr>
-      <w:r>
-        <w:rPr>
-          <w:rFonts w:ascii="Calibri" w:hAnsi="Calibri" w:eastAsia="Calibri"/>
-          <w:b/>
-          <w:sz w:val="22"/>
-        </w:rPr>
-        <w:t>Responsabilidade primária</w:t>
-      </w:r>
-    </w:p>
-    <w:p>
-      <w:pPr>
-        <w:spacing w:after="120"/>
-      </w:pPr>
-      <w:r>
-        <w:rPr>
-          <w:rFonts w:ascii="Calibri" w:hAnsi="Calibri" w:eastAsia="Calibri"/>
-          <w:b w:val="0"/>
-          <w:sz w:val="22"/>
-        </w:rPr>
-        <w:t>Área Técnica / Engenharia</w:t>
-      </w:r>
-    </w:p>
-    <w:p>
-      <w:pPr>
-        <w:spacing w:after="40"/>
-      </w:pPr>
-      <w:r>
-        <w:rPr>
-          <w:rFonts w:ascii="Calibri" w:hAnsi="Calibri" w:eastAsia="Calibri"/>
-          <w:b/>
-          <w:sz w:val="22"/>
-        </w:rPr>
-        <w:t>O que a evidência mostra</w:t>
-      </w:r>
-    </w:p>
-    <w:p>
-      <w:pPr>
-        <w:pStyle w:val="ListBullet"/>
-      </w:pPr>
-      <w:r>
-        <w:rPr>
-          <w:rFonts w:ascii="Calibri" w:hAnsi="Calibri" w:eastAsia="Calibri"/>
-          <w:b w:val="0"/>
-          <w:sz w:val="22"/>
-        </w:rPr>
-        <w:t>RASP suspensa pelos cabos (USB/rede/HDMI)</w:t>
-      </w:r>
-    </w:p>
-    <w:p>
-      <w:pPr>
-        <w:pStyle w:val="ListBullet"/>
-      </w:pPr>
-      <w:r>
-        <w:rPr>
-          <w:rFonts w:ascii="Calibri" w:hAnsi="Calibri" w:eastAsia="Calibri"/>
-          <w:b w:val="0"/>
-          <w:sz w:val="22"/>
-        </w:rPr>
-        <w:t>Cabos tensionados e organização precária</w:t>
-      </w:r>
-    </w:p>
-    <w:p>
-      <w:pPr>
-        <w:pStyle w:val="ListBullet"/>
-      </w:pPr>
-      <w:r>
-        <w:rPr>
-          <w:rFonts w:ascii="Calibri" w:hAnsi="Calibri" w:eastAsia="Calibri"/>
-          <w:b w:val="0"/>
-          <w:sz w:val="22"/>
-        </w:rPr>
-        <w:t>Canaleta disponível, porém sem uso adequado</w:t>
-      </w:r>
-    </w:p>
-    <w:p>
-      <w:pPr>
-        <w:pStyle w:val="ListBullet"/>
-      </w:pPr>
-      <w:r>
-        <w:rPr>
-          <w:rFonts w:ascii="Calibri" w:hAnsi="Calibri" w:eastAsia="Calibri"/>
-          <w:b w:val="0"/>
-          <w:sz w:val="22"/>
-        </w:rPr>
-        <w:t>Instalação fora do padrão de posto</w:t>
-      </w:r>
-    </w:p>
-    <w:p>
-      <w:pPr>
-        <w:spacing w:after="40"/>
-      </w:pPr>
-      <w:r>
-        <w:rPr>
-          <w:rFonts w:ascii="Calibri" w:hAnsi="Calibri" w:eastAsia="Calibri"/>
-          <w:b/>
-          <w:sz w:val="22"/>
-        </w:rPr>
-        <w:t>Registro fotográfico / print</w:t>
-      </w:r>
     </w:p>
     <w:tbl>
       <w:tblPr>
-        <w:tblStyle w:val="TableGrid"/>
         <w:tblW w:type="auto" w:w="0"/>
         <w:tblLook w:firstColumn="1" w:firstRow="1" w:lastColumn="0" w:lastRow="0" w:noHBand="0" w:noVBand="1" w:val="04A0"/>
+        <w:tblBorders>
+          <w:top w:val="single" w:sz="0" w:color="0F2C59"/>
+          <w:left w:val="single" w:sz="0" w:color="0F2C59"/>
+          <w:bottom w:val="single" w:sz="0" w:color="0F2C59"/>
+          <w:right w:val="single" w:sz="0" w:color="0F2C59"/>
+          <w:insideH w:val="single" w:sz="0" w:color="0F2C59"/>
+          <w:insideV w:val="single" w:sz="0" w:color="0F2C59"/>
+        </w:tblBorders>
       </w:tblPr>
       <w:tblGrid>
-        <w:gridCol w:w="9972"/>
+        <w:gridCol w:w="4933"/>
+        <w:gridCol w:w="4933"/>
       </w:tblGrid>
       <w:tr>
         <w:tc>
           <w:tcPr>
-            <w:tcW w:type="dxa" w:w="9972"/>
-            <w:shd w:fill="F2F2F2" w:val="clear"/>
+            <w:tcW w:type="dxa" w:w="2835"/>
+            <w:shd w:fill="0F2C59" w:val="clear"/>
+            <w:vAlign w:val="center"/>
+          </w:tcPr>
+          <w:p>
+            <w:r/>
+            <w:r>
+              <w:rPr>
+                <w:rFonts w:ascii="Calibri" w:hAnsi="Calibri" w:eastAsia="Calibri"/>
+                <w:b/>
+                <w:color w:val="FFFFFF"/>
+                <w:sz w:val="22"/>
+              </w:rPr>
+              <w:t xml:space="preserve">  EVIDÊNCIA 04</w:t>
+            </w:r>
+          </w:p>
+        </w:tc>
+        <w:tc>
+          <w:tcPr>
+            <w:tcW w:type="dxa" w:w="6803"/>
+            <w:shd w:fill="1B6B93" w:val="clear"/>
+            <w:vAlign w:val="center"/>
+          </w:tcPr>
+          <w:p>
+            <w:pPr>
+              <w:jc w:val="right"/>
+            </w:pPr>
+            <w:r/>
+            <w:r>
+              <w:rPr>
+                <w:rFonts w:ascii="Calibri" w:hAnsi="Calibri" w:eastAsia="Calibri"/>
+                <w:b/>
+                <w:color w:val="FFFFFF"/>
+                <w:sz w:val="20"/>
+              </w:rPr>
+              <w:t xml:space="preserve">  Disciplina de processo</w:t>
+            </w:r>
+          </w:p>
+        </w:tc>
+      </w:tr>
+    </w:tbl>
+    <w:tbl>
+      <w:tblPr>
+        <w:tblW w:type="auto" w:w="0"/>
+        <w:tblLook w:firstColumn="1" w:firstRow="1" w:lastColumn="0" w:lastRow="0" w:noHBand="0" w:noVBand="1" w:val="04A0"/>
+        <w:tblBorders>
+          <w:top w:val="single" w:sz="4" w:color="D0D7DE"/>
+          <w:left w:val="single" w:sz="4" w:color="D0D7DE"/>
+          <w:bottom w:val="single" w:sz="4" w:color="D0D7DE"/>
+          <w:right w:val="single" w:sz="4" w:color="D0D7DE"/>
+          <w:insideH w:val="single" w:sz="4" w:color="D0D7DE"/>
+          <w:insideV w:val="single" w:sz="4" w:color="D0D7DE"/>
+        </w:tblBorders>
+      </w:tblPr>
+      <w:tblGrid>
+        <w:gridCol w:w="4933"/>
+        <w:gridCol w:w="4933"/>
+      </w:tblGrid>
+      <w:tr>
+        <w:tc>
+          <w:tcPr>
+            <w:tcW w:type="dxa" w:w="1814"/>
+            <w:vAlign w:val="center"/>
+            <w:shd w:fill="E8EEF5" w:val="clear"/>
+          </w:tcPr>
+          <w:p>
+            <w:r/>
+            <w:r>
+              <w:rPr>
+                <w:rFonts w:ascii="Calibri" w:hAnsi="Calibri" w:eastAsia="Calibri"/>
+                <w:b/>
+                <w:color w:val="0F2C59"/>
+                <w:sz w:val="18"/>
+              </w:rPr>
+              <w:t>Achado</w:t>
+            </w:r>
+          </w:p>
+        </w:tc>
+        <w:tc>
+          <w:tcPr>
+            <w:tcW w:type="dxa" w:w="7824"/>
+            <w:vAlign w:val="center"/>
+          </w:tcPr>
+          <w:p>
+            <w:r/>
+            <w:r>
+              <w:rPr>
+                <w:rFonts w:ascii="Calibri" w:hAnsi="Calibri" w:eastAsia="Calibri"/>
+                <w:b w:val="0"/>
+                <w:color w:val="4A4A4A"/>
+                <w:sz w:val="18"/>
+              </w:rPr>
+              <w:t>Raspberry Pi sem fixação, sustentada pelos próprios cabos.</w:t>
+            </w:r>
+          </w:p>
+        </w:tc>
+      </w:tr>
+      <w:tr>
+        <w:tc>
+          <w:tcPr>
+            <w:tcW w:type="dxa" w:w="1814"/>
+            <w:vAlign w:val="center"/>
+            <w:shd w:fill="E8EEF5" w:val="clear"/>
+          </w:tcPr>
+          <w:p>
+            <w:r/>
+            <w:r>
+              <w:rPr>
+                <w:rFonts w:ascii="Calibri" w:hAnsi="Calibri" w:eastAsia="Calibri"/>
+                <w:b/>
+                <w:color w:val="0F2C59"/>
+                <w:sz w:val="18"/>
+              </w:rPr>
+              <w:t>Impacto</w:t>
+            </w:r>
+          </w:p>
+        </w:tc>
+        <w:tc>
+          <w:tcPr>
+            <w:tcW w:type="dxa" w:w="7824"/>
+            <w:vAlign w:val="center"/>
+          </w:tcPr>
+          <w:p>
+            <w:r/>
+            <w:r>
+              <w:rPr>
+                <w:rFonts w:ascii="Calibri" w:hAnsi="Calibri" w:eastAsia="Calibri"/>
+                <w:b w:val="0"/>
+                <w:color w:val="4A4A4A"/>
+                <w:sz w:val="18"/>
+              </w:rPr>
+              <w:t>Risco de dano a portas, desconexão e parada do posto.</w:t>
+            </w:r>
+          </w:p>
+        </w:tc>
+      </w:tr>
+      <w:tr>
+        <w:tc>
+          <w:tcPr>
+            <w:tcW w:type="dxa" w:w="1814"/>
+            <w:vAlign w:val="center"/>
+            <w:shd w:fill="E8EEF5" w:val="clear"/>
+          </w:tcPr>
+          <w:p>
+            <w:r/>
+            <w:r>
+              <w:rPr>
+                <w:rFonts w:ascii="Calibri" w:hAnsi="Calibri" w:eastAsia="Calibri"/>
+                <w:b/>
+                <w:color w:val="0F2C59"/>
+                <w:sz w:val="18"/>
+              </w:rPr>
+              <w:t>Dono</w:t>
+            </w:r>
+          </w:p>
+        </w:tc>
+        <w:tc>
+          <w:tcPr>
+            <w:tcW w:type="dxa" w:w="7824"/>
+            <w:vAlign w:val="center"/>
+          </w:tcPr>
+          <w:p>
+            <w:r/>
+            <w:r>
+              <w:rPr>
+                <w:rFonts w:ascii="Calibri" w:hAnsi="Calibri" w:eastAsia="Calibri"/>
+                <w:b w:val="0"/>
+                <w:color w:val="4A4A4A"/>
+                <w:sz w:val="18"/>
+              </w:rPr>
+              <w:t>Área Técnica / Engenharia</w:t>
+            </w:r>
+          </w:p>
+        </w:tc>
+      </w:tr>
+      <w:tr>
+        <w:tc>
+          <w:tcPr>
+            <w:tcW w:type="dxa" w:w="1814"/>
+            <w:vAlign w:val="center"/>
+            <w:shd w:fill="E8EEF5" w:val="clear"/>
+          </w:tcPr>
+          <w:p>
+            <w:r/>
+            <w:r>
+              <w:rPr>
+                <w:rFonts w:ascii="Calibri" w:hAnsi="Calibri" w:eastAsia="Calibri"/>
+                <w:b/>
+                <w:color w:val="0F2C59"/>
+                <w:sz w:val="18"/>
+              </w:rPr>
+              <w:t>O que mostra</w:t>
+            </w:r>
+          </w:p>
+        </w:tc>
+        <w:tc>
+          <w:tcPr>
+            <w:tcW w:type="dxa" w:w="7824"/>
+            <w:vAlign w:val="center"/>
+          </w:tcPr>
+          <w:p>
+            <w:r/>
+            <w:r>
+              <w:rPr>
+                <w:rFonts w:ascii="Calibri" w:hAnsi="Calibri" w:eastAsia="Calibri"/>
+                <w:b w:val="0"/>
+                <w:color w:val="4A4A4A"/>
+                <w:sz w:val="18"/>
+              </w:rPr>
+              <w:t>Sem fixação · Cabos tensionados · Improviso no posto</w:t>
+            </w:r>
+          </w:p>
+        </w:tc>
+      </w:tr>
+    </w:tbl>
+    <w:tbl>
+      <w:tblPr>
+        <w:tblW w:type="auto" w:w="0"/>
+        <w:tblLook w:firstColumn="1" w:firstRow="1" w:lastColumn="0" w:lastRow="0" w:noHBand="0" w:noVBand="1" w:val="04A0"/>
+        <w:tblBorders>
+          <w:top w:val="single" w:sz="8" w:color="C5D0DC"/>
+          <w:left w:val="single" w:sz="8" w:color="C5D0DC"/>
+          <w:bottom w:val="single" w:sz="8" w:color="C5D0DC"/>
+          <w:right w:val="single" w:sz="8" w:color="C5D0DC"/>
+          <w:insideH w:val="single" w:sz="8" w:color="C5D0DC"/>
+          <w:insideV w:val="single" w:sz="8" w:color="C5D0DC"/>
+        </w:tblBorders>
+      </w:tblPr>
+      <w:tblGrid>
+        <w:gridCol w:w="9866"/>
+      </w:tblGrid>
+      <w:tr>
+        <w:tc>
+          <w:tcPr>
+            <w:tcW w:type="dxa" w:w="9866"/>
+            <w:shd w:fill="F7F9FC" w:val="clear"/>
           </w:tcPr>
           <w:p>
             <w:pPr>
@@ -1692,229 +2087,60 @@
               <w:rPr>
                 <w:rFonts w:ascii="Calibri" w:hAnsi="Calibri" w:eastAsia="Calibri"/>
                 <w:b/>
-                <w:color w:val="595959"/>
-                <w:sz w:val="22"/>
+                <w:color w:val="6B7C8F"/>
+                <w:sz w:val="20"/>
               </w:rPr>
               <w:br/>
-              <w:br/>
-              <w:t>[ COLE A IMAGEM AQUI ]</w:t>
-              <w:br/>
-              <w:t>Evidência 04 — RASP pendurada pelos cabos</w:t>
-              <w:br/>
+              <w:t>📷  Cole aqui a imagem — 04 RASP pendurada</w:t>
               <w:br/>
             </w:r>
           </w:p>
-          <w:p/>
-          <w:p/>
+          <w:p>
+            <w:pPr>
+              <w:jc w:val="center"/>
+            </w:pPr>
+            <w:r>
+              <w:rPr>
+                <w:rFonts w:ascii="Calibri" w:hAnsi="Calibri" w:eastAsia="Calibri"/>
+                <w:b w:val="0"/>
+                <w:color w:val="9AA5B1"/>
+                <w:sz w:val="16"/>
+              </w:rPr>
+              <w:t>(espaço reservado para evidência fotográfica / print)</w:t>
+              <w:br/>
+            </w:r>
+          </w:p>
         </w:tc>
       </w:tr>
     </w:tbl>
-    <w:p/>
     <w:p>
       <w:pPr>
-        <w:pStyle w:val="Heading1"/>
+        <w:spacing w:after="200"/>
       </w:pPr>
-      <w:r>
-        <w:rPr>
-          <w:rFonts w:ascii="Calibri" w:hAnsi="Calibri" w:eastAsia="Calibri"/>
-          <w:b/>
-          <w:sz w:val="30"/>
-        </w:rPr>
-        <w:t>Evidência 5 — Modelo mal configurado no roteiro</w:t>
-      </w:r>
-    </w:p>
-    <w:p>
-      <w:r>
-        <w:rPr>
-          <w:rFonts w:ascii="Calibri" w:hAnsi="Calibri" w:eastAsia="Calibri"/>
-          <w:b/>
-          <w:sz w:val="22"/>
-        </w:rPr>
-        <w:t xml:space="preserve">Palavra-chave: </w:t>
-      </w:r>
-      <w:r>
-        <w:rPr>
-          <w:rFonts w:ascii="Calibri" w:hAnsi="Calibri" w:eastAsia="Calibri"/>
-          <w:b/>
-          <w:color w:val="1F4E79"/>
-          <w:sz w:val="22"/>
-        </w:rPr>
-        <w:t>Configuração na origem</w:t>
-      </w:r>
-    </w:p>
-    <w:p>
-      <w:pPr>
-        <w:spacing w:after="40"/>
-      </w:pPr>
-      <w:r>
-        <w:rPr>
-          <w:rFonts w:ascii="Calibri" w:hAnsi="Calibri" w:eastAsia="Calibri"/>
-          <w:b/>
-          <w:sz w:val="22"/>
-        </w:rPr>
-        <w:t>Achado</w:t>
-      </w:r>
-    </w:p>
-    <w:p>
-      <w:pPr>
-        <w:spacing w:after="120"/>
-      </w:pPr>
-      <w:r>
-        <w:rPr>
-          <w:rFonts w:ascii="Calibri" w:hAnsi="Calibri" w:eastAsia="Calibri"/>
-          <w:b w:val="0"/>
-          <w:sz w:val="22"/>
-        </w:rPr>
-        <w:t>Coleta ativa nas bases, porém o modelo cadastrado no roteiro está diferente das placas que estão na linha — gerando FAIL em série.</w:t>
-      </w:r>
-    </w:p>
-    <w:p>
-      <w:pPr>
-        <w:spacing w:after="40"/>
-      </w:pPr>
-      <w:r>
-        <w:rPr>
-          <w:rFonts w:ascii="Calibri" w:hAnsi="Calibri" w:eastAsia="Calibri"/>
-          <w:b/>
-          <w:sz w:val="22"/>
-        </w:rPr>
-        <w:t>Impacto na produção</w:t>
-      </w:r>
-    </w:p>
-    <w:p>
-      <w:pPr>
-        <w:spacing w:after="120"/>
-      </w:pPr>
-      <w:r>
-        <w:rPr>
-          <w:rFonts w:ascii="Calibri" w:hAnsi="Calibri" w:eastAsia="Calibri"/>
-          <w:b w:val="0"/>
-          <w:sz w:val="22"/>
-        </w:rPr>
-        <w:t>Parada de fluxo, retrabalho, atraso de liberação e apontamento indevido para TI, quando a causa é configuração de processo.</w:t>
-      </w:r>
-    </w:p>
-    <w:p>
-      <w:pPr>
-        <w:spacing w:after="40"/>
-      </w:pPr>
-      <w:r>
-        <w:rPr>
-          <w:rFonts w:ascii="Calibri" w:hAnsi="Calibri" w:eastAsia="Calibri"/>
-          <w:b/>
-          <w:sz w:val="22"/>
-        </w:rPr>
-        <w:t>Responsabilidade primária</w:t>
-      </w:r>
-    </w:p>
-    <w:p>
-      <w:pPr>
-        <w:spacing w:after="120"/>
-      </w:pPr>
-      <w:r>
-        <w:rPr>
-          <w:rFonts w:ascii="Calibri" w:hAnsi="Calibri" w:eastAsia="Calibri"/>
-          <w:b w:val="0"/>
-          <w:sz w:val="22"/>
-        </w:rPr>
-        <w:t>Engenharia / Área Técnica</w:t>
-      </w:r>
-    </w:p>
-    <w:p>
-      <w:pPr>
-        <w:spacing w:after="40"/>
-      </w:pPr>
-      <w:r>
-        <w:rPr>
-          <w:rFonts w:ascii="Calibri" w:hAnsi="Calibri" w:eastAsia="Calibri"/>
-          <w:b/>
-          <w:sz w:val="22"/>
-        </w:rPr>
-        <w:t>O que a evidência mostra</w:t>
-      </w:r>
-    </w:p>
-    <w:p>
-      <w:pPr>
-        <w:pStyle w:val="ListBullet"/>
-      </w:pPr>
-      <w:r>
-        <w:rPr>
-          <w:rFonts w:ascii="Calibri" w:hAnsi="Calibri" w:eastAsia="Calibri"/>
-          <w:b w:val="0"/>
-          <w:sz w:val="22"/>
-        </w:rPr>
-        <w:t>Estação: L36.1_TCL_FCT_1</w:t>
-      </w:r>
-    </w:p>
-    <w:p>
-      <w:pPr>
-        <w:pStyle w:val="ListBullet"/>
-      </w:pPr>
-      <w:r>
-        <w:rPr>
-          <w:rFonts w:ascii="Calibri" w:hAnsi="Calibri" w:eastAsia="Calibri"/>
-          <w:b w:val="0"/>
-          <w:sz w:val="22"/>
-        </w:rPr>
-        <w:t>Múltiplos seriais com Resultado FAIL</w:t>
-      </w:r>
-    </w:p>
-    <w:p>
-      <w:pPr>
-        <w:pStyle w:val="ListBullet"/>
-      </w:pPr>
-      <w:r>
-        <w:rPr>
-          <w:rFonts w:ascii="Calibri" w:hAnsi="Calibri" w:eastAsia="Calibri"/>
-          <w:b w:val="0"/>
-          <w:sz w:val="22"/>
-        </w:rPr>
-        <w:t>Mensagens: “não pertence ao produto cadastrado nesta linha” / obrigatoriedade de passar por ICT / NF já associada</w:t>
-      </w:r>
-    </w:p>
-    <w:p>
-      <w:pPr>
-        <w:pStyle w:val="ListBullet"/>
-      </w:pPr>
-      <w:r>
-        <w:rPr>
-          <w:rFonts w:ascii="Calibri" w:hAnsi="Calibri" w:eastAsia="Calibri"/>
-          <w:b w:val="0"/>
-          <w:sz w:val="22"/>
-        </w:rPr>
-        <w:t>Registro operacional: “as bases estão coletando, mas o modelo cadastrado no roteiro é diferente das placas da linha”</w:t>
-      </w:r>
-    </w:p>
-    <w:p>
-      <w:pPr>
-        <w:spacing w:after="40"/>
-      </w:pPr>
-      <w:r>
-        <w:rPr>
-          <w:rFonts w:ascii="Calibri" w:hAnsi="Calibri" w:eastAsia="Calibri"/>
-          <w:b/>
-          <w:sz w:val="22"/>
-        </w:rPr>
-        <w:t>Amostra de falhas (resumo)</w:t>
-      </w:r>
     </w:p>
     <w:tbl>
       <w:tblPr>
-        <w:tblStyle w:val="TableGrid"/>
         <w:tblW w:type="auto" w:w="0"/>
-        <w:jc w:val="center"/>
         <w:tblLook w:firstColumn="1" w:firstRow="1" w:lastColumn="0" w:lastRow="0" w:noHBand="0" w:noVBand="1" w:val="04A0"/>
+        <w:tblBorders>
+          <w:top w:val="single" w:sz="0" w:color="0F2C59"/>
+          <w:left w:val="single" w:sz="0" w:color="0F2C59"/>
+          <w:bottom w:val="single" w:sz="0" w:color="0F2C59"/>
+          <w:right w:val="single" w:sz="0" w:color="0F2C59"/>
+          <w:insideH w:val="single" w:sz="0" w:color="0F2C59"/>
+          <w:insideV w:val="single" w:sz="0" w:color="0F2C59"/>
+        </w:tblBorders>
       </w:tblPr>
       <w:tblGrid>
-        <w:gridCol w:w="3324"/>
-        <w:gridCol w:w="3324"/>
-        <w:gridCol w:w="3324"/>
+        <w:gridCol w:w="4933"/>
+        <w:gridCol w:w="4933"/>
       </w:tblGrid>
       <w:tr>
         <w:tc>
           <w:tcPr>
-            <w:tcW w:type="dxa" w:w="3324"/>
-            <w:shd w:fill="1F4E79" w:val="clear"/>
+            <w:tcW w:type="dxa" w:w="2835"/>
+            <w:shd w:fill="0F2C59" w:val="clear"/>
+            <w:vAlign w:val="center"/>
           </w:tcPr>
           <w:p>
             <w:r/>
@@ -1923,16 +2149,59 @@
                 <w:rFonts w:ascii="Calibri" w:hAnsi="Calibri" w:eastAsia="Calibri"/>
                 <w:b/>
                 <w:color w:val="FFFFFF"/>
-                <w:sz w:val="18"/>
+                <w:sz w:val="22"/>
               </w:rPr>
-              <w:t>Estação</w:t>
+              <w:t xml:space="preserve">  EVIDÊNCIA 05</w:t>
             </w:r>
           </w:p>
         </w:tc>
         <w:tc>
           <w:tcPr>
-            <w:tcW w:type="dxa" w:w="3324"/>
-            <w:shd w:fill="1F4E79" w:val="clear"/>
+            <w:tcW w:type="dxa" w:w="6803"/>
+            <w:shd w:fill="1B6B93" w:val="clear"/>
+            <w:vAlign w:val="center"/>
+          </w:tcPr>
+          <w:p>
+            <w:pPr>
+              <w:jc w:val="right"/>
+            </w:pPr>
+            <w:r/>
+            <w:r>
+              <w:rPr>
+                <w:rFonts w:ascii="Calibri" w:hAnsi="Calibri" w:eastAsia="Calibri"/>
+                <w:b/>
+                <w:color w:val="FFFFFF"/>
+                <w:sz w:val="20"/>
+              </w:rPr>
+              <w:t xml:space="preserve">  Configuração na origem</w:t>
+            </w:r>
+          </w:p>
+        </w:tc>
+      </w:tr>
+    </w:tbl>
+    <w:tbl>
+      <w:tblPr>
+        <w:tblW w:type="auto" w:w="0"/>
+        <w:tblLook w:firstColumn="1" w:firstRow="1" w:lastColumn="0" w:lastRow="0" w:noHBand="0" w:noVBand="1" w:val="04A0"/>
+        <w:tblBorders>
+          <w:top w:val="single" w:sz="4" w:color="D0D7DE"/>
+          <w:left w:val="single" w:sz="4" w:color="D0D7DE"/>
+          <w:bottom w:val="single" w:sz="4" w:color="D0D7DE"/>
+          <w:right w:val="single" w:sz="4" w:color="D0D7DE"/>
+          <w:insideH w:val="single" w:sz="4" w:color="D0D7DE"/>
+          <w:insideV w:val="single" w:sz="4" w:color="D0D7DE"/>
+        </w:tblBorders>
+      </w:tblPr>
+      <w:tblGrid>
+        <w:gridCol w:w="4933"/>
+        <w:gridCol w:w="4933"/>
+      </w:tblGrid>
+      <w:tr>
+        <w:tc>
+          <w:tcPr>
+            <w:tcW w:type="dxa" w:w="1814"/>
+            <w:vAlign w:val="center"/>
+            <w:shd w:fill="E8EEF5" w:val="clear"/>
           </w:tcPr>
           <w:p>
             <w:r/>
@@ -1940,17 +2209,38 @@
               <w:rPr>
                 <w:rFonts w:ascii="Calibri" w:hAnsi="Calibri" w:eastAsia="Calibri"/>
                 <w:b/>
-                <w:color w:val="FFFFFF"/>
+                <w:color w:val="0F2C59"/>
                 <w:sz w:val="18"/>
               </w:rPr>
-              <w:t>Tipo de erro</w:t>
+              <w:t>Achado</w:t>
             </w:r>
           </w:p>
         </w:tc>
         <w:tc>
           <w:tcPr>
-            <w:tcW w:type="dxa" w:w="3324"/>
-            <w:shd w:fill="1F4E79" w:val="clear"/>
+            <w:tcW w:type="dxa" w:w="7824"/>
+            <w:vAlign w:val="center"/>
+          </w:tcPr>
+          <w:p>
+            <w:r/>
+            <w:r>
+              <w:rPr>
+                <w:rFonts w:ascii="Calibri" w:hAnsi="Calibri" w:eastAsia="Calibri"/>
+                <w:b w:val="0"/>
+                <w:color w:val="4A4A4A"/>
+                <w:sz w:val="18"/>
+              </w:rPr>
+              <w:t>Bases coletam, mas modelo do roteiro diverge das placas da linha.</w:t>
+            </w:r>
+          </w:p>
+        </w:tc>
+      </w:tr>
+      <w:tr>
+        <w:tc>
+          <w:tcPr>
+            <w:tcW w:type="dxa" w:w="1814"/>
+            <w:vAlign w:val="center"/>
+            <w:shd w:fill="E8EEF5" w:val="clear"/>
           </w:tcPr>
           <w:p>
             <w:r/>
@@ -1958,10 +2248,28 @@
               <w:rPr>
                 <w:rFonts w:ascii="Calibri" w:hAnsi="Calibri" w:eastAsia="Calibri"/>
                 <w:b/>
-                <w:color w:val="FFFFFF"/>
+                <w:color w:val="0F2C59"/>
                 <w:sz w:val="18"/>
               </w:rPr>
-              <w:t>Resultado</w:t>
+              <w:t>Impacto</w:t>
+            </w:r>
+          </w:p>
+        </w:tc>
+        <w:tc>
+          <w:tcPr>
+            <w:tcW w:type="dxa" w:w="7824"/>
+            <w:vAlign w:val="center"/>
+          </w:tcPr>
+          <w:p>
+            <w:r/>
+            <w:r>
+              <w:rPr>
+                <w:rFonts w:ascii="Calibri" w:hAnsi="Calibri" w:eastAsia="Calibri"/>
+                <w:b w:val="0"/>
+                <w:color w:val="4A4A4A"/>
+                <w:sz w:val="18"/>
+              </w:rPr>
+              <w:t>FAIL em série, parada de fluxo e apontamento indevido à TI.</w:t>
             </w:r>
           </w:p>
         </w:tc>
@@ -1969,7 +2277,27 @@
       <w:tr>
         <w:tc>
           <w:tcPr>
-            <w:tcW w:type="dxa" w:w="3324"/>
+            <w:tcW w:type="dxa" w:w="1814"/>
+            <w:vAlign w:val="center"/>
+            <w:shd w:fill="E8EEF5" w:val="clear"/>
+          </w:tcPr>
+          <w:p>
+            <w:r/>
+            <w:r>
+              <w:rPr>
+                <w:rFonts w:ascii="Calibri" w:hAnsi="Calibri" w:eastAsia="Calibri"/>
+                <w:b/>
+                <w:color w:val="0F2C59"/>
+                <w:sz w:val="18"/>
+              </w:rPr>
+              <w:t>Dono</w:t>
+            </w:r>
+          </w:p>
+        </w:tc>
+        <w:tc>
+          <w:tcPr>
+            <w:tcW w:type="dxa" w:w="7824"/>
+            <w:vAlign w:val="center"/>
           </w:tcPr>
           <w:p>
             <w:r/>
@@ -1977,15 +2305,38 @@
               <w:rPr>
                 <w:rFonts w:ascii="Calibri" w:hAnsi="Calibri" w:eastAsia="Calibri"/>
                 <w:b w:val="0"/>
+                <w:color w:val="4A4A4A"/>
                 <w:sz w:val="18"/>
               </w:rPr>
-              <w:t>L36.1_TCL_FCT_1</w:t>
+              <w:t>Engenharia / Área Técnica</w:t>
+            </w:r>
+          </w:p>
+        </w:tc>
+      </w:tr>
+      <w:tr>
+        <w:tc>
+          <w:tcPr>
+            <w:tcW w:type="dxa" w:w="1814"/>
+            <w:vAlign w:val="center"/>
+            <w:shd w:fill="E8EEF5" w:val="clear"/>
+          </w:tcPr>
+          <w:p>
+            <w:r/>
+            <w:r>
+              <w:rPr>
+                <w:rFonts w:ascii="Calibri" w:hAnsi="Calibri" w:eastAsia="Calibri"/>
+                <w:b/>
+                <w:color w:val="0F2C59"/>
+                <w:sz w:val="18"/>
+              </w:rPr>
+              <w:t>O que mostra</w:t>
             </w:r>
           </w:p>
         </w:tc>
         <w:tc>
           <w:tcPr>
-            <w:tcW w:type="dxa" w:w="3324"/>
+            <w:tcW w:type="dxa" w:w="7824"/>
+            <w:vAlign w:val="center"/>
           </w:tcPr>
           <w:p>
             <w:r/>
@@ -1993,158 +2344,36 @@
               <w:rPr>
                 <w:rFonts w:ascii="Calibri" w:hAnsi="Calibri" w:eastAsia="Calibri"/>
                 <w:b w:val="0"/>
+                <w:color w:val="4A4A4A"/>
                 <w:sz w:val="18"/>
               </w:rPr>
-              <w:t>Serial não pertence ao produto da linha</w:t>
-            </w:r>
-          </w:p>
-        </w:tc>
-        <w:tc>
-          <w:tcPr>
-            <w:tcW w:type="dxa" w:w="3324"/>
-          </w:tcPr>
-          <w:p>
-            <w:r/>
-            <w:r>
-              <w:rPr>
-                <w:rFonts w:ascii="Calibri" w:hAnsi="Calibri" w:eastAsia="Calibri"/>
-                <w:b w:val="0"/>
-                <w:sz w:val="18"/>
-              </w:rPr>
-              <w:t>FAIL</w:t>
-            </w:r>
-          </w:p>
-        </w:tc>
-      </w:tr>
-      <w:tr>
-        <w:tc>
-          <w:tcPr>
-            <w:tcW w:type="dxa" w:w="3324"/>
-          </w:tcPr>
-          <w:p>
-            <w:r/>
-            <w:r>
-              <w:rPr>
-                <w:rFonts w:ascii="Calibri" w:hAnsi="Calibri" w:eastAsia="Calibri"/>
-                <w:b w:val="0"/>
-                <w:sz w:val="18"/>
-              </w:rPr>
-              <w:t>L36.1_TCL_FCT_1</w:t>
-            </w:r>
-          </w:p>
-        </w:tc>
-        <w:tc>
-          <w:tcPr>
-            <w:tcW w:type="dxa" w:w="3324"/>
-          </w:tcPr>
-          <w:p>
-            <w:r/>
-            <w:r>
-              <w:rPr>
-                <w:rFonts w:ascii="Calibri" w:hAnsi="Calibri" w:eastAsia="Calibri"/>
-                <w:b w:val="0"/>
-                <w:sz w:val="18"/>
-              </w:rPr>
-              <w:t>Obrigatório passar por L36.1_TCL_ICT</w:t>
-            </w:r>
-          </w:p>
-        </w:tc>
-        <w:tc>
-          <w:tcPr>
-            <w:tcW w:type="dxa" w:w="3324"/>
-          </w:tcPr>
-          <w:p>
-            <w:r/>
-            <w:r>
-              <w:rPr>
-                <w:rFonts w:ascii="Calibri" w:hAnsi="Calibri" w:eastAsia="Calibri"/>
-                <w:b w:val="0"/>
-                <w:sz w:val="18"/>
-              </w:rPr>
-              <w:t>FAIL</w:t>
-            </w:r>
-          </w:p>
-        </w:tc>
-      </w:tr>
-      <w:tr>
-        <w:tc>
-          <w:tcPr>
-            <w:tcW w:type="dxa" w:w="3324"/>
-          </w:tcPr>
-          <w:p>
-            <w:r/>
-            <w:r>
-              <w:rPr>
-                <w:rFonts w:ascii="Calibri" w:hAnsi="Calibri" w:eastAsia="Calibri"/>
-                <w:b w:val="0"/>
-                <w:sz w:val="18"/>
-              </w:rPr>
-              <w:t>L36.1_TCL_FCT_1</w:t>
-            </w:r>
-          </w:p>
-        </w:tc>
-        <w:tc>
-          <w:tcPr>
-            <w:tcW w:type="dxa" w:w="3324"/>
-          </w:tcPr>
-          <w:p>
-            <w:r/>
-            <w:r>
-              <w:rPr>
-                <w:rFonts w:ascii="Calibri" w:hAnsi="Calibri" w:eastAsia="Calibri"/>
-                <w:b w:val="0"/>
-                <w:sz w:val="18"/>
-              </w:rPr>
-              <w:t>Serial já associado à Nota Fiscal</w:t>
-            </w:r>
-          </w:p>
-        </w:tc>
-        <w:tc>
-          <w:tcPr>
-            <w:tcW w:type="dxa" w:w="3324"/>
-          </w:tcPr>
-          <w:p>
-            <w:r/>
-            <w:r>
-              <w:rPr>
-                <w:rFonts w:ascii="Calibri" w:hAnsi="Calibri" w:eastAsia="Calibri"/>
-                <w:b w:val="0"/>
-                <w:sz w:val="18"/>
-              </w:rPr>
-              <w:t>FAIL</w:t>
+              <w:t>Estação L36.1_TCL_FCT_1 · Produto cadastrado ≠ placa</w:t>
             </w:r>
           </w:p>
         </w:tc>
       </w:tr>
     </w:tbl>
-    <w:p/>
-    <w:p>
-      <w:pPr>
-        <w:spacing w:after="40"/>
-      </w:pPr>
-      <w:r>
-        <w:rPr>
-          <w:rFonts w:ascii="Calibri" w:hAnsi="Calibri" w:eastAsia="Calibri"/>
-          <w:b/>
-          <w:sz w:val="22"/>
-        </w:rPr>
-        <w:t>Registro fotográfico / print</w:t>
-      </w:r>
-    </w:p>
     <w:tbl>
       <w:tblPr>
-        <w:tblStyle w:val="TableGrid"/>
         <w:tblW w:type="auto" w:w="0"/>
         <w:tblLook w:firstColumn="1" w:firstRow="1" w:lastColumn="0" w:lastRow="0" w:noHBand="0" w:noVBand="1" w:val="04A0"/>
+        <w:tblBorders>
+          <w:top w:val="single" w:sz="8" w:color="C5D0DC"/>
+          <w:left w:val="single" w:sz="8" w:color="C5D0DC"/>
+          <w:bottom w:val="single" w:sz="8" w:color="C5D0DC"/>
+          <w:right w:val="single" w:sz="8" w:color="C5D0DC"/>
+          <w:insideH w:val="single" w:sz="8" w:color="C5D0DC"/>
+          <w:insideV w:val="single" w:sz="8" w:color="C5D0DC"/>
+        </w:tblBorders>
       </w:tblPr>
       <w:tblGrid>
-        <w:gridCol w:w="9972"/>
+        <w:gridCol w:w="9866"/>
       </w:tblGrid>
       <w:tr>
         <w:tc>
           <w:tcPr>
-            <w:tcW w:type="dxa" w:w="9972"/>
-            <w:shd w:fill="F2F2F2" w:val="clear"/>
+            <w:tcW w:type="dxa" w:w="9866"/>
+            <w:shd w:fill="F7F9FC" w:val="clear"/>
           </w:tcPr>
           <w:p>
             <w:pPr>
@@ -2155,229 +2384,60 @@
               <w:rPr>
                 <w:rFonts w:ascii="Calibri" w:hAnsi="Calibri" w:eastAsia="Calibri"/>
                 <w:b/>
-                <w:color w:val="595959"/>
-                <w:sz w:val="22"/>
+                <w:color w:val="6B7C8F"/>
+                <w:sz w:val="20"/>
               </w:rPr>
               <w:br/>
-              <w:br/>
-              <w:t>[ COLE A IMAGEM AQUI ]</w:t>
-              <w:br/>
-              <w:t>Evidência 05 — modelo diferente no roteiro</w:t>
-              <w:br/>
+              <w:t>📷  Cole aqui a imagem — 05 modelo no roteiro</w:t>
               <w:br/>
             </w:r>
           </w:p>
-          <w:p/>
-          <w:p/>
+          <w:p>
+            <w:pPr>
+              <w:jc w:val="center"/>
+            </w:pPr>
+            <w:r>
+              <w:rPr>
+                <w:rFonts w:ascii="Calibri" w:hAnsi="Calibri" w:eastAsia="Calibri"/>
+                <w:b w:val="0"/>
+                <w:color w:val="9AA5B1"/>
+                <w:sz w:val="16"/>
+              </w:rPr>
+              <w:t>(espaço reservado para evidência fotográfica / print)</w:t>
+              <w:br/>
+            </w:r>
+          </w:p>
         </w:tc>
       </w:tr>
     </w:tbl>
-    <w:p/>
     <w:p>
       <w:pPr>
-        <w:pStyle w:val="Heading1"/>
+        <w:spacing w:after="200"/>
       </w:pPr>
-      <w:r>
-        <w:rPr>
-          <w:rFonts w:ascii="Calibri" w:hAnsi="Calibri" w:eastAsia="Calibri"/>
-          <w:b/>
-          <w:sz w:val="30"/>
-        </w:rPr>
-        <w:t>Evidência 6 — Falha recorrente — serial x produto da linha</w:t>
-      </w:r>
-    </w:p>
-    <w:p>
-      <w:r>
-        <w:rPr>
-          <w:rFonts w:ascii="Calibri" w:hAnsi="Calibri" w:eastAsia="Calibri"/>
-          <w:b/>
-          <w:sz w:val="22"/>
-        </w:rPr>
-        <w:t xml:space="preserve">Palavra-chave: </w:t>
-      </w:r>
-      <w:r>
-        <w:rPr>
-          <w:rFonts w:ascii="Calibri" w:hAnsi="Calibri" w:eastAsia="Calibri"/>
-          <w:b/>
-          <w:color w:val="1F4E79"/>
-          <w:sz w:val="22"/>
-        </w:rPr>
-        <w:t>Liberação com responsabilidade</w:t>
-      </w:r>
-    </w:p>
-    <w:p>
-      <w:pPr>
-        <w:spacing w:after="40"/>
-      </w:pPr>
-      <w:r>
-        <w:rPr>
-          <w:rFonts w:ascii="Calibri" w:hAnsi="Calibri" w:eastAsia="Calibri"/>
-          <w:b/>
-          <w:sz w:val="22"/>
-        </w:rPr>
-        <w:t>Achado</w:t>
-      </w:r>
-    </w:p>
-    <w:p>
-      <w:pPr>
-        <w:spacing w:after="120"/>
-      </w:pPr>
-      <w:r>
-        <w:rPr>
-          <w:rFonts w:ascii="Calibri" w:hAnsi="Calibri" w:eastAsia="Calibri"/>
-          <w:b w:val="0"/>
-          <w:sz w:val="22"/>
-        </w:rPr>
-        <w:t>Nova ocorrência de FAIL em lote: seriais lidos na estação não pertencem ao produto cadastrado na linha.</w:t>
-      </w:r>
-    </w:p>
-    <w:p>
-      <w:pPr>
-        <w:spacing w:after="40"/>
-      </w:pPr>
-      <w:r>
-        <w:rPr>
-          <w:rFonts w:ascii="Calibri" w:hAnsi="Calibri" w:eastAsia="Calibri"/>
-          <w:b/>
-          <w:sz w:val="22"/>
-        </w:rPr>
-        <w:t>Impacto na produção</w:t>
-      </w:r>
-    </w:p>
-    <w:p>
-      <w:pPr>
-        <w:spacing w:after="120"/>
-      </w:pPr>
-      <w:r>
-        <w:rPr>
-          <w:rFonts w:ascii="Calibri" w:hAnsi="Calibri" w:eastAsia="Calibri"/>
-          <w:b w:val="0"/>
-          <w:sz w:val="22"/>
-        </w:rPr>
-        <w:t>Confirma reincidência do ofensor de configuração/roteiro. Sem controle de liberação, o erro se repete e a linha perde ritmo.</w:t>
-      </w:r>
-    </w:p>
-    <w:p>
-      <w:pPr>
-        <w:spacing w:after="40"/>
-      </w:pPr>
-      <w:r>
-        <w:rPr>
-          <w:rFonts w:ascii="Calibri" w:hAnsi="Calibri" w:eastAsia="Calibri"/>
-          <w:b/>
-          <w:sz w:val="22"/>
-        </w:rPr>
-        <w:t>Responsabilidade primária</w:t>
-      </w:r>
-    </w:p>
-    <w:p>
-      <w:pPr>
-        <w:spacing w:after="120"/>
-      </w:pPr>
-      <w:r>
-        <w:rPr>
-          <w:rFonts w:ascii="Calibri" w:hAnsi="Calibri" w:eastAsia="Calibri"/>
-          <w:b w:val="0"/>
-          <w:sz w:val="22"/>
-        </w:rPr>
-        <w:t>Engenharia / Área Técnica</w:t>
-      </w:r>
-    </w:p>
-    <w:p>
-      <w:pPr>
-        <w:spacing w:after="40"/>
-      </w:pPr>
-      <w:r>
-        <w:rPr>
-          <w:rFonts w:ascii="Calibri" w:hAnsi="Calibri" w:eastAsia="Calibri"/>
-          <w:b/>
-          <w:sz w:val="22"/>
-        </w:rPr>
-        <w:t>O que a evidência mostra</w:t>
-      </w:r>
-    </w:p>
-    <w:p>
-      <w:pPr>
-        <w:pStyle w:val="ListBullet"/>
-      </w:pPr>
-      <w:r>
-        <w:rPr>
-          <w:rFonts w:ascii="Calibri" w:hAnsi="Calibri" w:eastAsia="Calibri"/>
-          <w:b w:val="0"/>
-          <w:sz w:val="22"/>
-        </w:rPr>
-        <w:t>Tela “Últimos Logs” com múltiplos FAIL seguidos</w:t>
-      </w:r>
-    </w:p>
-    <w:p>
-      <w:pPr>
-        <w:pStyle w:val="ListBullet"/>
-      </w:pPr>
-      <w:r>
-        <w:rPr>
-          <w:rFonts w:ascii="Calibri" w:hAnsi="Calibri" w:eastAsia="Calibri"/>
-          <w:b w:val="0"/>
-          <w:sz w:val="22"/>
-        </w:rPr>
-        <w:t>Estação: L36_TCL_FCT_1</w:t>
-      </w:r>
-    </w:p>
-    <w:p>
-      <w:pPr>
-        <w:pStyle w:val="ListBullet"/>
-      </w:pPr>
-      <w:r>
-        <w:rPr>
-          <w:rFonts w:ascii="Calibri" w:hAnsi="Calibri" w:eastAsia="Calibri"/>
-          <w:b w:val="0"/>
-          <w:sz w:val="22"/>
-        </w:rPr>
-        <w:t>Descrição padrão: “não pertence ao produto cadastrado nesta linha”</w:t>
-      </w:r>
-    </w:p>
-    <w:p>
-      <w:pPr>
-        <w:pStyle w:val="ListBullet"/>
-      </w:pPr>
-      <w:r>
-        <w:rPr>
-          <w:rFonts w:ascii="Calibri" w:hAnsi="Calibri" w:eastAsia="Calibri"/>
-          <w:b w:val="0"/>
-          <w:sz w:val="22"/>
-        </w:rPr>
-        <w:t>Padrão recorrente (não é evento isolado)</w:t>
-      </w:r>
-    </w:p>
-    <w:p>
-      <w:pPr>
-        <w:spacing w:after="40"/>
-      </w:pPr>
-      <w:r>
-        <w:rPr>
-          <w:rFonts w:ascii="Calibri" w:hAnsi="Calibri" w:eastAsia="Calibri"/>
-          <w:b/>
-          <w:sz w:val="22"/>
-        </w:rPr>
-        <w:t>Amostra de seriais com FAIL</w:t>
-      </w:r>
     </w:p>
     <w:tbl>
       <w:tblPr>
-        <w:tblStyle w:val="TableGrid"/>
         <w:tblW w:type="auto" w:w="0"/>
-        <w:jc w:val="center"/>
         <w:tblLook w:firstColumn="1" w:firstRow="1" w:lastColumn="0" w:lastRow="0" w:noHBand="0" w:noVBand="1" w:val="04A0"/>
+        <w:tblBorders>
+          <w:top w:val="single" w:sz="0" w:color="0F2C59"/>
+          <w:left w:val="single" w:sz="0" w:color="0F2C59"/>
+          <w:bottom w:val="single" w:sz="0" w:color="0F2C59"/>
+          <w:right w:val="single" w:sz="0" w:color="0F2C59"/>
+          <w:insideH w:val="single" w:sz="0" w:color="0F2C59"/>
+          <w:insideV w:val="single" w:sz="0" w:color="0F2C59"/>
+        </w:tblBorders>
       </w:tblPr>
       <w:tblGrid>
-        <w:gridCol w:w="3324"/>
-        <w:gridCol w:w="3324"/>
-        <w:gridCol w:w="3324"/>
+        <w:gridCol w:w="4933"/>
+        <w:gridCol w:w="4933"/>
       </w:tblGrid>
       <w:tr>
         <w:tc>
           <w:tcPr>
-            <w:tcW w:type="dxa" w:w="3324"/>
-            <w:shd w:fill="1F4E79" w:val="clear"/>
+            <w:tcW w:type="dxa" w:w="2835"/>
+            <w:shd w:fill="0F2C59" w:val="clear"/>
+            <w:vAlign w:val="center"/>
           </w:tcPr>
           <w:p>
             <w:r/>
@@ -2386,16 +2446,59 @@
                 <w:rFonts w:ascii="Calibri" w:hAnsi="Calibri" w:eastAsia="Calibri"/>
                 <w:b/>
                 <w:color w:val="FFFFFF"/>
-                <w:sz w:val="18"/>
+                <w:sz w:val="22"/>
               </w:rPr>
-              <w:t>Serial</w:t>
+              <w:t xml:space="preserve">  EVIDÊNCIA 06</w:t>
             </w:r>
           </w:p>
         </w:tc>
         <w:tc>
           <w:tcPr>
-            <w:tcW w:type="dxa" w:w="3324"/>
-            <w:shd w:fill="1F4E79" w:val="clear"/>
+            <w:tcW w:type="dxa" w:w="6803"/>
+            <w:shd w:fill="1B6B93" w:val="clear"/>
+            <w:vAlign w:val="center"/>
+          </w:tcPr>
+          <w:p>
+            <w:pPr>
+              <w:jc w:val="right"/>
+            </w:pPr>
+            <w:r/>
+            <w:r>
+              <w:rPr>
+                <w:rFonts w:ascii="Calibri" w:hAnsi="Calibri" w:eastAsia="Calibri"/>
+                <w:b/>
+                <w:color w:val="FFFFFF"/>
+                <w:sz w:val="20"/>
+              </w:rPr>
+              <w:t xml:space="preserve">  Liberação com responsabilidade</w:t>
+            </w:r>
+          </w:p>
+        </w:tc>
+      </w:tr>
+    </w:tbl>
+    <w:tbl>
+      <w:tblPr>
+        <w:tblW w:type="auto" w:w="0"/>
+        <w:tblLook w:firstColumn="1" w:firstRow="1" w:lastColumn="0" w:lastRow="0" w:noHBand="0" w:noVBand="1" w:val="04A0"/>
+        <w:tblBorders>
+          <w:top w:val="single" w:sz="4" w:color="D0D7DE"/>
+          <w:left w:val="single" w:sz="4" w:color="D0D7DE"/>
+          <w:bottom w:val="single" w:sz="4" w:color="D0D7DE"/>
+          <w:right w:val="single" w:sz="4" w:color="D0D7DE"/>
+          <w:insideH w:val="single" w:sz="4" w:color="D0D7DE"/>
+          <w:insideV w:val="single" w:sz="4" w:color="D0D7DE"/>
+        </w:tblBorders>
+      </w:tblPr>
+      <w:tblGrid>
+        <w:gridCol w:w="4933"/>
+        <w:gridCol w:w="4933"/>
+      </w:tblGrid>
+      <w:tr>
+        <w:tc>
+          <w:tcPr>
+            <w:tcW w:type="dxa" w:w="1814"/>
+            <w:vAlign w:val="center"/>
+            <w:shd w:fill="E8EEF5" w:val="clear"/>
           </w:tcPr>
           <w:p>
             <w:r/>
@@ -2403,17 +2506,38 @@
               <w:rPr>
                 <w:rFonts w:ascii="Calibri" w:hAnsi="Calibri" w:eastAsia="Calibri"/>
                 <w:b/>
-                <w:color w:val="FFFFFF"/>
+                <w:color w:val="0F2C59"/>
                 <w:sz w:val="18"/>
               </w:rPr>
-              <w:t>Estação</w:t>
+              <w:t>Achado</w:t>
             </w:r>
           </w:p>
         </w:tc>
         <w:tc>
           <w:tcPr>
-            <w:tcW w:type="dxa" w:w="3324"/>
-            <w:shd w:fill="1F4E79" w:val="clear"/>
+            <w:tcW w:type="dxa" w:w="7824"/>
+            <w:vAlign w:val="center"/>
+          </w:tcPr>
+          <w:p>
+            <w:r/>
+            <w:r>
+              <w:rPr>
+                <w:rFonts w:ascii="Calibri" w:hAnsi="Calibri" w:eastAsia="Calibri"/>
+                <w:b w:val="0"/>
+                <w:color w:val="4A4A4A"/>
+                <w:sz w:val="18"/>
+              </w:rPr>
+              <w:t>Logs com FAIL: serial não pertence ao produto cadastrado na linha.</w:t>
+            </w:r>
+          </w:p>
+        </w:tc>
+      </w:tr>
+      <w:tr>
+        <w:tc>
+          <w:tcPr>
+            <w:tcW w:type="dxa" w:w="1814"/>
+            <w:vAlign w:val="center"/>
+            <w:shd w:fill="E8EEF5" w:val="clear"/>
           </w:tcPr>
           <w:p>
             <w:r/>
@@ -2421,10 +2545,28 @@
               <w:rPr>
                 <w:rFonts w:ascii="Calibri" w:hAnsi="Calibri" w:eastAsia="Calibri"/>
                 <w:b/>
-                <w:color w:val="FFFFFF"/>
+                <w:color w:val="0F2C59"/>
                 <w:sz w:val="18"/>
               </w:rPr>
-              <w:t>Resultado</w:t>
+              <w:t>Impacto</w:t>
+            </w:r>
+          </w:p>
+        </w:tc>
+        <w:tc>
+          <w:tcPr>
+            <w:tcW w:type="dxa" w:w="7824"/>
+            <w:vAlign w:val="center"/>
+          </w:tcPr>
+          <w:p>
+            <w:r/>
+            <w:r>
+              <w:rPr>
+                <w:rFonts w:ascii="Calibri" w:hAnsi="Calibri" w:eastAsia="Calibri"/>
+                <w:b w:val="0"/>
+                <w:color w:val="4A4A4A"/>
+                <w:sz w:val="18"/>
+              </w:rPr>
+              <w:t>Reincidência do erro de configuração/roteiro.</w:t>
             </w:r>
           </w:p>
         </w:tc>
@@ -2432,7 +2574,27 @@
       <w:tr>
         <w:tc>
           <w:tcPr>
-            <w:tcW w:type="dxa" w:w="3324"/>
+            <w:tcW w:type="dxa" w:w="1814"/>
+            <w:vAlign w:val="center"/>
+            <w:shd w:fill="E8EEF5" w:val="clear"/>
+          </w:tcPr>
+          <w:p>
+            <w:r/>
+            <w:r>
+              <w:rPr>
+                <w:rFonts w:ascii="Calibri" w:hAnsi="Calibri" w:eastAsia="Calibri"/>
+                <w:b/>
+                <w:color w:val="0F2C59"/>
+                <w:sz w:val="18"/>
+              </w:rPr>
+              <w:t>Dono</w:t>
+            </w:r>
+          </w:p>
+        </w:tc>
+        <w:tc>
+          <w:tcPr>
+            <w:tcW w:type="dxa" w:w="7824"/>
+            <w:vAlign w:val="center"/>
           </w:tcPr>
           <w:p>
             <w:r/>
@@ -2440,15 +2602,38 @@
               <w:rPr>
                 <w:rFonts w:ascii="Calibri" w:hAnsi="Calibri" w:eastAsia="Calibri"/>
                 <w:b w:val="0"/>
+                <w:color w:val="4A4A4A"/>
                 <w:sz w:val="18"/>
               </w:rPr>
-              <w:t>F263355C102502</w:t>
+              <w:t>Engenharia / Área Técnica</w:t>
+            </w:r>
+          </w:p>
+        </w:tc>
+      </w:tr>
+      <w:tr>
+        <w:tc>
+          <w:tcPr>
+            <w:tcW w:type="dxa" w:w="1814"/>
+            <w:vAlign w:val="center"/>
+            <w:shd w:fill="E8EEF5" w:val="clear"/>
+          </w:tcPr>
+          <w:p>
+            <w:r/>
+            <w:r>
+              <w:rPr>
+                <w:rFonts w:ascii="Calibri" w:hAnsi="Calibri" w:eastAsia="Calibri"/>
+                <w:b/>
+                <w:color w:val="0F2C59"/>
+                <w:sz w:val="18"/>
+              </w:rPr>
+              <w:t>O que mostra</w:t>
             </w:r>
           </w:p>
         </w:tc>
         <w:tc>
           <w:tcPr>
-            <w:tcW w:type="dxa" w:w="3324"/>
+            <w:tcW w:type="dxa" w:w="7824"/>
+            <w:vAlign w:val="center"/>
           </w:tcPr>
           <w:p>
             <w:r/>
@@ -2456,258 +2641,36 @@
               <w:rPr>
                 <w:rFonts w:ascii="Calibri" w:hAnsi="Calibri" w:eastAsia="Calibri"/>
                 <w:b w:val="0"/>
+                <w:color w:val="4A4A4A"/>
                 <w:sz w:val="18"/>
               </w:rPr>
-              <w:t>L36_TCL_FCT_1</w:t>
-            </w:r>
-          </w:p>
-        </w:tc>
-        <w:tc>
-          <w:tcPr>
-            <w:tcW w:type="dxa" w:w="3324"/>
-          </w:tcPr>
-          <w:p>
-            <w:r/>
-            <w:r>
-              <w:rPr>
-                <w:rFonts w:ascii="Calibri" w:hAnsi="Calibri" w:eastAsia="Calibri"/>
-                <w:b w:val="0"/>
-                <w:sz w:val="18"/>
-              </w:rPr>
-              <w:t>FAIL</w:t>
-            </w:r>
-          </w:p>
-        </w:tc>
-      </w:tr>
-      <w:tr>
-        <w:tc>
-          <w:tcPr>
-            <w:tcW w:type="dxa" w:w="3324"/>
-          </w:tcPr>
-          <w:p>
-            <w:r/>
-            <w:r>
-              <w:rPr>
-                <w:rFonts w:ascii="Calibri" w:hAnsi="Calibri" w:eastAsia="Calibri"/>
-                <w:b w:val="0"/>
-                <w:sz w:val="18"/>
-              </w:rPr>
-              <w:t>F263355C102105</w:t>
-            </w:r>
-          </w:p>
-        </w:tc>
-        <w:tc>
-          <w:tcPr>
-            <w:tcW w:type="dxa" w:w="3324"/>
-          </w:tcPr>
-          <w:p>
-            <w:r/>
-            <w:r>
-              <w:rPr>
-                <w:rFonts w:ascii="Calibri" w:hAnsi="Calibri" w:eastAsia="Calibri"/>
-                <w:b w:val="0"/>
-                <w:sz w:val="18"/>
-              </w:rPr>
-              <w:t>L36_TCL_FCT_1</w:t>
-            </w:r>
-          </w:p>
-        </w:tc>
-        <w:tc>
-          <w:tcPr>
-            <w:tcW w:type="dxa" w:w="3324"/>
-          </w:tcPr>
-          <w:p>
-            <w:r/>
-            <w:r>
-              <w:rPr>
-                <w:rFonts w:ascii="Calibri" w:hAnsi="Calibri" w:eastAsia="Calibri"/>
-                <w:b w:val="0"/>
-                <w:sz w:val="18"/>
-              </w:rPr>
-              <w:t>FAIL</w:t>
-            </w:r>
-          </w:p>
-        </w:tc>
-      </w:tr>
-      <w:tr>
-        <w:tc>
-          <w:tcPr>
-            <w:tcW w:type="dxa" w:w="3324"/>
-          </w:tcPr>
-          <w:p>
-            <w:r/>
-            <w:r>
-              <w:rPr>
-                <w:rFonts w:ascii="Calibri" w:hAnsi="Calibri" w:eastAsia="Calibri"/>
-                <w:b w:val="0"/>
-                <w:sz w:val="18"/>
-              </w:rPr>
-              <w:t>F263355C101079</w:t>
-            </w:r>
-          </w:p>
-        </w:tc>
-        <w:tc>
-          <w:tcPr>
-            <w:tcW w:type="dxa" w:w="3324"/>
-          </w:tcPr>
-          <w:p>
-            <w:r/>
-            <w:r>
-              <w:rPr>
-                <w:rFonts w:ascii="Calibri" w:hAnsi="Calibri" w:eastAsia="Calibri"/>
-                <w:b w:val="0"/>
-                <w:sz w:val="18"/>
-              </w:rPr>
-              <w:t>L36_TCL_FCT_1</w:t>
-            </w:r>
-          </w:p>
-        </w:tc>
-        <w:tc>
-          <w:tcPr>
-            <w:tcW w:type="dxa" w:w="3324"/>
-          </w:tcPr>
-          <w:p>
-            <w:r/>
-            <w:r>
-              <w:rPr>
-                <w:rFonts w:ascii="Calibri" w:hAnsi="Calibri" w:eastAsia="Calibri"/>
-                <w:b w:val="0"/>
-                <w:sz w:val="18"/>
-              </w:rPr>
-              <w:t>FAIL</w:t>
-            </w:r>
-          </w:p>
-        </w:tc>
-      </w:tr>
-      <w:tr>
-        <w:tc>
-          <w:tcPr>
-            <w:tcW w:type="dxa" w:w="3324"/>
-          </w:tcPr>
-          <w:p>
-            <w:r/>
-            <w:r>
-              <w:rPr>
-                <w:rFonts w:ascii="Calibri" w:hAnsi="Calibri" w:eastAsia="Calibri"/>
-                <w:b w:val="0"/>
-                <w:sz w:val="18"/>
-              </w:rPr>
-              <w:t>F263355C100549</w:t>
-            </w:r>
-          </w:p>
-        </w:tc>
-        <w:tc>
-          <w:tcPr>
-            <w:tcW w:type="dxa" w:w="3324"/>
-          </w:tcPr>
-          <w:p>
-            <w:r/>
-            <w:r>
-              <w:rPr>
-                <w:rFonts w:ascii="Calibri" w:hAnsi="Calibri" w:eastAsia="Calibri"/>
-                <w:b w:val="0"/>
-                <w:sz w:val="18"/>
-              </w:rPr>
-              <w:t>L36_TCL_FCT_1</w:t>
-            </w:r>
-          </w:p>
-        </w:tc>
-        <w:tc>
-          <w:tcPr>
-            <w:tcW w:type="dxa" w:w="3324"/>
-          </w:tcPr>
-          <w:p>
-            <w:r/>
-            <w:r>
-              <w:rPr>
-                <w:rFonts w:ascii="Calibri" w:hAnsi="Calibri" w:eastAsia="Calibri"/>
-                <w:b w:val="0"/>
-                <w:sz w:val="18"/>
-              </w:rPr>
-              <w:t>FAIL</w:t>
-            </w:r>
-          </w:p>
-        </w:tc>
-      </w:tr>
-      <w:tr>
-        <w:tc>
-          <w:tcPr>
-            <w:tcW w:type="dxa" w:w="3324"/>
-          </w:tcPr>
-          <w:p>
-            <w:r/>
-            <w:r>
-              <w:rPr>
-                <w:rFonts w:ascii="Calibri" w:hAnsi="Calibri" w:eastAsia="Calibri"/>
-                <w:b w:val="0"/>
-                <w:sz w:val="18"/>
-              </w:rPr>
-              <w:t>F263355C101975</w:t>
-            </w:r>
-          </w:p>
-        </w:tc>
-        <w:tc>
-          <w:tcPr>
-            <w:tcW w:type="dxa" w:w="3324"/>
-          </w:tcPr>
-          <w:p>
-            <w:r/>
-            <w:r>
-              <w:rPr>
-                <w:rFonts w:ascii="Calibri" w:hAnsi="Calibri" w:eastAsia="Calibri"/>
-                <w:b w:val="0"/>
-                <w:sz w:val="18"/>
-              </w:rPr>
-              <w:t>L36_TCL_FCT_1</w:t>
-            </w:r>
-          </w:p>
-        </w:tc>
-        <w:tc>
-          <w:tcPr>
-            <w:tcW w:type="dxa" w:w="3324"/>
-          </w:tcPr>
-          <w:p>
-            <w:r/>
-            <w:r>
-              <w:rPr>
-                <w:rFonts w:ascii="Calibri" w:hAnsi="Calibri" w:eastAsia="Calibri"/>
-                <w:b w:val="0"/>
-                <w:sz w:val="18"/>
-              </w:rPr>
-              <w:t>FAIL</w:t>
+              <w:t>Múltiplos FAIL seguidos · Padrão recorrente</w:t>
             </w:r>
           </w:p>
         </w:tc>
       </w:tr>
     </w:tbl>
-    <w:p/>
-    <w:p>
-      <w:pPr>
-        <w:spacing w:after="40"/>
-      </w:pPr>
-      <w:r>
-        <w:rPr>
-          <w:rFonts w:ascii="Calibri" w:hAnsi="Calibri" w:eastAsia="Calibri"/>
-          <w:b/>
-          <w:sz w:val="22"/>
-        </w:rPr>
-        <w:t>Registro fotográfico / print</w:t>
-      </w:r>
-    </w:p>
     <w:tbl>
       <w:tblPr>
-        <w:tblStyle w:val="TableGrid"/>
         <w:tblW w:type="auto" w:w="0"/>
         <w:tblLook w:firstColumn="1" w:firstRow="1" w:lastColumn="0" w:lastRow="0" w:noHBand="0" w:noVBand="1" w:val="04A0"/>
+        <w:tblBorders>
+          <w:top w:val="single" w:sz="8" w:color="C5D0DC"/>
+          <w:left w:val="single" w:sz="8" w:color="C5D0DC"/>
+          <w:bottom w:val="single" w:sz="8" w:color="C5D0DC"/>
+          <w:right w:val="single" w:sz="8" w:color="C5D0DC"/>
+          <w:insideH w:val="single" w:sz="8" w:color="C5D0DC"/>
+          <w:insideV w:val="single" w:sz="8" w:color="C5D0DC"/>
+        </w:tblBorders>
       </w:tblPr>
       <w:tblGrid>
-        <w:gridCol w:w="9972"/>
+        <w:gridCol w:w="9866"/>
       </w:tblGrid>
       <w:tr>
         <w:tc>
           <w:tcPr>
-            <w:tcW w:type="dxa" w:w="9972"/>
-            <w:shd w:fill="F2F2F2" w:val="clear"/>
+            <w:tcW w:type="dxa" w:w="9866"/>
+            <w:shd w:fill="F7F9FC" w:val="clear"/>
           </w:tcPr>
           <w:p>
             <w:pPr>
@@ -2718,239 +2681,293 @@
               <w:rPr>
                 <w:rFonts w:ascii="Calibri" w:hAnsi="Calibri" w:eastAsia="Calibri"/>
                 <w:b/>
-                <w:color w:val="595959"/>
-                <w:sz w:val="22"/>
+                <w:color w:val="6B7C8F"/>
+                <w:sz w:val="20"/>
               </w:rPr>
               <w:br/>
-              <w:br/>
-              <w:t>[ COLE A IMAGEM AQUI ]</w:t>
-              <w:br/>
-              <w:t>Evidência 06 — logs de FAIL por modelo/linha</w:t>
-              <w:br/>
+              <w:t>📷  Cole aqui a imagem — 06 logs FAIL</w:t>
               <w:br/>
             </w:r>
           </w:p>
-          <w:p/>
-          <w:p/>
+          <w:p>
+            <w:pPr>
+              <w:jc w:val="center"/>
+            </w:pPr>
+            <w:r>
+              <w:rPr>
+                <w:rFonts w:ascii="Calibri" w:hAnsi="Calibri" w:eastAsia="Calibri"/>
+                <w:b w:val="0"/>
+                <w:color w:val="9AA5B1"/>
+                <w:sz w:val="16"/>
+              </w:rPr>
+              <w:t>(espaço reservado para evidência fotográfica / print)</w:t>
+              <w:br/>
+            </w:r>
+          </w:p>
         </w:tc>
       </w:tr>
     </w:tbl>
-    <w:p/>
     <w:p>
       <w:pPr>
-        <w:pStyle w:val="Heading1"/>
+        <w:spacing w:after="200"/>
       </w:pPr>
-      <w:r>
-        <w:rPr>
-          <w:rFonts w:ascii="Calibri" w:hAnsi="Calibri" w:eastAsia="Calibri"/>
-          <w:b/>
-          <w:sz w:val="30"/>
-        </w:rPr>
-        <w:t>Evidência 7 — RASP TCL006 — processamento saturado</w:t>
-      </w:r>
-    </w:p>
-    <w:p>
-      <w:r>
-        <w:rPr>
-          <w:rFonts w:ascii="Calibri" w:hAnsi="Calibri" w:eastAsia="Calibri"/>
-          <w:b/>
-          <w:sz w:val="22"/>
-        </w:rPr>
-        <w:t xml:space="preserve">Palavra-chave: </w:t>
-      </w:r>
-      <w:r>
-        <w:rPr>
-          <w:rFonts w:ascii="Calibri" w:hAnsi="Calibri" w:eastAsia="Calibri"/>
-          <w:b/>
-          <w:color w:val="1F4E79"/>
-          <w:sz w:val="22"/>
-        </w:rPr>
-        <w:t>Desempenho do posto</w:t>
-      </w:r>
-    </w:p>
-    <w:p>
-      <w:pPr>
-        <w:spacing w:after="40"/>
-      </w:pPr>
-      <w:r>
-        <w:rPr>
-          <w:rFonts w:ascii="Calibri" w:hAnsi="Calibri" w:eastAsia="Calibri"/>
-          <w:b/>
-          <w:sz w:val="22"/>
-        </w:rPr>
-        <w:t>Achado</w:t>
-      </w:r>
-    </w:p>
-    <w:p>
-      <w:pPr>
-        <w:spacing w:after="120"/>
-      </w:pPr>
-      <w:r>
-        <w:rPr>
-          <w:rFonts w:ascii="Calibri" w:hAnsi="Calibri" w:eastAsia="Calibri"/>
-          <w:b w:val="0"/>
-          <w:sz w:val="22"/>
-        </w:rPr>
-        <w:t>Monitoramento htop na RASP tcl006 (Modelo TCL006) mostra núcleos de CPU em 100%, com processo Python consumindo o processamento.</w:t>
-      </w:r>
-    </w:p>
-    <w:p>
-      <w:pPr>
-        <w:spacing w:after="40"/>
-      </w:pPr>
-      <w:r>
-        <w:rPr>
-          <w:rFonts w:ascii="Calibri" w:hAnsi="Calibri" w:eastAsia="Calibri"/>
-          <w:b/>
-          <w:sz w:val="22"/>
-        </w:rPr>
-        <w:t>Impacto na produção</w:t>
-      </w:r>
-    </w:p>
-    <w:p>
-      <w:pPr>
-        <w:spacing w:after="120"/>
-      </w:pPr>
-      <w:r>
-        <w:rPr>
-          <w:rFonts w:ascii="Calibri" w:hAnsi="Calibri" w:eastAsia="Calibri"/>
-          <w:b w:val="0"/>
-          <w:sz w:val="22"/>
-        </w:rPr>
-        <w:t>Lentidão de resposta do posto, timeout e percepção errada de “rede/sistema lento”, quando o gargalo é desempenho do equipamento/aplicação no posto.</w:t>
-      </w:r>
-    </w:p>
-    <w:p>
-      <w:pPr>
-        <w:spacing w:after="40"/>
-      </w:pPr>
-      <w:r>
-        <w:rPr>
-          <w:rFonts w:ascii="Calibri" w:hAnsi="Calibri" w:eastAsia="Calibri"/>
-          <w:b/>
-          <w:sz w:val="22"/>
-        </w:rPr>
-        <w:t>Responsabilidade primária</w:t>
-      </w:r>
-    </w:p>
-    <w:p>
-      <w:pPr>
-        <w:spacing w:after="120"/>
-      </w:pPr>
-      <w:r>
-        <w:rPr>
-          <w:rFonts w:ascii="Calibri" w:hAnsi="Calibri" w:eastAsia="Calibri"/>
-          <w:b w:val="0"/>
-          <w:sz w:val="22"/>
-        </w:rPr>
-        <w:t>Área Técnica / Engenharia (apoio TI no diagnóstico)</w:t>
-      </w:r>
-    </w:p>
-    <w:p>
-      <w:pPr>
-        <w:spacing w:after="40"/>
-      </w:pPr>
-      <w:r>
-        <w:rPr>
-          <w:rFonts w:ascii="Calibri" w:hAnsi="Calibri" w:eastAsia="Calibri"/>
-          <w:b/>
-          <w:sz w:val="22"/>
-        </w:rPr>
-        <w:t>O que a evidência mostra</w:t>
-      </w:r>
-    </w:p>
-    <w:p>
-      <w:pPr>
-        <w:pStyle w:val="ListBullet"/>
-      </w:pPr>
-      <w:r>
-        <w:rPr>
-          <w:rFonts w:ascii="Calibri" w:hAnsi="Calibri" w:eastAsia="Calibri"/>
-          <w:b w:val="0"/>
-          <w:sz w:val="22"/>
-        </w:rPr>
-        <w:t>Host: pi@tcl006 | Modelo: TCL006</w:t>
-      </w:r>
-    </w:p>
-    <w:p>
-      <w:pPr>
-        <w:pStyle w:val="ListBullet"/>
-      </w:pPr>
-      <w:r>
-        <w:rPr>
-          <w:rFonts w:ascii="Calibri" w:hAnsi="Calibri" w:eastAsia="Calibri"/>
-          <w:b w:val="0"/>
-          <w:sz w:val="22"/>
-        </w:rPr>
-        <w:t>CPU: núcleos em 100% (saturação)</w:t>
-      </w:r>
-    </w:p>
-    <w:p>
-      <w:pPr>
-        <w:pStyle w:val="ListBullet"/>
-      </w:pPr>
-      <w:r>
-        <w:rPr>
-          <w:rFonts w:ascii="Calibri" w:hAnsi="Calibri" w:eastAsia="Calibri"/>
-          <w:b w:val="0"/>
-          <w:sz w:val="22"/>
-        </w:rPr>
-        <w:t>Memória nesta captura: ~1,67 GB de ~7,87 GB (com folga)</w:t>
-      </w:r>
-    </w:p>
-    <w:p>
-      <w:pPr>
-        <w:pStyle w:val="ListBullet"/>
-      </w:pPr>
-      <w:r>
-        <w:rPr>
-          <w:rFonts w:ascii="Calibri" w:hAnsi="Calibri" w:eastAsia="Calibri"/>
-          <w:b w:val="0"/>
-          <w:sz w:val="22"/>
-        </w:rPr>
-        <w:t>Processo crítico: /usr/bin/python3 com uso elevado de CPU</w:t>
-      </w:r>
-    </w:p>
-    <w:p>
-      <w:pPr>
-        <w:pStyle w:val="ListBullet"/>
-      </w:pPr>
-      <w:r>
-        <w:rPr>
-          <w:rFonts w:ascii="Calibri" w:hAnsi="Calibri" w:eastAsia="Calibri"/>
-          <w:b w:val="0"/>
-          <w:sz w:val="22"/>
-        </w:rPr>
-        <w:t>Conclusão técnica: gargalo de processamento (CPU), não de “falha genérica de TI”</w:t>
-      </w:r>
-    </w:p>
-    <w:p>
-      <w:pPr>
-        <w:spacing w:after="40"/>
-      </w:pPr>
-      <w:r>
-        <w:rPr>
-          <w:rFonts w:ascii="Calibri" w:hAnsi="Calibri" w:eastAsia="Calibri"/>
-          <w:b/>
-          <w:sz w:val="22"/>
-        </w:rPr>
-        <w:t>Registro fotográfico / print</w:t>
-      </w:r>
     </w:p>
     <w:tbl>
       <w:tblPr>
-        <w:tblStyle w:val="TableGrid"/>
         <w:tblW w:type="auto" w:w="0"/>
         <w:tblLook w:firstColumn="1" w:firstRow="1" w:lastColumn="0" w:lastRow="0" w:noHBand="0" w:noVBand="1" w:val="04A0"/>
+        <w:tblBorders>
+          <w:top w:val="single" w:sz="0" w:color="0F2C59"/>
+          <w:left w:val="single" w:sz="0" w:color="0F2C59"/>
+          <w:bottom w:val="single" w:sz="0" w:color="0F2C59"/>
+          <w:right w:val="single" w:sz="0" w:color="0F2C59"/>
+          <w:insideH w:val="single" w:sz="0" w:color="0F2C59"/>
+          <w:insideV w:val="single" w:sz="0" w:color="0F2C59"/>
+        </w:tblBorders>
       </w:tblPr>
       <w:tblGrid>
-        <w:gridCol w:w="9972"/>
+        <w:gridCol w:w="4933"/>
+        <w:gridCol w:w="4933"/>
       </w:tblGrid>
       <w:tr>
         <w:tc>
           <w:tcPr>
-            <w:tcW w:type="dxa" w:w="9972"/>
-            <w:shd w:fill="F2F2F2" w:val="clear"/>
+            <w:tcW w:type="dxa" w:w="2835"/>
+            <w:shd w:fill="0F2C59" w:val="clear"/>
+            <w:vAlign w:val="center"/>
+          </w:tcPr>
+          <w:p>
+            <w:r/>
+            <w:r>
+              <w:rPr>
+                <w:rFonts w:ascii="Calibri" w:hAnsi="Calibri" w:eastAsia="Calibri"/>
+                <w:b/>
+                <w:color w:val="FFFFFF"/>
+                <w:sz w:val="22"/>
+              </w:rPr>
+              <w:t xml:space="preserve">  EVIDÊNCIA 07</w:t>
+            </w:r>
+          </w:p>
+        </w:tc>
+        <w:tc>
+          <w:tcPr>
+            <w:tcW w:type="dxa" w:w="6803"/>
+            <w:shd w:fill="1B6B93" w:val="clear"/>
+            <w:vAlign w:val="center"/>
+          </w:tcPr>
+          <w:p>
+            <w:pPr>
+              <w:jc w:val="right"/>
+            </w:pPr>
+            <w:r/>
+            <w:r>
+              <w:rPr>
+                <w:rFonts w:ascii="Calibri" w:hAnsi="Calibri" w:eastAsia="Calibri"/>
+                <w:b/>
+                <w:color w:val="FFFFFF"/>
+                <w:sz w:val="20"/>
+              </w:rPr>
+              <w:t xml:space="preserve">  Desempenho do posto</w:t>
+            </w:r>
+          </w:p>
+        </w:tc>
+      </w:tr>
+    </w:tbl>
+    <w:tbl>
+      <w:tblPr>
+        <w:tblW w:type="auto" w:w="0"/>
+        <w:tblLook w:firstColumn="1" w:firstRow="1" w:lastColumn="0" w:lastRow="0" w:noHBand="0" w:noVBand="1" w:val="04A0"/>
+        <w:tblBorders>
+          <w:top w:val="single" w:sz="4" w:color="D0D7DE"/>
+          <w:left w:val="single" w:sz="4" w:color="D0D7DE"/>
+          <w:bottom w:val="single" w:sz="4" w:color="D0D7DE"/>
+          <w:right w:val="single" w:sz="4" w:color="D0D7DE"/>
+          <w:insideH w:val="single" w:sz="4" w:color="D0D7DE"/>
+          <w:insideV w:val="single" w:sz="4" w:color="D0D7DE"/>
+        </w:tblBorders>
+      </w:tblPr>
+      <w:tblGrid>
+        <w:gridCol w:w="4933"/>
+        <w:gridCol w:w="4933"/>
+      </w:tblGrid>
+      <w:tr>
+        <w:tc>
+          <w:tcPr>
+            <w:tcW w:type="dxa" w:w="1814"/>
+            <w:vAlign w:val="center"/>
+            <w:shd w:fill="E8EEF5" w:val="clear"/>
+          </w:tcPr>
+          <w:p>
+            <w:r/>
+            <w:r>
+              <w:rPr>
+                <w:rFonts w:ascii="Calibri" w:hAnsi="Calibri" w:eastAsia="Calibri"/>
+                <w:b/>
+                <w:color w:val="0F2C59"/>
+                <w:sz w:val="18"/>
+              </w:rPr>
+              <w:t>Achado</w:t>
+            </w:r>
+          </w:p>
+        </w:tc>
+        <w:tc>
+          <w:tcPr>
+            <w:tcW w:type="dxa" w:w="7824"/>
+            <w:vAlign w:val="center"/>
+          </w:tcPr>
+          <w:p>
+            <w:r/>
+            <w:r>
+              <w:rPr>
+                <w:rFonts w:ascii="Calibri" w:hAnsi="Calibri" w:eastAsia="Calibri"/>
+                <w:b w:val="0"/>
+                <w:color w:val="4A4A4A"/>
+                <w:sz w:val="18"/>
+              </w:rPr>
+              <w:t>htop em tcl006: núcleos de CPU saturados (processo Python).</w:t>
+            </w:r>
+          </w:p>
+        </w:tc>
+      </w:tr>
+      <w:tr>
+        <w:tc>
+          <w:tcPr>
+            <w:tcW w:type="dxa" w:w="1814"/>
+            <w:vAlign w:val="center"/>
+            <w:shd w:fill="E8EEF5" w:val="clear"/>
+          </w:tcPr>
+          <w:p>
+            <w:r/>
+            <w:r>
+              <w:rPr>
+                <w:rFonts w:ascii="Calibri" w:hAnsi="Calibri" w:eastAsia="Calibri"/>
+                <w:b/>
+                <w:color w:val="0F2C59"/>
+                <w:sz w:val="18"/>
+              </w:rPr>
+              <w:t>Impacto</w:t>
+            </w:r>
+          </w:p>
+        </w:tc>
+        <w:tc>
+          <w:tcPr>
+            <w:tcW w:type="dxa" w:w="7824"/>
+            <w:vAlign w:val="center"/>
+          </w:tcPr>
+          <w:p>
+            <w:r/>
+            <w:r>
+              <w:rPr>
+                <w:rFonts w:ascii="Calibri" w:hAnsi="Calibri" w:eastAsia="Calibri"/>
+                <w:b w:val="0"/>
+                <w:color w:val="4A4A4A"/>
+                <w:sz w:val="18"/>
+              </w:rPr>
+              <w:t>Lentidão de posto atribuída indevidamente à rede/TI.</w:t>
+            </w:r>
+          </w:p>
+        </w:tc>
+      </w:tr>
+      <w:tr>
+        <w:tc>
+          <w:tcPr>
+            <w:tcW w:type="dxa" w:w="1814"/>
+            <w:vAlign w:val="center"/>
+            <w:shd w:fill="E8EEF5" w:val="clear"/>
+          </w:tcPr>
+          <w:p>
+            <w:r/>
+            <w:r>
+              <w:rPr>
+                <w:rFonts w:ascii="Calibri" w:hAnsi="Calibri" w:eastAsia="Calibri"/>
+                <w:b/>
+                <w:color w:val="0F2C59"/>
+                <w:sz w:val="18"/>
+              </w:rPr>
+              <w:t>Dono</w:t>
+            </w:r>
+          </w:p>
+        </w:tc>
+        <w:tc>
+          <w:tcPr>
+            <w:tcW w:type="dxa" w:w="7824"/>
+            <w:vAlign w:val="center"/>
+          </w:tcPr>
+          <w:p>
+            <w:r/>
+            <w:r>
+              <w:rPr>
+                <w:rFonts w:ascii="Calibri" w:hAnsi="Calibri" w:eastAsia="Calibri"/>
+                <w:b w:val="0"/>
+                <w:color w:val="4A4A4A"/>
+                <w:sz w:val="18"/>
+              </w:rPr>
+              <w:t>Área Técnica / Engenharia</w:t>
+            </w:r>
+          </w:p>
+        </w:tc>
+      </w:tr>
+      <w:tr>
+        <w:tc>
+          <w:tcPr>
+            <w:tcW w:type="dxa" w:w="1814"/>
+            <w:vAlign w:val="center"/>
+            <w:shd w:fill="E8EEF5" w:val="clear"/>
+          </w:tcPr>
+          <w:p>
+            <w:r/>
+            <w:r>
+              <w:rPr>
+                <w:rFonts w:ascii="Calibri" w:hAnsi="Calibri" w:eastAsia="Calibri"/>
+                <w:b/>
+                <w:color w:val="0F2C59"/>
+                <w:sz w:val="18"/>
+              </w:rPr>
+              <w:t>O que mostra</w:t>
+            </w:r>
+          </w:p>
+        </w:tc>
+        <w:tc>
+          <w:tcPr>
+            <w:tcW w:type="dxa" w:w="7824"/>
+            <w:vAlign w:val="center"/>
+          </w:tcPr>
+          <w:p>
+            <w:r/>
+            <w:r>
+              <w:rPr>
+                <w:rFonts w:ascii="Calibri" w:hAnsi="Calibri" w:eastAsia="Calibri"/>
+                <w:b w:val="0"/>
+                <w:color w:val="4A4A4A"/>
+                <w:sz w:val="18"/>
+              </w:rPr>
+              <w:t>CPU 100% · Memória com folga nesta captura</w:t>
+            </w:r>
+          </w:p>
+        </w:tc>
+      </w:tr>
+    </w:tbl>
+    <w:tbl>
+      <w:tblPr>
+        <w:tblW w:type="auto" w:w="0"/>
+        <w:tblLook w:firstColumn="1" w:firstRow="1" w:lastColumn="0" w:lastRow="0" w:noHBand="0" w:noVBand="1" w:val="04A0"/>
+        <w:tblBorders>
+          <w:top w:val="single" w:sz="8" w:color="C5D0DC"/>
+          <w:left w:val="single" w:sz="8" w:color="C5D0DC"/>
+          <w:bottom w:val="single" w:sz="8" w:color="C5D0DC"/>
+          <w:right w:val="single" w:sz="8" w:color="C5D0DC"/>
+          <w:insideH w:val="single" w:sz="8" w:color="C5D0DC"/>
+          <w:insideV w:val="single" w:sz="8" w:color="C5D0DC"/>
+        </w:tblBorders>
+      </w:tblPr>
+      <w:tblGrid>
+        <w:gridCol w:w="9866"/>
+      </w:tblGrid>
+      <w:tr>
+        <w:tc>
+          <w:tcPr>
+            <w:tcW w:type="dxa" w:w="9866"/>
+            <w:shd w:fill="F7F9FC" w:val="clear"/>
           </w:tcPr>
           <w:p>
             <w:pPr>
@@ -2961,239 +2978,293 @@
               <w:rPr>
                 <w:rFonts w:ascii="Calibri" w:hAnsi="Calibri" w:eastAsia="Calibri"/>
                 <w:b/>
-                <w:color w:val="595959"/>
-                <w:sz w:val="22"/>
+                <w:color w:val="6B7C8F"/>
+                <w:sz w:val="20"/>
               </w:rPr>
               <w:br/>
-              <w:br/>
-              <w:t>[ COLE A IMAGEM AQUI ]</w:t>
-              <w:br/>
-              <w:t>Evidência 07 — htop TCL006</w:t>
-              <w:br/>
+              <w:t>📷  Cole aqui a imagem — 07 htop TCL006</w:t>
               <w:br/>
             </w:r>
           </w:p>
-          <w:p/>
-          <w:p/>
+          <w:p>
+            <w:pPr>
+              <w:jc w:val="center"/>
+            </w:pPr>
+            <w:r>
+              <w:rPr>
+                <w:rFonts w:ascii="Calibri" w:hAnsi="Calibri" w:eastAsia="Calibri"/>
+                <w:b w:val="0"/>
+                <w:color w:val="9AA5B1"/>
+                <w:sz w:val="16"/>
+              </w:rPr>
+              <w:t>(espaço reservado para evidência fotográfica / print)</w:t>
+              <w:br/>
+            </w:r>
+          </w:p>
         </w:tc>
       </w:tr>
     </w:tbl>
-    <w:p/>
     <w:p>
       <w:pPr>
-        <w:pStyle w:val="Heading1"/>
+        <w:spacing w:after="200"/>
       </w:pPr>
-      <w:r>
-        <w:rPr>
-          <w:rFonts w:ascii="Calibri" w:hAnsi="Calibri" w:eastAsia="Calibri"/>
-          <w:b/>
-          <w:sz w:val="30"/>
-        </w:rPr>
-        <w:t>Evidência 8 — RASP TCL007 — processamento saturado</w:t>
-      </w:r>
-    </w:p>
-    <w:p>
-      <w:r>
-        <w:rPr>
-          <w:rFonts w:ascii="Calibri" w:hAnsi="Calibri" w:eastAsia="Calibri"/>
-          <w:b/>
-          <w:sz w:val="22"/>
-        </w:rPr>
-        <w:t xml:space="preserve">Palavra-chave: </w:t>
-      </w:r>
-      <w:r>
-        <w:rPr>
-          <w:rFonts w:ascii="Calibri" w:hAnsi="Calibri" w:eastAsia="Calibri"/>
-          <w:b/>
-          <w:color w:val="1F4E79"/>
-          <w:sz w:val="22"/>
-        </w:rPr>
-        <w:t>Desempenho do posto</w:t>
-      </w:r>
-    </w:p>
-    <w:p>
-      <w:pPr>
-        <w:spacing w:after="40"/>
-      </w:pPr>
-      <w:r>
-        <w:rPr>
-          <w:rFonts w:ascii="Calibri" w:hAnsi="Calibri" w:eastAsia="Calibri"/>
-          <w:b/>
-          <w:sz w:val="22"/>
-        </w:rPr>
-        <w:t>Achado</w:t>
-      </w:r>
-    </w:p>
-    <w:p>
-      <w:pPr>
-        <w:spacing w:after="120"/>
-      </w:pPr>
-      <w:r>
-        <w:rPr>
-          <w:rFonts w:ascii="Calibri" w:hAnsi="Calibri" w:eastAsia="Calibri"/>
-          <w:b w:val="0"/>
-          <w:sz w:val="22"/>
-        </w:rPr>
-        <w:t>Monitoramento htop na RASP tcl007 (Modelo TCL007) mostra CPU em 100% de forma sustentada, novamente com processo Python no topo.</w:t>
-      </w:r>
-    </w:p>
-    <w:p>
-      <w:pPr>
-        <w:spacing w:after="40"/>
-      </w:pPr>
-      <w:r>
-        <w:rPr>
-          <w:rFonts w:ascii="Calibri" w:hAnsi="Calibri" w:eastAsia="Calibri"/>
-          <w:b/>
-          <w:sz w:val="22"/>
-        </w:rPr>
-        <w:t>Impacto na produção</w:t>
-      </w:r>
-    </w:p>
-    <w:p>
-      <w:pPr>
-        <w:spacing w:after="120"/>
-      </w:pPr>
-      <w:r>
-        <w:rPr>
-          <w:rFonts w:ascii="Calibri" w:hAnsi="Calibri" w:eastAsia="Calibri"/>
-          <w:b w:val="0"/>
-          <w:sz w:val="22"/>
-        </w:rPr>
-        <w:t>Reincidência do ofensor de desempenho: mais de um posto com o mesmo padrão de saturação, reforçando necessidade de adequação de hardware/processo.</w:t>
-      </w:r>
-    </w:p>
-    <w:p>
-      <w:pPr>
-        <w:spacing w:after="40"/>
-      </w:pPr>
-      <w:r>
-        <w:rPr>
-          <w:rFonts w:ascii="Calibri" w:hAnsi="Calibri" w:eastAsia="Calibri"/>
-          <w:b/>
-          <w:sz w:val="22"/>
-        </w:rPr>
-        <w:t>Responsabilidade primária</w:t>
-      </w:r>
-    </w:p>
-    <w:p>
-      <w:pPr>
-        <w:spacing w:after="120"/>
-      </w:pPr>
-      <w:r>
-        <w:rPr>
-          <w:rFonts w:ascii="Calibri" w:hAnsi="Calibri" w:eastAsia="Calibri"/>
-          <w:b w:val="0"/>
-          <w:sz w:val="22"/>
-        </w:rPr>
-        <w:t>Área Técnica / Engenharia (apoio TI no diagnóstico)</w:t>
-      </w:r>
-    </w:p>
-    <w:p>
-      <w:pPr>
-        <w:spacing w:after="40"/>
-      </w:pPr>
-      <w:r>
-        <w:rPr>
-          <w:rFonts w:ascii="Calibri" w:hAnsi="Calibri" w:eastAsia="Calibri"/>
-          <w:b/>
-          <w:sz w:val="22"/>
-        </w:rPr>
-        <w:t>O que a evidência mostra</w:t>
-      </w:r>
-    </w:p>
-    <w:p>
-      <w:pPr>
-        <w:pStyle w:val="ListBullet"/>
-      </w:pPr>
-      <w:r>
-        <w:rPr>
-          <w:rFonts w:ascii="Calibri" w:hAnsi="Calibri" w:eastAsia="Calibri"/>
-          <w:b w:val="0"/>
-          <w:sz w:val="22"/>
-        </w:rPr>
-        <w:t>Host: pi@tcl007 | Modelo: TCL007</w:t>
-      </w:r>
-    </w:p>
-    <w:p>
-      <w:pPr>
-        <w:pStyle w:val="ListBullet"/>
-      </w:pPr>
-      <w:r>
-        <w:rPr>
-          <w:rFonts w:ascii="Calibri" w:hAnsi="Calibri" w:eastAsia="Calibri"/>
-          <w:b w:val="0"/>
-          <w:sz w:val="22"/>
-        </w:rPr>
-        <w:t>CPU core 0 em 100% (saturação)</w:t>
-      </w:r>
-    </w:p>
-    <w:p>
-      <w:pPr>
-        <w:pStyle w:val="ListBullet"/>
-      </w:pPr>
-      <w:r>
-        <w:rPr>
-          <w:rFonts w:ascii="Calibri" w:hAnsi="Calibri" w:eastAsia="Calibri"/>
-          <w:b w:val="0"/>
-          <w:sz w:val="22"/>
-        </w:rPr>
-        <w:t>Memória nesta captura: ~1,76 GB de ~7,87 GB (com folga)</w:t>
-      </w:r>
-    </w:p>
-    <w:p>
-      <w:pPr>
-        <w:pStyle w:val="ListBullet"/>
-      </w:pPr>
-      <w:r>
-        <w:rPr>
-          <w:rFonts w:ascii="Calibri" w:hAnsi="Calibri" w:eastAsia="Calibri"/>
-          <w:b w:val="0"/>
-          <w:sz w:val="22"/>
-        </w:rPr>
-        <w:t>Processo crítico: /usr/bin/python com ~100% CPU (execução prolongada)</w:t>
-      </w:r>
-    </w:p>
-    <w:p>
-      <w:pPr>
-        <w:pStyle w:val="ListBullet"/>
-      </w:pPr>
-      <w:r>
-        <w:rPr>
-          <w:rFonts w:ascii="Calibri" w:hAnsi="Calibri" w:eastAsia="Calibri"/>
-          <w:b w:val="0"/>
-          <w:sz w:val="22"/>
-        </w:rPr>
-        <w:t>Padrão repetido em TCL006 e TCL007</w:t>
-      </w:r>
-    </w:p>
-    <w:p>
-      <w:pPr>
-        <w:spacing w:after="40"/>
-      </w:pPr>
-      <w:r>
-        <w:rPr>
-          <w:rFonts w:ascii="Calibri" w:hAnsi="Calibri" w:eastAsia="Calibri"/>
-          <w:b/>
-          <w:sz w:val="22"/>
-        </w:rPr>
-        <w:t>Registro fotográfico / print</w:t>
-      </w:r>
     </w:p>
     <w:tbl>
       <w:tblPr>
-        <w:tblStyle w:val="TableGrid"/>
         <w:tblW w:type="auto" w:w="0"/>
         <w:tblLook w:firstColumn="1" w:firstRow="1" w:lastColumn="0" w:lastRow="0" w:noHBand="0" w:noVBand="1" w:val="04A0"/>
+        <w:tblBorders>
+          <w:top w:val="single" w:sz="0" w:color="0F2C59"/>
+          <w:left w:val="single" w:sz="0" w:color="0F2C59"/>
+          <w:bottom w:val="single" w:sz="0" w:color="0F2C59"/>
+          <w:right w:val="single" w:sz="0" w:color="0F2C59"/>
+          <w:insideH w:val="single" w:sz="0" w:color="0F2C59"/>
+          <w:insideV w:val="single" w:sz="0" w:color="0F2C59"/>
+        </w:tblBorders>
       </w:tblPr>
       <w:tblGrid>
-        <w:gridCol w:w="9972"/>
+        <w:gridCol w:w="4933"/>
+        <w:gridCol w:w="4933"/>
       </w:tblGrid>
       <w:tr>
         <w:tc>
           <w:tcPr>
-            <w:tcW w:type="dxa" w:w="9972"/>
-            <w:shd w:fill="F2F2F2" w:val="clear"/>
+            <w:tcW w:type="dxa" w:w="2835"/>
+            <w:shd w:fill="0F2C59" w:val="clear"/>
+            <w:vAlign w:val="center"/>
+          </w:tcPr>
+          <w:p>
+            <w:r/>
+            <w:r>
+              <w:rPr>
+                <w:rFonts w:ascii="Calibri" w:hAnsi="Calibri" w:eastAsia="Calibri"/>
+                <w:b/>
+                <w:color w:val="FFFFFF"/>
+                <w:sz w:val="22"/>
+              </w:rPr>
+              <w:t xml:space="preserve">  EVIDÊNCIA 08</w:t>
+            </w:r>
+          </w:p>
+        </w:tc>
+        <w:tc>
+          <w:tcPr>
+            <w:tcW w:type="dxa" w:w="6803"/>
+            <w:shd w:fill="1B6B93" w:val="clear"/>
+            <w:vAlign w:val="center"/>
+          </w:tcPr>
+          <w:p>
+            <w:pPr>
+              <w:jc w:val="right"/>
+            </w:pPr>
+            <w:r/>
+            <w:r>
+              <w:rPr>
+                <w:rFonts w:ascii="Calibri" w:hAnsi="Calibri" w:eastAsia="Calibri"/>
+                <w:b/>
+                <w:color w:val="FFFFFF"/>
+                <w:sz w:val="20"/>
+              </w:rPr>
+              <w:t xml:space="preserve">  Desempenho do posto</w:t>
+            </w:r>
+          </w:p>
+        </w:tc>
+      </w:tr>
+    </w:tbl>
+    <w:tbl>
+      <w:tblPr>
+        <w:tblW w:type="auto" w:w="0"/>
+        <w:tblLook w:firstColumn="1" w:firstRow="1" w:lastColumn="0" w:lastRow="0" w:noHBand="0" w:noVBand="1" w:val="04A0"/>
+        <w:tblBorders>
+          <w:top w:val="single" w:sz="4" w:color="D0D7DE"/>
+          <w:left w:val="single" w:sz="4" w:color="D0D7DE"/>
+          <w:bottom w:val="single" w:sz="4" w:color="D0D7DE"/>
+          <w:right w:val="single" w:sz="4" w:color="D0D7DE"/>
+          <w:insideH w:val="single" w:sz="4" w:color="D0D7DE"/>
+          <w:insideV w:val="single" w:sz="4" w:color="D0D7DE"/>
+        </w:tblBorders>
+      </w:tblPr>
+      <w:tblGrid>
+        <w:gridCol w:w="4933"/>
+        <w:gridCol w:w="4933"/>
+      </w:tblGrid>
+      <w:tr>
+        <w:tc>
+          <w:tcPr>
+            <w:tcW w:type="dxa" w:w="1814"/>
+            <w:vAlign w:val="center"/>
+            <w:shd w:fill="E8EEF5" w:val="clear"/>
+          </w:tcPr>
+          <w:p>
+            <w:r/>
+            <w:r>
+              <w:rPr>
+                <w:rFonts w:ascii="Calibri" w:hAnsi="Calibri" w:eastAsia="Calibri"/>
+                <w:b/>
+                <w:color w:val="0F2C59"/>
+                <w:sz w:val="18"/>
+              </w:rPr>
+              <w:t>Achado</w:t>
+            </w:r>
+          </w:p>
+        </w:tc>
+        <w:tc>
+          <w:tcPr>
+            <w:tcW w:type="dxa" w:w="7824"/>
+            <w:vAlign w:val="center"/>
+          </w:tcPr>
+          <w:p>
+            <w:r/>
+            <w:r>
+              <w:rPr>
+                <w:rFonts w:ascii="Calibri" w:hAnsi="Calibri" w:eastAsia="Calibri"/>
+                <w:b w:val="0"/>
+                <w:color w:val="4A4A4A"/>
+                <w:sz w:val="18"/>
+              </w:rPr>
+              <w:t>htop em tcl007: CPU saturada de forma sustentada (Python).</w:t>
+            </w:r>
+          </w:p>
+        </w:tc>
+      </w:tr>
+      <w:tr>
+        <w:tc>
+          <w:tcPr>
+            <w:tcW w:type="dxa" w:w="1814"/>
+            <w:vAlign w:val="center"/>
+            <w:shd w:fill="E8EEF5" w:val="clear"/>
+          </w:tcPr>
+          <w:p>
+            <w:r/>
+            <w:r>
+              <w:rPr>
+                <w:rFonts w:ascii="Calibri" w:hAnsi="Calibri" w:eastAsia="Calibri"/>
+                <w:b/>
+                <w:color w:val="0F2C59"/>
+                <w:sz w:val="18"/>
+              </w:rPr>
+              <w:t>Impacto</w:t>
+            </w:r>
+          </w:p>
+        </w:tc>
+        <w:tc>
+          <w:tcPr>
+            <w:tcW w:type="dxa" w:w="7824"/>
+            <w:vAlign w:val="center"/>
+          </w:tcPr>
+          <w:p>
+            <w:r/>
+            <w:r>
+              <w:rPr>
+                <w:rFonts w:ascii="Calibri" w:hAnsi="Calibri" w:eastAsia="Calibri"/>
+                <w:b w:val="0"/>
+                <w:color w:val="4A4A4A"/>
+                <w:sz w:val="18"/>
+              </w:rPr>
+              <w:t>Confirma ofensor de desempenho em mais de um posto.</w:t>
+            </w:r>
+          </w:p>
+        </w:tc>
+      </w:tr>
+      <w:tr>
+        <w:tc>
+          <w:tcPr>
+            <w:tcW w:type="dxa" w:w="1814"/>
+            <w:vAlign w:val="center"/>
+            <w:shd w:fill="E8EEF5" w:val="clear"/>
+          </w:tcPr>
+          <w:p>
+            <w:r/>
+            <w:r>
+              <w:rPr>
+                <w:rFonts w:ascii="Calibri" w:hAnsi="Calibri" w:eastAsia="Calibri"/>
+                <w:b/>
+                <w:color w:val="0F2C59"/>
+                <w:sz w:val="18"/>
+              </w:rPr>
+              <w:t>Dono</w:t>
+            </w:r>
+          </w:p>
+        </w:tc>
+        <w:tc>
+          <w:tcPr>
+            <w:tcW w:type="dxa" w:w="7824"/>
+            <w:vAlign w:val="center"/>
+          </w:tcPr>
+          <w:p>
+            <w:r/>
+            <w:r>
+              <w:rPr>
+                <w:rFonts w:ascii="Calibri" w:hAnsi="Calibri" w:eastAsia="Calibri"/>
+                <w:b w:val="0"/>
+                <w:color w:val="4A4A4A"/>
+                <w:sz w:val="18"/>
+              </w:rPr>
+              <w:t>Área Técnica / Engenharia</w:t>
+            </w:r>
+          </w:p>
+        </w:tc>
+      </w:tr>
+      <w:tr>
+        <w:tc>
+          <w:tcPr>
+            <w:tcW w:type="dxa" w:w="1814"/>
+            <w:vAlign w:val="center"/>
+            <w:shd w:fill="E8EEF5" w:val="clear"/>
+          </w:tcPr>
+          <w:p>
+            <w:r/>
+            <w:r>
+              <w:rPr>
+                <w:rFonts w:ascii="Calibri" w:hAnsi="Calibri" w:eastAsia="Calibri"/>
+                <w:b/>
+                <w:color w:val="0F2C59"/>
+                <w:sz w:val="18"/>
+              </w:rPr>
+              <w:t>O que mostra</w:t>
+            </w:r>
+          </w:p>
+        </w:tc>
+        <w:tc>
+          <w:tcPr>
+            <w:tcW w:type="dxa" w:w="7824"/>
+            <w:vAlign w:val="center"/>
+          </w:tcPr>
+          <w:p>
+            <w:r/>
+            <w:r>
+              <w:rPr>
+                <w:rFonts w:ascii="Calibri" w:hAnsi="Calibri" w:eastAsia="Calibri"/>
+                <w:b w:val="0"/>
+                <w:color w:val="4A4A4A"/>
+                <w:sz w:val="18"/>
+              </w:rPr>
+              <w:t>CPU 100% · Padrão repetido TCL006/TCL007</w:t>
+            </w:r>
+          </w:p>
+        </w:tc>
+      </w:tr>
+    </w:tbl>
+    <w:tbl>
+      <w:tblPr>
+        <w:tblW w:type="auto" w:w="0"/>
+        <w:tblLook w:firstColumn="1" w:firstRow="1" w:lastColumn="0" w:lastRow="0" w:noHBand="0" w:noVBand="1" w:val="04A0"/>
+        <w:tblBorders>
+          <w:top w:val="single" w:sz="8" w:color="C5D0DC"/>
+          <w:left w:val="single" w:sz="8" w:color="C5D0DC"/>
+          <w:bottom w:val="single" w:sz="8" w:color="C5D0DC"/>
+          <w:right w:val="single" w:sz="8" w:color="C5D0DC"/>
+          <w:insideH w:val="single" w:sz="8" w:color="C5D0DC"/>
+          <w:insideV w:val="single" w:sz="8" w:color="C5D0DC"/>
+        </w:tblBorders>
+      </w:tblPr>
+      <w:tblGrid>
+        <w:gridCol w:w="9866"/>
+      </w:tblGrid>
+      <w:tr>
+        <w:tc>
+          <w:tcPr>
+            <w:tcW w:type="dxa" w:w="9866"/>
+            <w:shd w:fill="F7F9FC" w:val="clear"/>
           </w:tcPr>
           <w:p>
             <w:pPr>
@@ -3204,54 +3275,58 @@
               <w:rPr>
                 <w:rFonts w:ascii="Calibri" w:hAnsi="Calibri" w:eastAsia="Calibri"/>
                 <w:b/>
-                <w:color w:val="595959"/>
-                <w:sz w:val="22"/>
+                <w:color w:val="6B7C8F"/>
+                <w:sz w:val="20"/>
               </w:rPr>
               <w:br/>
-              <w:br/>
-              <w:t>[ COLE A IMAGEM AQUI ]</w:t>
-              <w:br/>
-              <w:t>Evidência 08 — htop TCL007</w:t>
-              <w:br/>
+              <w:t>📷  Cole aqui a imagem — 08 htop TCL007</w:t>
               <w:br/>
             </w:r>
           </w:p>
-          <w:p/>
-          <w:p/>
+          <w:p>
+            <w:pPr>
+              <w:jc w:val="center"/>
+            </w:pPr>
+            <w:r>
+              <w:rPr>
+                <w:rFonts w:ascii="Calibri" w:hAnsi="Calibri" w:eastAsia="Calibri"/>
+                <w:b w:val="0"/>
+                <w:color w:val="9AA5B1"/>
+                <w:sz w:val="16"/>
+              </w:rPr>
+              <w:t>(espaço reservado para evidência fotográfica / print)</w:t>
+              <w:br/>
+            </w:r>
+          </w:p>
         </w:tc>
       </w:tr>
     </w:tbl>
-    <w:p/>
     <w:p>
       <w:pPr>
-        <w:pStyle w:val="Heading1"/>
+        <w:spacing w:after="200"/>
       </w:pPr>
-      <w:r>
-        <w:rPr>
-          <w:rFonts w:ascii="Calibri" w:hAnsi="Calibri" w:eastAsia="Calibri"/>
-          <w:b/>
-          <w:sz w:val="30"/>
-        </w:rPr>
-        <w:t>4. Síntese para decisão gerencial</w:t>
-      </w:r>
     </w:p>
     <w:tbl>
       <w:tblPr>
-        <w:tblStyle w:val="TableGrid"/>
         <w:tblW w:type="auto" w:w="0"/>
-        <w:jc w:val="center"/>
+        <w:tblLayout w:type="autofit"/>
         <w:tblLook w:firstColumn="1" w:firstRow="1" w:lastColumn="0" w:lastRow="0" w:noHBand="0" w:noVBand="1" w:val="04A0"/>
       </w:tblPr>
       <w:tblGrid>
-        <w:gridCol w:w="3324"/>
-        <w:gridCol w:w="3324"/>
-        <w:gridCol w:w="3324"/>
+        <w:gridCol w:w="9866"/>
       </w:tblGrid>
       <w:tr>
         <w:tc>
           <w:tcPr>
-            <w:tcW w:type="dxa" w:w="3324"/>
-            <w:shd w:fill="1F4E79" w:val="clear"/>
+            <w:tcW w:type="dxa" w:w="9866"/>
+            <w:shd w:fill="0F2C59" w:val="clear"/>
+            <w:vAlign w:val="center"/>
+            <w:tcBorders>
+              <w:top w:val="nil" w:sz="0" w:color="0F2C59"/>
+              <w:left w:val="nil" w:sz="0" w:color="0F2C59"/>
+              <w:bottom w:val="nil" w:sz="0" w:color="0F2C59"/>
+              <w:right w:val="nil" w:sz="0" w:color="0F2C59"/>
+            </w:tcBorders>
           </w:tcPr>
           <w:p>
             <w:r/>
@@ -3260,18 +3335,70 @@
                 <w:rFonts w:ascii="Calibri" w:hAnsi="Calibri" w:eastAsia="Calibri"/>
                 <w:b/>
                 <w:color w:val="FFFFFF"/>
+                <w:sz w:val="24"/>
+              </w:rPr>
+              <w:t xml:space="preserve">  Síntese para decisão</w:t>
+            </w:r>
+          </w:p>
+        </w:tc>
+      </w:tr>
+    </w:tbl>
+    <w:p>
+      <w:pPr>
+        <w:spacing w:before="40" w:after="80"/>
+      </w:pPr>
+    </w:p>
+    <w:tbl>
+      <w:tblPr>
+        <w:tblW w:type="auto" w:w="0"/>
+        <w:tblLook w:firstColumn="1" w:firstRow="1" w:lastColumn="0" w:lastRow="0" w:noHBand="0" w:noVBand="1" w:val="04A0"/>
+        <w:tblBorders>
+          <w:top w:val="single" w:sz="4" w:color="D0D7DE"/>
+          <w:left w:val="single" w:sz="4" w:color="D0D7DE"/>
+          <w:bottom w:val="single" w:sz="4" w:color="D0D7DE"/>
+          <w:right w:val="single" w:sz="4" w:color="D0D7DE"/>
+          <w:insideH w:val="single" w:sz="4" w:color="D0D7DE"/>
+          <w:insideV w:val="single" w:sz="4" w:color="D0D7DE"/>
+        </w:tblBorders>
+      </w:tblPr>
+      <w:tblGrid>
+        <w:gridCol w:w="3289"/>
+        <w:gridCol w:w="3289"/>
+        <w:gridCol w:w="3289"/>
+      </w:tblGrid>
+      <w:tr>
+        <w:tc>
+          <w:tcPr>
+            <w:tcW w:type="dxa" w:w="3289"/>
+            <w:vAlign w:val="center"/>
+            <w:shd w:fill="0F2C59" w:val="clear"/>
+          </w:tcPr>
+          <w:p>
+            <w:pPr>
+              <w:jc w:val="center"/>
+            </w:pPr>
+            <w:r/>
+            <w:r>
+              <w:rPr>
+                <w:rFonts w:ascii="Calibri" w:hAnsi="Calibri" w:eastAsia="Calibri"/>
+                <w:b/>
+                <w:color w:val="FFFFFF"/>
                 <w:sz w:val="18"/>
               </w:rPr>
-              <w:t>Grupo de ofensor</w:t>
+              <w:t>Grupo</w:t>
             </w:r>
           </w:p>
         </w:tc>
         <w:tc>
           <w:tcPr>
-            <w:tcW w:type="dxa" w:w="3324"/>
-            <w:shd w:fill="1F4E79" w:val="clear"/>
+            <w:tcW w:type="dxa" w:w="3289"/>
+            <w:vAlign w:val="center"/>
+            <w:shd w:fill="0F2C59" w:val="clear"/>
           </w:tcPr>
           <w:p>
+            <w:pPr>
+              <w:jc w:val="center"/>
+            </w:pPr>
             <w:r/>
             <w:r>
               <w:rPr>
@@ -3286,8 +3413,357 @@
         </w:tc>
         <w:tc>
           <w:tcPr>
-            <w:tcW w:type="dxa" w:w="3324"/>
-            <w:shd w:fill="1F4E79" w:val="clear"/>
+            <w:tcW w:type="dxa" w:w="3289"/>
+            <w:vAlign w:val="center"/>
+            <w:shd w:fill="0F2C59" w:val="clear"/>
+          </w:tcPr>
+          <w:p>
+            <w:pPr>
+              <w:jc w:val="center"/>
+            </w:pPr>
+            <w:r/>
+            <w:r>
+              <w:rPr>
+                <w:rFonts w:ascii="Calibri" w:hAnsi="Calibri" w:eastAsia="Calibri"/>
+                <w:b/>
+                <w:color w:val="FFFFFF"/>
+                <w:sz w:val="18"/>
+              </w:rPr>
+              <w:t>Decisão</w:t>
+            </w:r>
+          </w:p>
+        </w:tc>
+      </w:tr>
+      <w:tr>
+        <w:tc>
+          <w:tcPr>
+            <w:tcW w:type="dxa" w:w="3289"/>
+            <w:vAlign w:val="center"/>
+            <w:shd w:fill="F7F9FC" w:val="clear"/>
+          </w:tcPr>
+          <w:p>
+            <w:pPr>
+              <w:jc w:val="center"/>
+            </w:pPr>
+            <w:r/>
+            <w:r>
+              <w:rPr>
+                <w:rFonts w:ascii="Calibri" w:hAnsi="Calibri" w:eastAsia="Calibri"/>
+                <w:b w:val="0"/>
+                <w:color w:val="4A4A4A"/>
+                <w:sz w:val="18"/>
+              </w:rPr>
+              <w:t>Conexão física / cabeamento</w:t>
+            </w:r>
+          </w:p>
+        </w:tc>
+        <w:tc>
+          <w:tcPr>
+            <w:tcW w:type="dxa" w:w="3289"/>
+            <w:vAlign w:val="center"/>
+            <w:shd w:fill="F7F9FC" w:val="clear"/>
+          </w:tcPr>
+          <w:p>
+            <w:r/>
+            <w:r>
+              <w:rPr>
+                <w:rFonts w:ascii="Calibri" w:hAnsi="Calibri" w:eastAsia="Calibri"/>
+                <w:b w:val="0"/>
+                <w:color w:val="4A4A4A"/>
+                <w:sz w:val="18"/>
+              </w:rPr>
+              <w:t>01 · 02 · 03</w:t>
+            </w:r>
+          </w:p>
+        </w:tc>
+        <w:tc>
+          <w:tcPr>
+            <w:tcW w:type="dxa" w:w="3289"/>
+            <w:vAlign w:val="center"/>
+            <w:shd w:fill="F7F9FC" w:val="clear"/>
+          </w:tcPr>
+          <w:p>
+            <w:r/>
+            <w:r>
+              <w:rPr>
+                <w:rFonts w:ascii="Calibri" w:hAnsi="Calibri" w:eastAsia="Calibri"/>
+                <w:b w:val="0"/>
+                <w:color w:val="4A4A4A"/>
+                <w:sz w:val="18"/>
+              </w:rPr>
+              <w:t>Padronizar e substituir cabos/conectores</w:t>
+            </w:r>
+          </w:p>
+        </w:tc>
+      </w:tr>
+      <w:tr>
+        <w:tc>
+          <w:tcPr>
+            <w:tcW w:type="dxa" w:w="3289"/>
+            <w:vAlign w:val="center"/>
+            <w:shd w:fill="FFFFFF" w:val="clear"/>
+          </w:tcPr>
+          <w:p>
+            <w:pPr>
+              <w:jc w:val="center"/>
+            </w:pPr>
+            <w:r/>
+            <w:r>
+              <w:rPr>
+                <w:rFonts w:ascii="Calibri" w:hAnsi="Calibri" w:eastAsia="Calibri"/>
+                <w:b w:val="0"/>
+                <w:color w:val="4A4A4A"/>
+                <w:sz w:val="18"/>
+              </w:rPr>
+              <w:t>Disciplina de instalação</w:t>
+            </w:r>
+          </w:p>
+        </w:tc>
+        <w:tc>
+          <w:tcPr>
+            <w:tcW w:type="dxa" w:w="3289"/>
+            <w:vAlign w:val="center"/>
+            <w:shd w:fill="FFFFFF" w:val="clear"/>
+          </w:tcPr>
+          <w:p>
+            <w:r/>
+            <w:r>
+              <w:rPr>
+                <w:rFonts w:ascii="Calibri" w:hAnsi="Calibri" w:eastAsia="Calibri"/>
+                <w:b w:val="0"/>
+                <w:color w:val="4A4A4A"/>
+                <w:sz w:val="18"/>
+              </w:rPr>
+              <w:t>04</w:t>
+            </w:r>
+          </w:p>
+        </w:tc>
+        <w:tc>
+          <w:tcPr>
+            <w:tcW w:type="dxa" w:w="3289"/>
+            <w:vAlign w:val="center"/>
+            <w:shd w:fill="FFFFFF" w:val="clear"/>
+          </w:tcPr>
+          <w:p>
+            <w:r/>
+            <w:r>
+              <w:rPr>
+                <w:rFonts w:ascii="Calibri" w:hAnsi="Calibri" w:eastAsia="Calibri"/>
+                <w:b w:val="0"/>
+                <w:color w:val="4A4A4A"/>
+                <w:sz w:val="18"/>
+              </w:rPr>
+              <w:t>Fixar RASPs e eliminar improvisos</w:t>
+            </w:r>
+          </w:p>
+        </w:tc>
+      </w:tr>
+      <w:tr>
+        <w:tc>
+          <w:tcPr>
+            <w:tcW w:type="dxa" w:w="3289"/>
+            <w:vAlign w:val="center"/>
+            <w:shd w:fill="F7F9FC" w:val="clear"/>
+          </w:tcPr>
+          <w:p>
+            <w:pPr>
+              <w:jc w:val="center"/>
+            </w:pPr>
+            <w:r/>
+            <w:r>
+              <w:rPr>
+                <w:rFonts w:ascii="Calibri" w:hAnsi="Calibri" w:eastAsia="Calibri"/>
+                <w:b w:val="0"/>
+                <w:color w:val="4A4A4A"/>
+                <w:sz w:val="18"/>
+              </w:rPr>
+              <w:t>Configuração de roteiro</w:t>
+            </w:r>
+          </w:p>
+        </w:tc>
+        <w:tc>
+          <w:tcPr>
+            <w:tcW w:type="dxa" w:w="3289"/>
+            <w:vAlign w:val="center"/>
+            <w:shd w:fill="F7F9FC" w:val="clear"/>
+          </w:tcPr>
+          <w:p>
+            <w:r/>
+            <w:r>
+              <w:rPr>
+                <w:rFonts w:ascii="Calibri" w:hAnsi="Calibri" w:eastAsia="Calibri"/>
+                <w:b w:val="0"/>
+                <w:color w:val="4A4A4A"/>
+                <w:sz w:val="18"/>
+              </w:rPr>
+              <w:t>05 · 06</w:t>
+            </w:r>
+          </w:p>
+        </w:tc>
+        <w:tc>
+          <w:tcPr>
+            <w:tcW w:type="dxa" w:w="3289"/>
+            <w:vAlign w:val="center"/>
+            <w:shd w:fill="F7F9FC" w:val="clear"/>
+          </w:tcPr>
+          <w:p>
+            <w:r/>
+            <w:r>
+              <w:rPr>
+                <w:rFonts w:ascii="Calibri" w:hAnsi="Calibri" w:eastAsia="Calibri"/>
+                <w:b w:val="0"/>
+                <w:color w:val="4A4A4A"/>
+                <w:sz w:val="18"/>
+              </w:rPr>
+              <w:t>Liberação com checklist e dupla verificação</w:t>
+            </w:r>
+          </w:p>
+        </w:tc>
+      </w:tr>
+      <w:tr>
+        <w:tc>
+          <w:tcPr>
+            <w:tcW w:type="dxa" w:w="3289"/>
+            <w:vAlign w:val="center"/>
+            <w:shd w:fill="FFFFFF" w:val="clear"/>
+          </w:tcPr>
+          <w:p>
+            <w:pPr>
+              <w:jc w:val="center"/>
+            </w:pPr>
+            <w:r/>
+            <w:r>
+              <w:rPr>
+                <w:rFonts w:ascii="Calibri" w:hAnsi="Calibri" w:eastAsia="Calibri"/>
+                <w:b w:val="0"/>
+                <w:color w:val="4A4A4A"/>
+                <w:sz w:val="18"/>
+              </w:rPr>
+              <w:t>Desempenho de RASP</w:t>
+            </w:r>
+          </w:p>
+        </w:tc>
+        <w:tc>
+          <w:tcPr>
+            <w:tcW w:type="dxa" w:w="3289"/>
+            <w:vAlign w:val="center"/>
+            <w:shd w:fill="FFFFFF" w:val="clear"/>
+          </w:tcPr>
+          <w:p>
+            <w:r/>
+            <w:r>
+              <w:rPr>
+                <w:rFonts w:ascii="Calibri" w:hAnsi="Calibri" w:eastAsia="Calibri"/>
+                <w:b w:val="0"/>
+                <w:color w:val="4A4A4A"/>
+                <w:sz w:val="18"/>
+              </w:rPr>
+              <w:t>07 · 08</w:t>
+            </w:r>
+          </w:p>
+        </w:tc>
+        <w:tc>
+          <w:tcPr>
+            <w:tcW w:type="dxa" w:w="3289"/>
+            <w:vAlign w:val="center"/>
+            <w:shd w:fill="FFFFFF" w:val="clear"/>
+          </w:tcPr>
+          <w:p>
+            <w:r/>
+            <w:r>
+              <w:rPr>
+                <w:rFonts w:ascii="Calibri" w:hAnsi="Calibri" w:eastAsia="Calibri"/>
+                <w:b w:val="0"/>
+                <w:color w:val="4A4A4A"/>
+                <w:sz w:val="18"/>
+              </w:rPr>
+              <w:t>Adequar capacidade do posto/processo</w:t>
+            </w:r>
+          </w:p>
+        </w:tc>
+      </w:tr>
+    </w:tbl>
+    <w:p>
+      <w:pPr>
+        <w:spacing w:after="120"/>
+      </w:pPr>
+    </w:p>
+    <w:tbl>
+      <w:tblPr>
+        <w:tblW w:type="auto" w:w="0"/>
+        <w:tblLook w:firstColumn="1" w:firstRow="1" w:lastColumn="0" w:lastRow="0" w:noHBand="0" w:noVBand="1" w:val="04A0"/>
+        <w:tblBorders>
+          <w:top w:val="single" w:sz="12" w:color="0F2C59"/>
+          <w:left w:val="single" w:sz="12" w:color="0F2C59"/>
+          <w:bottom w:val="single" w:sz="12" w:color="0F2C59"/>
+          <w:right w:val="single" w:sz="12" w:color="0F2C59"/>
+          <w:insideH w:val="single" w:sz="12" w:color="0F2C59"/>
+          <w:insideV w:val="single" w:sz="12" w:color="0F2C59"/>
+        </w:tblBorders>
+      </w:tblPr>
+      <w:tblGrid>
+        <w:gridCol w:w="9866"/>
+      </w:tblGrid>
+      <w:tr>
+        <w:tc>
+          <w:tcPr>
+            <w:tcW w:type="dxa" w:w="9866"/>
+            <w:shd w:fill="0F2C59" w:val="clear"/>
+          </w:tcPr>
+          <w:p>
+            <w:pPr>
+              <w:jc w:val="center"/>
+            </w:pPr>
+            <w:r/>
+            <w:r>
+              <w:rPr>
+                <w:rFonts w:ascii="Calibri" w:hAnsi="Calibri" w:eastAsia="Calibri"/>
+                <w:b/>
+                <w:color w:val="FFFFFF"/>
+                <w:sz w:val="22"/>
+              </w:rPr>
+              <w:t>Evidência confirma: causa raiz em posto, cabeamento e configuração.</w:t>
+              <w:br/>
+            </w:r>
+            <w:r>
+              <w:rPr>
+                <w:rFonts w:ascii="Calibri" w:hAnsi="Calibri" w:eastAsia="Calibri"/>
+                <w:b w:val="0"/>
+                <w:color w:val="9BC9E0"/>
+                <w:sz w:val="18"/>
+              </w:rPr>
+              <w:t>TI diagnostica e capacita  ·  Engenharia e Área Técnica corrigem na origem</w:t>
+            </w:r>
+          </w:p>
+        </w:tc>
+      </w:tr>
+    </w:tbl>
+    <w:p>
+      <w:pPr>
+        <w:spacing w:after="160"/>
+      </w:pPr>
+    </w:p>
+    <w:tbl>
+      <w:tblPr>
+        <w:tblW w:type="auto" w:w="0"/>
+        <w:tblLayout w:type="autofit"/>
+        <w:tblLook w:firstColumn="1" w:firstRow="1" w:lastColumn="0" w:lastRow="0" w:noHBand="0" w:noVBand="1" w:val="04A0"/>
+      </w:tblPr>
+      <w:tblGrid>
+        <w:gridCol w:w="9866"/>
+      </w:tblGrid>
+      <w:tr>
+        <w:tc>
+          <w:tcPr>
+            <w:tcW w:type="dxa" w:w="9866"/>
+            <w:shd w:fill="0F2C59" w:val="clear"/>
+            <w:vAlign w:val="center"/>
+            <w:tcBorders>
+              <w:top w:val="nil" w:sz="0" w:color="0F2C59"/>
+              <w:left w:val="nil" w:sz="0" w:color="0F2C59"/>
+              <w:bottom w:val="nil" w:sz="0" w:color="0F2C59"/>
+              <w:right w:val="nil" w:sz="0" w:color="0F2C59"/>
+            </w:tcBorders>
           </w:tcPr>
           <w:p>
             <w:r/>
@@ -3296,274 +3772,49 @@
                 <w:rFonts w:ascii="Calibri" w:hAnsi="Calibri" w:eastAsia="Calibri"/>
                 <w:b/>
                 <w:color w:val="FFFFFF"/>
-                <w:sz w:val="18"/>
+                <w:sz w:val="24"/>
               </w:rPr>
-              <w:t>Decisão necessária</w:t>
-            </w:r>
-          </w:p>
-        </w:tc>
-      </w:tr>
-      <w:tr>
-        <w:tc>
-          <w:tcPr>
-            <w:tcW w:type="dxa" w:w="3324"/>
-          </w:tcPr>
-          <w:p>
-            <w:r/>
-            <w:r>
-              <w:rPr>
-                <w:rFonts w:ascii="Calibri" w:hAnsi="Calibri" w:eastAsia="Calibri"/>
-                <w:b w:val="0"/>
-                <w:sz w:val="18"/>
-              </w:rPr>
-              <w:t>Conexão física / cabeamento</w:t>
-            </w:r>
-          </w:p>
-        </w:tc>
-        <w:tc>
-          <w:tcPr>
-            <w:tcW w:type="dxa" w:w="3324"/>
-          </w:tcPr>
-          <w:p>
-            <w:r/>
-            <w:r>
-              <w:rPr>
-                <w:rFonts w:ascii="Calibri" w:hAnsi="Calibri" w:eastAsia="Calibri"/>
-                <w:b w:val="0"/>
-                <w:sz w:val="18"/>
-              </w:rPr>
-              <w:t>1, 2, 3</w:t>
-            </w:r>
-          </w:p>
-        </w:tc>
-        <w:tc>
-          <w:tcPr>
-            <w:tcW w:type="dxa" w:w="3324"/>
-          </w:tcPr>
-          <w:p>
-            <w:r/>
-            <w:r>
-              <w:rPr>
-                <w:rFonts w:ascii="Calibri" w:hAnsi="Calibri" w:eastAsia="Calibri"/>
-                <w:b w:val="0"/>
-                <w:sz w:val="18"/>
-              </w:rPr>
-              <w:t>Padronizar cabo/conectores e substituir itens degradados</w:t>
-            </w:r>
-          </w:p>
-        </w:tc>
-      </w:tr>
-      <w:tr>
-        <w:tc>
-          <w:tcPr>
-            <w:tcW w:type="dxa" w:w="3324"/>
-          </w:tcPr>
-          <w:p>
-            <w:r/>
-            <w:r>
-              <w:rPr>
-                <w:rFonts w:ascii="Calibri" w:hAnsi="Calibri" w:eastAsia="Calibri"/>
-                <w:b w:val="0"/>
-                <w:sz w:val="18"/>
-              </w:rPr>
-              <w:t>Disciplina de instalação do posto</w:t>
-            </w:r>
-          </w:p>
-        </w:tc>
-        <w:tc>
-          <w:tcPr>
-            <w:tcW w:type="dxa" w:w="3324"/>
-          </w:tcPr>
-          <w:p>
-            <w:r/>
-            <w:r>
-              <w:rPr>
-                <w:rFonts w:ascii="Calibri" w:hAnsi="Calibri" w:eastAsia="Calibri"/>
-                <w:b w:val="0"/>
-                <w:sz w:val="18"/>
-              </w:rPr>
-              <w:t>4</w:t>
-            </w:r>
-          </w:p>
-        </w:tc>
-        <w:tc>
-          <w:tcPr>
-            <w:tcW w:type="dxa" w:w="3324"/>
-          </w:tcPr>
-          <w:p>
-            <w:r/>
-            <w:r>
-              <w:rPr>
-                <w:rFonts w:ascii="Calibri" w:hAnsi="Calibri" w:eastAsia="Calibri"/>
-                <w:b w:val="0"/>
-                <w:sz w:val="18"/>
-              </w:rPr>
-              <w:t>Fixar RASPs e organizar cabeamento (fim de improvisos)</w:t>
-            </w:r>
-          </w:p>
-        </w:tc>
-      </w:tr>
-      <w:tr>
-        <w:tc>
-          <w:tcPr>
-            <w:tcW w:type="dxa" w:w="3324"/>
-          </w:tcPr>
-          <w:p>
-            <w:r/>
-            <w:r>
-              <w:rPr>
-                <w:rFonts w:ascii="Calibri" w:hAnsi="Calibri" w:eastAsia="Calibri"/>
-                <w:b w:val="0"/>
-                <w:sz w:val="18"/>
-              </w:rPr>
-              <w:t>Configuração de roteiro/modelo</w:t>
-            </w:r>
-          </w:p>
-        </w:tc>
-        <w:tc>
-          <w:tcPr>
-            <w:tcW w:type="dxa" w:w="3324"/>
-          </w:tcPr>
-          <w:p>
-            <w:r/>
-            <w:r>
-              <w:rPr>
-                <w:rFonts w:ascii="Calibri" w:hAnsi="Calibri" w:eastAsia="Calibri"/>
-                <w:b w:val="0"/>
-                <w:sz w:val="18"/>
-              </w:rPr>
-              <w:t>5, 6</w:t>
-            </w:r>
-          </w:p>
-        </w:tc>
-        <w:tc>
-          <w:tcPr>
-            <w:tcW w:type="dxa" w:w="3324"/>
-          </w:tcPr>
-          <w:p>
-            <w:r/>
-            <w:r>
-              <w:rPr>
-                <w:rFonts w:ascii="Calibri" w:hAnsi="Calibri" w:eastAsia="Calibri"/>
-                <w:b w:val="0"/>
-                <w:sz w:val="18"/>
-              </w:rPr>
-              <w:t>Controle de liberação + dupla verificação antes de produzir</w:t>
-            </w:r>
-          </w:p>
-        </w:tc>
-      </w:tr>
-      <w:tr>
-        <w:tc>
-          <w:tcPr>
-            <w:tcW w:type="dxa" w:w="3324"/>
-          </w:tcPr>
-          <w:p>
-            <w:r/>
-            <w:r>
-              <w:rPr>
-                <w:rFonts w:ascii="Calibri" w:hAnsi="Calibri" w:eastAsia="Calibri"/>
-                <w:b w:val="0"/>
-                <w:sz w:val="18"/>
-              </w:rPr>
-              <w:t>Desempenho de RASP (CPU saturada)</w:t>
-            </w:r>
-          </w:p>
-        </w:tc>
-        <w:tc>
-          <w:tcPr>
-            <w:tcW w:type="dxa" w:w="3324"/>
-          </w:tcPr>
-          <w:p>
-            <w:r/>
-            <w:r>
-              <w:rPr>
-                <w:rFonts w:ascii="Calibri" w:hAnsi="Calibri" w:eastAsia="Calibri"/>
-                <w:b w:val="0"/>
-                <w:sz w:val="18"/>
-              </w:rPr>
-              <w:t>7, 8</w:t>
-            </w:r>
-          </w:p>
-        </w:tc>
-        <w:tc>
-          <w:tcPr>
-            <w:tcW w:type="dxa" w:w="3324"/>
-          </w:tcPr>
-          <w:p>
-            <w:r/>
-            <w:r>
-              <w:rPr>
-                <w:rFonts w:ascii="Calibri" w:hAnsi="Calibri" w:eastAsia="Calibri"/>
-                <w:b w:val="0"/>
-                <w:sz w:val="18"/>
-              </w:rPr>
-              <w:t>Adequar posto/processo e plano de capacidade</w:t>
+              <w:t xml:space="preserve">  Aprovações</w:t>
             </w:r>
           </w:p>
         </w:tc>
       </w:tr>
     </w:tbl>
-    <w:p/>
     <w:p>
       <w:pPr>
-        <w:pStyle w:val="Heading1"/>
+        <w:spacing w:before="40" w:after="80"/>
       </w:pPr>
-      <w:r>
-        <w:rPr>
-          <w:rFonts w:ascii="Calibri" w:hAnsi="Calibri" w:eastAsia="Calibri"/>
-          <w:b/>
-          <w:sz w:val="30"/>
-        </w:rPr>
-        <w:t>5. Conclusão do anexo</w:t>
-      </w:r>
-    </w:p>
-    <w:p>
-      <w:pPr>
-        <w:spacing w:after="120"/>
-      </w:pPr>
-      <w:r>
-        <w:rPr>
-          <w:rFonts w:ascii="Calibri" w:hAnsi="Calibri" w:eastAsia="Calibri"/>
-          <w:b w:val="0"/>
-          <w:sz w:val="22"/>
-        </w:rPr>
-        <w:t>As evidências confirmam o posicionamento estratégico: a lentidão tem causa raiz visível em posto, cabeamento e configuração. A TI apoia com diagnóstico e capacitação (IP de RAP + Filebeat), mas a correção definitiva depende de decisão e execução da Engenharia e da Área Técnica.</w:t>
-      </w:r>
-    </w:p>
-    <w:p>
-      <w:pPr>
-        <w:pStyle w:val="Heading1"/>
-      </w:pPr>
-      <w:r>
-        <w:rPr>
-          <w:rFonts w:ascii="Calibri" w:hAnsi="Calibri" w:eastAsia="Calibri"/>
-          <w:b/>
-          <w:sz w:val="30"/>
-        </w:rPr>
-        <w:t>6. Aprovações</w:t>
-      </w:r>
     </w:p>
     <w:tbl>
       <w:tblPr>
-        <w:tblStyle w:val="TableGrid"/>
         <w:tblW w:type="auto" w:w="0"/>
-        <w:jc w:val="center"/>
         <w:tblLook w:firstColumn="1" w:firstRow="1" w:lastColumn="0" w:lastRow="0" w:noHBand="0" w:noVBand="1" w:val="04A0"/>
+        <w:tblBorders>
+          <w:top w:val="single" w:sz="4" w:color="D0D7DE"/>
+          <w:left w:val="single" w:sz="4" w:color="D0D7DE"/>
+          <w:bottom w:val="single" w:sz="4" w:color="D0D7DE"/>
+          <w:right w:val="single" w:sz="4" w:color="D0D7DE"/>
+          <w:insideH w:val="single" w:sz="4" w:color="D0D7DE"/>
+          <w:insideV w:val="single" w:sz="4" w:color="D0D7DE"/>
+        </w:tblBorders>
       </w:tblPr>
       <w:tblGrid>
-        <w:gridCol w:w="2493"/>
-        <w:gridCol w:w="2493"/>
-        <w:gridCol w:w="2493"/>
-        <w:gridCol w:w="2493"/>
+        <w:gridCol w:w="2466"/>
+        <w:gridCol w:w="2466"/>
+        <w:gridCol w:w="2466"/>
+        <w:gridCol w:w="2466"/>
       </w:tblGrid>
       <w:tr>
         <w:tc>
           <w:tcPr>
-            <w:tcW w:type="dxa" w:w="2493"/>
-            <w:shd w:fill="1F4E79" w:val="clear"/>
+            <w:tcW w:type="dxa" w:w="2466"/>
+            <w:vAlign w:val="center"/>
+            <w:shd w:fill="0F2C59" w:val="clear"/>
           </w:tcPr>
           <w:p>
+            <w:pPr>
+              <w:jc w:val="center"/>
+            </w:pPr>
             <w:r/>
             <w:r>
               <w:rPr>
@@ -3578,10 +3829,14 @@
         </w:tc>
         <w:tc>
           <w:tcPr>
-            <w:tcW w:type="dxa" w:w="2493"/>
-            <w:shd w:fill="1F4E79" w:val="clear"/>
+            <w:tcW w:type="dxa" w:w="2466"/>
+            <w:vAlign w:val="center"/>
+            <w:shd w:fill="0F2C59" w:val="clear"/>
           </w:tcPr>
           <w:p>
+            <w:pPr>
+              <w:jc w:val="center"/>
+            </w:pPr>
             <w:r/>
             <w:r>
               <w:rPr>
@@ -3596,10 +3851,14 @@
         </w:tc>
         <w:tc>
           <w:tcPr>
-            <w:tcW w:type="dxa" w:w="2493"/>
-            <w:shd w:fill="1F4E79" w:val="clear"/>
+            <w:tcW w:type="dxa" w:w="2466"/>
+            <w:vAlign w:val="center"/>
+            <w:shd w:fill="0F2C59" w:val="clear"/>
           </w:tcPr>
           <w:p>
+            <w:pPr>
+              <w:jc w:val="center"/>
+            </w:pPr>
             <w:r/>
             <w:r>
               <w:rPr>
@@ -3614,10 +3873,14 @@
         </w:tc>
         <w:tc>
           <w:tcPr>
-            <w:tcW w:type="dxa" w:w="2493"/>
-            <w:shd w:fill="1F4E79" w:val="clear"/>
+            <w:tcW w:type="dxa" w:w="2466"/>
+            <w:vAlign w:val="center"/>
+            <w:shd w:fill="0F2C59" w:val="clear"/>
           </w:tcPr>
           <w:p>
+            <w:pPr>
+              <w:jc w:val="center"/>
+            </w:pPr>
             <w:r/>
             <w:r>
               <w:rPr>
@@ -3634,14 +3897,20 @@
       <w:tr>
         <w:tc>
           <w:tcPr>
-            <w:tcW w:type="dxa" w:w="2493"/>
+            <w:tcW w:type="dxa" w:w="2466"/>
+            <w:vAlign w:val="center"/>
+            <w:shd w:fill="F7F9FC" w:val="clear"/>
           </w:tcPr>
           <w:p>
+            <w:pPr>
+              <w:jc w:val="center"/>
+            </w:pPr>
             <w:r/>
             <w:r>
               <w:rPr>
                 <w:rFonts w:ascii="Calibri" w:hAnsi="Calibri" w:eastAsia="Calibri"/>
                 <w:b w:val="0"/>
+                <w:color w:val="4A4A4A"/>
                 <w:sz w:val="18"/>
               </w:rPr>
               <w:t>TI</w:t>
@@ -3650,7 +3919,9 @@
         </w:tc>
         <w:tc>
           <w:tcPr>
-            <w:tcW w:type="dxa" w:w="2493"/>
+            <w:tcW w:type="dxa" w:w="2466"/>
+            <w:vAlign w:val="center"/>
+            <w:shd w:fill="F7F9FC" w:val="clear"/>
           </w:tcPr>
           <w:p>
             <w:r/>
@@ -3658,6 +3929,7 @@
               <w:rPr>
                 <w:rFonts w:ascii="Calibri" w:hAnsi="Calibri" w:eastAsia="Calibri"/>
                 <w:b w:val="0"/>
+                <w:color w:val="4A4A4A"/>
                 <w:sz w:val="18"/>
               </w:rPr>
             </w:r>
@@ -3665,7 +3937,9 @@
         </w:tc>
         <w:tc>
           <w:tcPr>
-            <w:tcW w:type="dxa" w:w="2493"/>
+            <w:tcW w:type="dxa" w:w="2466"/>
+            <w:vAlign w:val="center"/>
+            <w:shd w:fill="F7F9FC" w:val="clear"/>
           </w:tcPr>
           <w:p>
             <w:r/>
@@ -3673,6 +3947,7 @@
               <w:rPr>
                 <w:rFonts w:ascii="Calibri" w:hAnsi="Calibri" w:eastAsia="Calibri"/>
                 <w:b w:val="0"/>
+                <w:color w:val="4A4A4A"/>
                 <w:sz w:val="18"/>
               </w:rPr>
             </w:r>
@@ -3680,7 +3955,9 @@
         </w:tc>
         <w:tc>
           <w:tcPr>
-            <w:tcW w:type="dxa" w:w="2493"/>
+            <w:tcW w:type="dxa" w:w="2466"/>
+            <w:vAlign w:val="center"/>
+            <w:shd w:fill="F7F9FC" w:val="clear"/>
           </w:tcPr>
           <w:p>
             <w:r/>
@@ -3688,6 +3965,7 @@
               <w:rPr>
                 <w:rFonts w:ascii="Calibri" w:hAnsi="Calibri" w:eastAsia="Calibri"/>
                 <w:b w:val="0"/>
+                <w:color w:val="4A4A4A"/>
                 <w:sz w:val="18"/>
               </w:rPr>
               <w:t>__/__/____</w:t>
@@ -3698,14 +3976,20 @@
       <w:tr>
         <w:tc>
           <w:tcPr>
-            <w:tcW w:type="dxa" w:w="2493"/>
+            <w:tcW w:type="dxa" w:w="2466"/>
+            <w:vAlign w:val="center"/>
+            <w:shd w:fill="FFFFFF" w:val="clear"/>
           </w:tcPr>
           <w:p>
+            <w:pPr>
+              <w:jc w:val="center"/>
+            </w:pPr>
             <w:r/>
             <w:r>
               <w:rPr>
                 <w:rFonts w:ascii="Calibri" w:hAnsi="Calibri" w:eastAsia="Calibri"/>
                 <w:b w:val="0"/>
+                <w:color w:val="4A4A4A"/>
                 <w:sz w:val="18"/>
               </w:rPr>
               <w:t>Área Técnica</w:t>
@@ -3714,7 +3998,9 @@
         </w:tc>
         <w:tc>
           <w:tcPr>
-            <w:tcW w:type="dxa" w:w="2493"/>
+            <w:tcW w:type="dxa" w:w="2466"/>
+            <w:vAlign w:val="center"/>
+            <w:shd w:fill="FFFFFF" w:val="clear"/>
           </w:tcPr>
           <w:p>
             <w:r/>
@@ -3722,6 +4008,7 @@
               <w:rPr>
                 <w:rFonts w:ascii="Calibri" w:hAnsi="Calibri" w:eastAsia="Calibri"/>
                 <w:b w:val="0"/>
+                <w:color w:val="4A4A4A"/>
                 <w:sz w:val="18"/>
               </w:rPr>
             </w:r>
@@ -3729,7 +4016,9 @@
         </w:tc>
         <w:tc>
           <w:tcPr>
-            <w:tcW w:type="dxa" w:w="2493"/>
+            <w:tcW w:type="dxa" w:w="2466"/>
+            <w:vAlign w:val="center"/>
+            <w:shd w:fill="FFFFFF" w:val="clear"/>
           </w:tcPr>
           <w:p>
             <w:r/>
@@ -3737,6 +4026,7 @@
               <w:rPr>
                 <w:rFonts w:ascii="Calibri" w:hAnsi="Calibri" w:eastAsia="Calibri"/>
                 <w:b w:val="0"/>
+                <w:color w:val="4A4A4A"/>
                 <w:sz w:val="18"/>
               </w:rPr>
             </w:r>
@@ -3744,7 +4034,9 @@
         </w:tc>
         <w:tc>
           <w:tcPr>
-            <w:tcW w:type="dxa" w:w="2493"/>
+            <w:tcW w:type="dxa" w:w="2466"/>
+            <w:vAlign w:val="center"/>
+            <w:shd w:fill="FFFFFF" w:val="clear"/>
           </w:tcPr>
           <w:p>
             <w:r/>
@@ -3752,6 +4044,7 @@
               <w:rPr>
                 <w:rFonts w:ascii="Calibri" w:hAnsi="Calibri" w:eastAsia="Calibri"/>
                 <w:b w:val="0"/>
+                <w:color w:val="4A4A4A"/>
                 <w:sz w:val="18"/>
               </w:rPr>
               <w:t>__/__/____</w:t>
@@ -3762,14 +4055,20 @@
       <w:tr>
         <w:tc>
           <w:tcPr>
-            <w:tcW w:type="dxa" w:w="2493"/>
+            <w:tcW w:type="dxa" w:w="2466"/>
+            <w:vAlign w:val="center"/>
+            <w:shd w:fill="F7F9FC" w:val="clear"/>
           </w:tcPr>
           <w:p>
+            <w:pPr>
+              <w:jc w:val="center"/>
+            </w:pPr>
             <w:r/>
             <w:r>
               <w:rPr>
                 <w:rFonts w:ascii="Calibri" w:hAnsi="Calibri" w:eastAsia="Calibri"/>
                 <w:b w:val="0"/>
+                <w:color w:val="4A4A4A"/>
                 <w:sz w:val="18"/>
               </w:rPr>
               <w:t>Engenharia</w:t>
@@ -3778,7 +4077,9 @@
         </w:tc>
         <w:tc>
           <w:tcPr>
-            <w:tcW w:type="dxa" w:w="2493"/>
+            <w:tcW w:type="dxa" w:w="2466"/>
+            <w:vAlign w:val="center"/>
+            <w:shd w:fill="F7F9FC" w:val="clear"/>
           </w:tcPr>
           <w:p>
             <w:r/>
@@ -3786,6 +4087,7 @@
               <w:rPr>
                 <w:rFonts w:ascii="Calibri" w:hAnsi="Calibri" w:eastAsia="Calibri"/>
                 <w:b w:val="0"/>
+                <w:color w:val="4A4A4A"/>
                 <w:sz w:val="18"/>
               </w:rPr>
             </w:r>
@@ -3793,7 +4095,9 @@
         </w:tc>
         <w:tc>
           <w:tcPr>
-            <w:tcW w:type="dxa" w:w="2493"/>
+            <w:tcW w:type="dxa" w:w="2466"/>
+            <w:vAlign w:val="center"/>
+            <w:shd w:fill="F7F9FC" w:val="clear"/>
           </w:tcPr>
           <w:p>
             <w:r/>
@@ -3801,6 +4105,7 @@
               <w:rPr>
                 <w:rFonts w:ascii="Calibri" w:hAnsi="Calibri" w:eastAsia="Calibri"/>
                 <w:b w:val="0"/>
+                <w:color w:val="4A4A4A"/>
                 <w:sz w:val="18"/>
               </w:rPr>
             </w:r>
@@ -3808,7 +4113,9 @@
         </w:tc>
         <w:tc>
           <w:tcPr>
-            <w:tcW w:type="dxa" w:w="2493"/>
+            <w:tcW w:type="dxa" w:w="2466"/>
+            <w:vAlign w:val="center"/>
+            <w:shd w:fill="F7F9FC" w:val="clear"/>
           </w:tcPr>
           <w:p>
             <w:r/>
@@ -3816,6 +4123,7 @@
               <w:rPr>
                 <w:rFonts w:ascii="Calibri" w:hAnsi="Calibri" w:eastAsia="Calibri"/>
                 <w:b w:val="0"/>
+                <w:color w:val="4A4A4A"/>
                 <w:sz w:val="18"/>
               </w:rPr>
               <w:t>__/__/____</w:t>
@@ -3824,10 +4132,14 @@
         </w:tc>
       </w:tr>
     </w:tbl>
-    <w:p/>
+    <w:p>
+      <w:pPr>
+        <w:spacing w:after="120"/>
+      </w:pPr>
+    </w:p>
     <w:sectPr>
-      <w:pgSz w:w="12240" w:h="15840"/>
-      <w:pgMar w:top="907" w:right="1134" w:bottom="907" w:left="1134" w:header="720" w:footer="720" w:gutter="0"/>
+      <w:pgSz w:w="11906" w:h="16838"/>
+      <w:pgMar w:top="850" w:right="1020" w:bottom="850" w:left="1020" w:header="720" w:footer="720" w:gutter="0"/>
       <w:cols w:space="720"/>
       <w:docGrid w:linePitch="360"/>
     </w:sectPr>
